--- a/docs/Documentatie.docx
+++ b/docs/Documentatie.docx
@@ -158,6 +158,7 @@
           <w:lang w:val="en-US"/>
         </w:rPr>
       </w:pPr>
+      <w:proofErr w:type="spellStart"/>
       <w:r>
         <w:rPr>
           <w:rFonts w:asciiTheme="majorHAnsi" w:hAnsiTheme="majorHAnsi"/>
@@ -165,7 +166,17 @@
           <w:sz w:val="28"/>
           <w:lang w:val="en-US"/>
         </w:rPr>
-        <w:t>Proiect final</w:t>
+        <w:t>Proiect</w:t>
+      </w:r>
+      <w:proofErr w:type="spellEnd"/>
+      <w:r>
+        <w:rPr>
+          <w:rFonts w:asciiTheme="majorHAnsi" w:hAnsiTheme="majorHAnsi"/>
+          <w:b/>
+          <w:sz w:val="28"/>
+          <w:lang w:val="en-US"/>
+        </w:rPr>
+        <w:t xml:space="preserve"> final</w:t>
       </w:r>
     </w:p>
     <w:p>
@@ -209,6 +220,7 @@
           <w:lang w:val="en-US"/>
         </w:rPr>
       </w:pPr>
+      <w:proofErr w:type="spellStart"/>
       <w:r>
         <w:rPr>
           <w:b/>
@@ -216,6 +228,15 @@
           <w:lang w:val="en-US"/>
         </w:rPr>
         <w:t>Echipa</w:t>
+      </w:r>
+      <w:proofErr w:type="spellEnd"/>
+      <w:r>
+        <w:rPr>
+          <w:b/>
+          <w:sz w:val="28"/>
+          <w:lang w:val="en-US"/>
+        </w:rPr>
+        <w:t>:</w:t>
       </w:r>
       <w:r>
         <w:rPr>
@@ -226,7 +247,8 @@
       <w:sdt>
         <w:sdtPr>
           <w:rPr>
-            <w:color w:val="EE0000"/>
+            <w:i/>
+            <w:iCs/>
             <w:lang w:val="en-US"/>
           </w:rPr>
           <w:id w:val="-1246642884"/>
@@ -235,13 +257,23 @@
           </w:placeholder>
           <w:text/>
         </w:sdtPr>
+        <w:sdtEndPr/>
         <w:sdtContent>
           <w:r>
             <w:rPr>
-              <w:color w:val="EE0000"/>
+              <w:i/>
+              <w:iCs/>
               <w:lang w:val="en-US"/>
             </w:rPr>
-            <w:t>NUME ECHIPĂ</w:t>
+            <w:t>EVO</w:t>
+          </w:r>
+          <w:r>
+            <w:rPr>
+              <w:i/>
+              <w:iCs/>
+              <w:lang w:val="en-US"/>
+            </w:rPr>
+            <w:t>ROM</w:t>
           </w:r>
         </w:sdtContent>
       </w:sdt>
@@ -267,12 +299,21 @@
           </w:placeholder>
           <w:text/>
         </w:sdtPr>
+        <w:sdtEndPr/>
         <w:sdtContent>
+          <w:proofErr w:type="spellStart"/>
           <w:r>
             <w:rPr>
               <w:lang w:val="en-US"/>
             </w:rPr>
-            <w:t>Berindeie Paul, 231</w:t>
+            <w:t>Berindeie</w:t>
+          </w:r>
+          <w:proofErr w:type="spellEnd"/>
+          <w:r>
+            <w:rPr>
+              <w:lang w:val="en-US"/>
+            </w:rPr>
+            <w:t xml:space="preserve"> Paul, 231</w:t>
           </w:r>
         </w:sdtContent>
       </w:sdt>
@@ -299,12 +340,21 @@
           </w:placeholder>
           <w:text/>
         </w:sdtPr>
+        <w:sdtEndPr/>
         <w:sdtContent>
+          <w:proofErr w:type="spellStart"/>
           <w:r>
             <w:rPr>
               <w:lang w:val="en-US"/>
             </w:rPr>
-            <w:t>Cioropariu Eduard, 232</w:t>
+            <w:t>Cioropariu</w:t>
+          </w:r>
+          <w:proofErr w:type="spellEnd"/>
+          <w:r>
+            <w:rPr>
+              <w:lang w:val="en-US"/>
+            </w:rPr>
+            <w:t xml:space="preserve"> Eduard, 232</w:t>
           </w:r>
         </w:sdtContent>
       </w:sdt>
@@ -331,12 +381,21 @@
           </w:placeholder>
           <w:text/>
         </w:sdtPr>
+        <w:sdtEndPr/>
         <w:sdtContent>
+          <w:proofErr w:type="spellStart"/>
           <w:r>
             <w:rPr>
               <w:lang w:val="en-US"/>
             </w:rPr>
-            <w:t>Dănuță Dumitru, 232</w:t>
+            <w:t>Dănuță</w:t>
+          </w:r>
+          <w:proofErr w:type="spellEnd"/>
+          <w:r>
+            <w:rPr>
+              <w:lang w:val="en-US"/>
+            </w:rPr>
+            <w:t xml:space="preserve"> Dumitru, 232</w:t>
           </w:r>
         </w:sdtContent>
       </w:sdt>
@@ -346,24 +405,26 @@
         <w:rPr>
           <w:lang w:val="en-US"/>
         </w:rPr>
-        <w:id w:val="621728118"/>
+        <w:id w:val="-230000562"/>
         <w:placeholder>
-          <w:docPart w:val="06DDBF6F48EE453785677176D831F703"/>
+          <w:docPart w:val="9F48805F5C874F9C88A051A8D1774C94"/>
         </w:placeholder>
         <w:text/>
       </w:sdtPr>
+      <w:sdtEndPr/>
       <w:sdtContent>
         <w:sdt>
           <w:sdtPr>
             <w:rPr>
               <w:lang w:val="en-US"/>
             </w:rPr>
-            <w:id w:val="-230000562"/>
+            <w:id w:val="621728118"/>
             <w:placeholder>
-              <w:docPart w:val="9F48805F5C874F9C88A051A8D1774C94"/>
+              <w:docPart w:val="06DDBF6F48EE453785677176D831F703"/>
             </w:placeholder>
             <w:text/>
           </w:sdtPr>
+          <w:sdtEndPr/>
           <w:sdtContent>
             <w:p>
               <w:pPr>
@@ -398,13 +459,7 @@
         <w:rPr>
           <w:lang w:val="en-US"/>
         </w:rPr>
-        <w:t>Dascălu Eric, 232</w:t>
-      </w:r>
-      <w:r>
-        <w:rPr>
-          <w:lang w:val="en-US"/>
-        </w:rPr>
-        <w:t xml:space="preserve"> </w:t>
+        <w:t xml:space="preserve">Dascălu Eric, 232 </w:t>
       </w:r>
     </w:p>
     <w:p>
@@ -414,11 +469,19 @@
           <w:lang w:val="en-US"/>
         </w:rPr>
       </w:pPr>
-      <w:r>
-        <w:rPr>
-          <w:lang w:val="en-US"/>
-        </w:rPr>
-        <w:t>Drăghiță Claudiu, 232</w:t>
+      <w:proofErr w:type="spellStart"/>
+      <w:r>
+        <w:rPr>
+          <w:lang w:val="en-US"/>
+        </w:rPr>
+        <w:t>Drăghiță</w:t>
+      </w:r>
+      <w:proofErr w:type="spellEnd"/>
+      <w:r>
+        <w:rPr>
+          <w:lang w:val="en-US"/>
+        </w:rPr>
+        <w:t xml:space="preserve"> Claudiu, 232</w:t>
       </w:r>
     </w:p>
     <w:p>
@@ -454,6 +517,7 @@
           <w:docPartUnique/>
         </w:docPartObj>
       </w:sdtPr>
+      <w:sdtEndPr/>
       <w:sdtContent>
         <w:p>
           <w:pPr>
@@ -965,6 +1029,7 @@
         </w:rPr>
       </w:pPr>
       <w:bookmarkStart w:id="0" w:name="_Toc177747971"/>
+      <w:proofErr w:type="spellStart"/>
       <w:r>
         <w:rPr>
           <w:color w:val="000000" w:themeColor="text1"/>
@@ -989,6 +1054,7 @@
         <w:t>a</w:t>
       </w:r>
       <w:bookmarkEnd w:id="0"/>
+      <w:proofErr w:type="spellEnd"/>
     </w:p>
     <w:p>
       <w:pPr>
@@ -1001,259 +1067,497 @@
         <w:rPr>
           <w:lang w:val="en-GB"/>
         </w:rPr>
-        <w:t xml:space="preserve">Se cere proiectarea </w:t>
-      </w:r>
-      <w:r>
-        <w:rPr>
-          <w:lang w:val="en-GB"/>
-        </w:rPr>
-        <w:t>ș</w:t>
-      </w:r>
-      <w:r>
-        <w:rPr>
-          <w:lang w:val="en-GB"/>
-        </w:rPr>
-        <w:t>i dezvoltarea unei aplica</w:t>
-      </w:r>
-      <w:r>
-        <w:rPr>
-          <w:lang w:val="en-GB"/>
-        </w:rPr>
-        <w:t>ț</w:t>
-      </w:r>
-      <w:r>
-        <w:rPr>
-          <w:lang w:val="en-GB"/>
-        </w:rPr>
-        <w:t>ii educa</w:t>
-      </w:r>
-      <w:r>
-        <w:rPr>
-          <w:lang w:val="en-GB"/>
-        </w:rPr>
-        <w:t>ț</w:t>
-      </w:r>
-      <w:r>
-        <w:rPr>
-          <w:lang w:val="en-GB"/>
-        </w:rPr>
-        <w:t>ionale interactive, bazat</w:t>
-      </w:r>
-      <w:r>
-        <w:rPr>
-          <w:lang w:val="en-GB"/>
-        </w:rPr>
-        <w:t>ă</w:t>
-      </w:r>
-      <w:r>
-        <w:rPr>
-          <w:lang w:val="en-GB"/>
-        </w:rPr>
-        <w:t xml:space="preserve"> pe un avatar digital personalizat, care s</w:t>
-      </w:r>
-      <w:r>
-        <w:rPr>
-          <w:lang w:val="en-GB"/>
-        </w:rPr>
-        <w:t>ă</w:t>
-      </w:r>
-      <w:r>
-        <w:rPr>
-          <w:lang w:val="en-GB"/>
-        </w:rPr>
-        <w:t xml:space="preserve"> ghideze utilizatorii </w:t>
-      </w:r>
-      <w:r>
-        <w:rPr>
-          <w:lang w:val="en-GB"/>
-        </w:rPr>
-        <w:t>î</w:t>
-      </w:r>
-      <w:r>
-        <w:rPr>
-          <w:lang w:val="en-GB"/>
-        </w:rPr>
-        <w:t xml:space="preserve">n </w:t>
-      </w:r>
-      <w:r>
-        <w:rPr>
-          <w:lang w:val="en-GB"/>
-        </w:rPr>
-        <w:t>î</w:t>
-      </w:r>
-      <w:r>
-        <w:rPr>
-          <w:lang w:val="en-GB"/>
-        </w:rPr>
-        <w:t>nv</w:t>
-      </w:r>
-      <w:r>
-        <w:rPr>
-          <w:lang w:val="en-GB"/>
-        </w:rPr>
-        <w:t>ăț</w:t>
-      </w:r>
-      <w:r>
-        <w:rPr>
-          <w:lang w:val="en-GB"/>
-        </w:rPr>
-        <w:t>area despre jude</w:t>
-      </w:r>
-      <w:r>
-        <w:rPr>
-          <w:lang w:val="en-GB"/>
-        </w:rPr>
-        <w:t>ț</w:t>
-      </w:r>
-      <w:r>
-        <w:rPr>
-          <w:lang w:val="en-GB"/>
-        </w:rPr>
-        <w:t>ele Rom</w:t>
-      </w:r>
-      <w:r>
-        <w:rPr>
-          <w:lang w:val="en-GB"/>
-        </w:rPr>
-        <w:t>â</w:t>
-      </w:r>
-      <w:r>
-        <w:rPr>
-          <w:lang w:val="en-GB"/>
-        </w:rPr>
-        <w:t>niei. Solu</w:t>
-      </w:r>
-      <w:r>
-        <w:rPr>
-          <w:lang w:val="en-GB"/>
-        </w:rPr>
-        <w:t>ț</w:t>
-      </w:r>
-      <w:r>
-        <w:rPr>
-          <w:lang w:val="en-GB"/>
-        </w:rPr>
-        <w:t>ia trebuie s</w:t>
-      </w:r>
-      <w:r>
-        <w:rPr>
-          <w:lang w:val="en-GB"/>
-        </w:rPr>
-        <w:t>ă</w:t>
-      </w:r>
-      <w:r>
-        <w:rPr>
-          <w:lang w:val="en-GB"/>
-        </w:rPr>
-        <w:t xml:space="preserve"> foloseasc</w:t>
-      </w:r>
-      <w:r>
-        <w:rPr>
-          <w:lang w:val="en-GB"/>
-        </w:rPr>
-        <w:t>ă</w:t>
-      </w:r>
-      <w:r>
-        <w:rPr>
-          <w:lang w:val="en-GB"/>
-        </w:rPr>
-        <w:t xml:space="preserve"> localizarea utilizatorului pentru a oferi con</w:t>
-      </w:r>
-      <w:r>
-        <w:rPr>
-          <w:lang w:val="en-GB"/>
-        </w:rPr>
-        <w:t>ț</w:t>
-      </w:r>
-      <w:r>
-        <w:rPr>
-          <w:lang w:val="en-GB"/>
-        </w:rPr>
-        <w:t xml:space="preserve">inut contextual </w:t>
-      </w:r>
-      <w:r>
-        <w:rPr>
-          <w:lang w:val="en-GB"/>
-        </w:rPr>
-        <w:t>ș</w:t>
-      </w:r>
-      <w:r>
-        <w:rPr>
-          <w:lang w:val="en-GB"/>
-        </w:rPr>
-        <w:t>i s</w:t>
-      </w:r>
-      <w:r>
-        <w:rPr>
-          <w:lang w:val="en-GB"/>
-        </w:rPr>
-        <w:t>ă</w:t>
-      </w:r>
-      <w:r>
-        <w:rPr>
-          <w:lang w:val="en-GB"/>
-        </w:rPr>
-        <w:t xml:space="preserve"> transforme </w:t>
-      </w:r>
-      <w:r>
-        <w:rPr>
-          <w:lang w:val="en-GB"/>
-        </w:rPr>
-        <w:t>î</w:t>
-      </w:r>
-      <w:r>
-        <w:rPr>
-          <w:lang w:val="en-GB"/>
-        </w:rPr>
-        <w:t>nv</w:t>
-      </w:r>
-      <w:r>
-        <w:rPr>
-          <w:lang w:val="en-GB"/>
-        </w:rPr>
-        <w:t>ăț</w:t>
-      </w:r>
-      <w:r>
-        <w:rPr>
-          <w:lang w:val="en-GB"/>
-        </w:rPr>
-        <w:t xml:space="preserve">area </w:t>
-      </w:r>
-      <w:r>
-        <w:rPr>
-          <w:lang w:val="en-GB"/>
-        </w:rPr>
-        <w:t>î</w:t>
-      </w:r>
-      <w:r>
-        <w:rPr>
-          <w:lang w:val="en-GB"/>
-        </w:rPr>
-        <w:t>ntr-o experien</w:t>
-      </w:r>
-      <w:r>
-        <w:rPr>
-          <w:lang w:val="en-GB"/>
-        </w:rPr>
-        <w:t>ță</w:t>
-      </w:r>
-      <w:r>
-        <w:rPr>
-          <w:lang w:val="en-GB"/>
-        </w:rPr>
-        <w:t xml:space="preserve"> imersiv</w:t>
-      </w:r>
-      <w:r>
-        <w:rPr>
-          <w:lang w:val="en-GB"/>
-        </w:rPr>
-        <w:t>ă</w:t>
-      </w:r>
-      <w:r>
-        <w:rPr>
-          <w:lang w:val="en-GB"/>
-        </w:rPr>
-        <w:t>, cu mecanici de joc.</w:t>
+        <w:t xml:space="preserve">Se cere </w:t>
+      </w:r>
+      <w:proofErr w:type="spellStart"/>
+      <w:r>
+        <w:rPr>
+          <w:lang w:val="en-GB"/>
+        </w:rPr>
+        <w:t>proiectarea</w:t>
+      </w:r>
+      <w:proofErr w:type="spellEnd"/>
+      <w:r>
+        <w:rPr>
+          <w:lang w:val="en-GB"/>
+        </w:rPr>
+        <w:t xml:space="preserve"> </w:t>
+      </w:r>
+      <w:proofErr w:type="spellStart"/>
+      <w:r>
+        <w:rPr>
+          <w:lang w:val="en-GB"/>
+        </w:rPr>
+        <w:t>și</w:t>
+      </w:r>
+      <w:proofErr w:type="spellEnd"/>
+      <w:r>
+        <w:rPr>
+          <w:lang w:val="en-GB"/>
+        </w:rPr>
+        <w:t xml:space="preserve"> </w:t>
+      </w:r>
+      <w:proofErr w:type="spellStart"/>
+      <w:r>
+        <w:rPr>
+          <w:lang w:val="en-GB"/>
+        </w:rPr>
+        <w:t>dezvoltarea</w:t>
+      </w:r>
+      <w:proofErr w:type="spellEnd"/>
+      <w:r>
+        <w:rPr>
+          <w:lang w:val="en-GB"/>
+        </w:rPr>
+        <w:t xml:space="preserve"> </w:t>
+      </w:r>
+      <w:proofErr w:type="spellStart"/>
+      <w:r>
+        <w:rPr>
+          <w:lang w:val="en-GB"/>
+        </w:rPr>
+        <w:t>unei</w:t>
+      </w:r>
+      <w:proofErr w:type="spellEnd"/>
+      <w:r>
+        <w:rPr>
+          <w:lang w:val="en-GB"/>
+        </w:rPr>
+        <w:t xml:space="preserve"> </w:t>
+      </w:r>
+      <w:proofErr w:type="spellStart"/>
+      <w:r>
+        <w:rPr>
+          <w:lang w:val="en-GB"/>
+        </w:rPr>
+        <w:t>aplicații</w:t>
+      </w:r>
+      <w:proofErr w:type="spellEnd"/>
+      <w:r>
+        <w:rPr>
+          <w:lang w:val="en-GB"/>
+        </w:rPr>
+        <w:t xml:space="preserve"> </w:t>
+      </w:r>
+      <w:proofErr w:type="spellStart"/>
+      <w:r>
+        <w:rPr>
+          <w:lang w:val="en-GB"/>
+        </w:rPr>
+        <w:t>educaționale</w:t>
+      </w:r>
+      <w:proofErr w:type="spellEnd"/>
+      <w:r>
+        <w:rPr>
+          <w:lang w:val="en-GB"/>
+        </w:rPr>
+        <w:t xml:space="preserve"> interactive, </w:t>
+      </w:r>
+      <w:proofErr w:type="spellStart"/>
+      <w:r>
+        <w:rPr>
+          <w:lang w:val="en-GB"/>
+        </w:rPr>
+        <w:t>bazată</w:t>
+      </w:r>
+      <w:proofErr w:type="spellEnd"/>
+      <w:r>
+        <w:rPr>
+          <w:lang w:val="en-GB"/>
+        </w:rPr>
+        <w:t xml:space="preserve"> pe un avatar digital </w:t>
+      </w:r>
+      <w:proofErr w:type="spellStart"/>
+      <w:r>
+        <w:rPr>
+          <w:lang w:val="en-GB"/>
+        </w:rPr>
+        <w:t>personalizat</w:t>
+      </w:r>
+      <w:proofErr w:type="spellEnd"/>
+      <w:r>
+        <w:rPr>
+          <w:lang w:val="en-GB"/>
+        </w:rPr>
+        <w:t xml:space="preserve">, care </w:t>
+      </w:r>
+      <w:proofErr w:type="spellStart"/>
+      <w:r>
+        <w:rPr>
+          <w:lang w:val="en-GB"/>
+        </w:rPr>
+        <w:t>să</w:t>
+      </w:r>
+      <w:proofErr w:type="spellEnd"/>
+      <w:r>
+        <w:rPr>
+          <w:lang w:val="en-GB"/>
+        </w:rPr>
+        <w:t xml:space="preserve"> </w:t>
+      </w:r>
+      <w:proofErr w:type="spellStart"/>
+      <w:r>
+        <w:rPr>
+          <w:lang w:val="en-GB"/>
+        </w:rPr>
+        <w:t>ghideze</w:t>
+      </w:r>
+      <w:proofErr w:type="spellEnd"/>
+      <w:r>
+        <w:rPr>
+          <w:lang w:val="en-GB"/>
+        </w:rPr>
+        <w:t xml:space="preserve"> </w:t>
+      </w:r>
+      <w:proofErr w:type="spellStart"/>
+      <w:r>
+        <w:rPr>
+          <w:lang w:val="en-GB"/>
+        </w:rPr>
+        <w:t>utilizatorii</w:t>
+      </w:r>
+      <w:proofErr w:type="spellEnd"/>
+      <w:r>
+        <w:rPr>
+          <w:lang w:val="en-GB"/>
+        </w:rPr>
+        <w:t xml:space="preserve"> </w:t>
+      </w:r>
+      <w:proofErr w:type="spellStart"/>
+      <w:r>
+        <w:rPr>
+          <w:lang w:val="en-GB"/>
+        </w:rPr>
+        <w:t>în</w:t>
+      </w:r>
+      <w:proofErr w:type="spellEnd"/>
+      <w:r>
+        <w:rPr>
+          <w:lang w:val="en-GB"/>
+        </w:rPr>
+        <w:t xml:space="preserve"> </w:t>
+      </w:r>
+      <w:proofErr w:type="spellStart"/>
+      <w:r>
+        <w:rPr>
+          <w:lang w:val="en-GB"/>
+        </w:rPr>
+        <w:t>învățarea</w:t>
+      </w:r>
+      <w:proofErr w:type="spellEnd"/>
+      <w:r>
+        <w:rPr>
+          <w:lang w:val="en-GB"/>
+        </w:rPr>
+        <w:t xml:space="preserve"> </w:t>
+      </w:r>
+      <w:proofErr w:type="spellStart"/>
+      <w:r>
+        <w:rPr>
+          <w:lang w:val="en-GB"/>
+        </w:rPr>
+        <w:t>despre</w:t>
+      </w:r>
+      <w:proofErr w:type="spellEnd"/>
+      <w:r>
+        <w:rPr>
+          <w:lang w:val="en-GB"/>
+        </w:rPr>
+        <w:t xml:space="preserve"> </w:t>
+      </w:r>
+      <w:proofErr w:type="spellStart"/>
+      <w:r>
+        <w:rPr>
+          <w:lang w:val="en-GB"/>
+        </w:rPr>
+        <w:t>județele</w:t>
+      </w:r>
+      <w:proofErr w:type="spellEnd"/>
+      <w:r>
+        <w:rPr>
+          <w:lang w:val="en-GB"/>
+        </w:rPr>
+        <w:t xml:space="preserve"> </w:t>
+      </w:r>
+      <w:proofErr w:type="spellStart"/>
+      <w:r>
+        <w:rPr>
+          <w:lang w:val="en-GB"/>
+        </w:rPr>
+        <w:t>României</w:t>
+      </w:r>
+      <w:proofErr w:type="spellEnd"/>
+      <w:r>
+        <w:rPr>
+          <w:lang w:val="en-GB"/>
+        </w:rPr>
+        <w:t xml:space="preserve">. </w:t>
+      </w:r>
+      <w:proofErr w:type="spellStart"/>
+      <w:r>
+        <w:rPr>
+          <w:lang w:val="en-GB"/>
+        </w:rPr>
+        <w:t>Soluția</w:t>
+      </w:r>
+      <w:proofErr w:type="spellEnd"/>
+      <w:r>
+        <w:rPr>
+          <w:lang w:val="en-GB"/>
+        </w:rPr>
+        <w:t xml:space="preserve"> </w:t>
+      </w:r>
+      <w:proofErr w:type="spellStart"/>
+      <w:r>
+        <w:rPr>
+          <w:lang w:val="en-GB"/>
+        </w:rPr>
+        <w:t>trebuie</w:t>
+      </w:r>
+      <w:proofErr w:type="spellEnd"/>
+      <w:r>
+        <w:rPr>
+          <w:lang w:val="en-GB"/>
+        </w:rPr>
+        <w:t xml:space="preserve"> </w:t>
+      </w:r>
+      <w:proofErr w:type="spellStart"/>
+      <w:r>
+        <w:rPr>
+          <w:lang w:val="en-GB"/>
+        </w:rPr>
+        <w:t>să</w:t>
+      </w:r>
+      <w:proofErr w:type="spellEnd"/>
+      <w:r>
+        <w:rPr>
+          <w:lang w:val="en-GB"/>
+        </w:rPr>
+        <w:t xml:space="preserve"> </w:t>
+      </w:r>
+      <w:proofErr w:type="spellStart"/>
+      <w:r>
+        <w:rPr>
+          <w:lang w:val="en-GB"/>
+        </w:rPr>
+        <w:t>folosească</w:t>
+      </w:r>
+      <w:proofErr w:type="spellEnd"/>
+      <w:r>
+        <w:rPr>
+          <w:lang w:val="en-GB"/>
+        </w:rPr>
+        <w:t xml:space="preserve"> </w:t>
+      </w:r>
+      <w:proofErr w:type="spellStart"/>
+      <w:r>
+        <w:rPr>
+          <w:lang w:val="en-GB"/>
+        </w:rPr>
+        <w:t>localizarea</w:t>
+      </w:r>
+      <w:proofErr w:type="spellEnd"/>
+      <w:r>
+        <w:rPr>
+          <w:lang w:val="en-GB"/>
+        </w:rPr>
+        <w:t xml:space="preserve"> </w:t>
+      </w:r>
+      <w:proofErr w:type="spellStart"/>
+      <w:r>
+        <w:rPr>
+          <w:lang w:val="en-GB"/>
+        </w:rPr>
+        <w:t>utilizatorului</w:t>
+      </w:r>
+      <w:proofErr w:type="spellEnd"/>
+      <w:r>
+        <w:rPr>
+          <w:lang w:val="en-GB"/>
+        </w:rPr>
+        <w:t xml:space="preserve"> </w:t>
+      </w:r>
+      <w:proofErr w:type="spellStart"/>
+      <w:r>
+        <w:rPr>
+          <w:lang w:val="en-GB"/>
+        </w:rPr>
+        <w:t>pentru</w:t>
+      </w:r>
+      <w:proofErr w:type="spellEnd"/>
+      <w:r>
+        <w:rPr>
+          <w:lang w:val="en-GB"/>
+        </w:rPr>
+        <w:t xml:space="preserve"> </w:t>
+      </w:r>
+      <w:proofErr w:type="gramStart"/>
+      <w:r>
+        <w:rPr>
+          <w:lang w:val="en-GB"/>
+        </w:rPr>
+        <w:t>a</w:t>
+      </w:r>
+      <w:proofErr w:type="gramEnd"/>
+      <w:r>
+        <w:rPr>
+          <w:lang w:val="en-GB"/>
+        </w:rPr>
+        <w:t xml:space="preserve"> </w:t>
+      </w:r>
+      <w:proofErr w:type="spellStart"/>
+      <w:r>
+        <w:rPr>
+          <w:lang w:val="en-GB"/>
+        </w:rPr>
+        <w:t>oferi</w:t>
+      </w:r>
+      <w:proofErr w:type="spellEnd"/>
+      <w:r>
+        <w:rPr>
+          <w:lang w:val="en-GB"/>
+        </w:rPr>
+        <w:t xml:space="preserve"> </w:t>
+      </w:r>
+      <w:proofErr w:type="spellStart"/>
+      <w:r>
+        <w:rPr>
+          <w:lang w:val="en-GB"/>
+        </w:rPr>
+        <w:t>conținut</w:t>
+      </w:r>
+      <w:proofErr w:type="spellEnd"/>
+      <w:r>
+        <w:rPr>
+          <w:lang w:val="en-GB"/>
+        </w:rPr>
+        <w:t xml:space="preserve"> contextual </w:t>
+      </w:r>
+      <w:proofErr w:type="spellStart"/>
+      <w:r>
+        <w:rPr>
+          <w:lang w:val="en-GB"/>
+        </w:rPr>
+        <w:t>și</w:t>
+      </w:r>
+      <w:proofErr w:type="spellEnd"/>
+      <w:r>
+        <w:rPr>
+          <w:lang w:val="en-GB"/>
+        </w:rPr>
+        <w:t xml:space="preserve"> </w:t>
+      </w:r>
+      <w:proofErr w:type="spellStart"/>
+      <w:r>
+        <w:rPr>
+          <w:lang w:val="en-GB"/>
+        </w:rPr>
+        <w:t>să</w:t>
+      </w:r>
+      <w:proofErr w:type="spellEnd"/>
+      <w:r>
+        <w:rPr>
+          <w:lang w:val="en-GB"/>
+        </w:rPr>
+        <w:t xml:space="preserve"> </w:t>
+      </w:r>
+      <w:proofErr w:type="spellStart"/>
+      <w:r>
+        <w:rPr>
+          <w:lang w:val="en-GB"/>
+        </w:rPr>
+        <w:t>transforme</w:t>
+      </w:r>
+      <w:proofErr w:type="spellEnd"/>
+      <w:r>
+        <w:rPr>
+          <w:lang w:val="en-GB"/>
+        </w:rPr>
+        <w:t xml:space="preserve"> </w:t>
+      </w:r>
+      <w:proofErr w:type="spellStart"/>
+      <w:r>
+        <w:rPr>
+          <w:lang w:val="en-GB"/>
+        </w:rPr>
+        <w:t>învățarea</w:t>
+      </w:r>
+      <w:proofErr w:type="spellEnd"/>
+      <w:r>
+        <w:rPr>
+          <w:lang w:val="en-GB"/>
+        </w:rPr>
+        <w:t xml:space="preserve"> </w:t>
+      </w:r>
+      <w:proofErr w:type="spellStart"/>
+      <w:r>
+        <w:rPr>
+          <w:lang w:val="en-GB"/>
+        </w:rPr>
+        <w:t>într</w:t>
+      </w:r>
+      <w:proofErr w:type="spellEnd"/>
+      <w:r>
+        <w:rPr>
+          <w:lang w:val="en-GB"/>
+        </w:rPr>
+        <w:t xml:space="preserve">-o </w:t>
+      </w:r>
+      <w:proofErr w:type="spellStart"/>
+      <w:r>
+        <w:rPr>
+          <w:lang w:val="en-GB"/>
+        </w:rPr>
+        <w:t>experiență</w:t>
+      </w:r>
+      <w:proofErr w:type="spellEnd"/>
+      <w:r>
+        <w:rPr>
+          <w:lang w:val="en-GB"/>
+        </w:rPr>
+        <w:t xml:space="preserve"> </w:t>
+      </w:r>
+      <w:proofErr w:type="spellStart"/>
+      <w:r>
+        <w:rPr>
+          <w:lang w:val="en-GB"/>
+        </w:rPr>
+        <w:t>imersivă</w:t>
+      </w:r>
+      <w:proofErr w:type="spellEnd"/>
+      <w:r>
+        <w:rPr>
+          <w:lang w:val="en-GB"/>
+        </w:rPr>
+        <w:t xml:space="preserve">, cu </w:t>
+      </w:r>
+      <w:proofErr w:type="spellStart"/>
+      <w:r>
+        <w:rPr>
+          <w:lang w:val="en-GB"/>
+        </w:rPr>
+        <w:t>mecanici</w:t>
+      </w:r>
+      <w:proofErr w:type="spellEnd"/>
+      <w:r>
+        <w:rPr>
+          <w:lang w:val="en-GB"/>
+        </w:rPr>
+        <w:t xml:space="preserve"> de </w:t>
+      </w:r>
+      <w:proofErr w:type="spellStart"/>
+      <w:r>
+        <w:rPr>
+          <w:lang w:val="en-GB"/>
+        </w:rPr>
+        <w:t>joc</w:t>
+      </w:r>
+      <w:proofErr w:type="spellEnd"/>
+      <w:r>
+        <w:rPr>
+          <w:lang w:val="en-GB"/>
+        </w:rPr>
+        <w:t>.</w:t>
       </w:r>
     </w:p>
     <w:p>
@@ -1263,132 +1567,294 @@
           <w:lang w:val="en-GB"/>
         </w:rPr>
       </w:pPr>
-      <w:r>
-        <w:rPr>
-          <w:lang w:val="en-GB"/>
-        </w:rPr>
-        <w:t>Aplica</w:t>
-      </w:r>
-      <w:r>
-        <w:rPr>
-          <w:lang w:val="en-GB"/>
-        </w:rPr>
-        <w:t>ț</w:t>
-      </w:r>
-      <w:r>
-        <w:rPr>
-          <w:lang w:val="en-GB"/>
-        </w:rPr>
-        <w:t>ia trebuie s</w:t>
-      </w:r>
-      <w:r>
-        <w:rPr>
-          <w:lang w:val="en-GB"/>
-        </w:rPr>
-        <w:t>ă</w:t>
-      </w:r>
-      <w:r>
-        <w:rPr>
-          <w:lang w:val="en-GB"/>
-        </w:rPr>
-        <w:t xml:space="preserve"> livreze lec</w:t>
-      </w:r>
-      <w:r>
-        <w:rPr>
-          <w:lang w:val="en-GB"/>
-        </w:rPr>
-        <w:t>ț</w:t>
-      </w:r>
-      <w:r>
-        <w:rPr>
-          <w:lang w:val="en-GB"/>
-        </w:rPr>
-        <w:t xml:space="preserve">ii narative adaptate publicului </w:t>
-      </w:r>
-      <w:r>
-        <w:rPr>
-          <w:lang w:val="en-GB"/>
-        </w:rPr>
-        <w:t>ț</w:t>
-      </w:r>
-      <w:r>
-        <w:rPr>
-          <w:lang w:val="en-GB"/>
-        </w:rPr>
-        <w:t>int</w:t>
-      </w:r>
-      <w:r>
-        <w:rPr>
-          <w:lang w:val="en-GB"/>
-        </w:rPr>
-        <w:t>ă</w:t>
-      </w:r>
-      <w:r>
-        <w:rPr>
-          <w:lang w:val="en-GB"/>
-        </w:rPr>
-        <w:t>, s</w:t>
-      </w:r>
-      <w:r>
-        <w:rPr>
-          <w:lang w:val="en-GB"/>
-        </w:rPr>
-        <w:t>ă</w:t>
-      </w:r>
-      <w:r>
-        <w:rPr>
-          <w:lang w:val="en-GB"/>
-        </w:rPr>
-        <w:t xml:space="preserve"> ofere evaluare gamificat</w:t>
-      </w:r>
-      <w:r>
-        <w:rPr>
-          <w:lang w:val="en-GB"/>
-        </w:rPr>
-        <w:t>ă</w:t>
-      </w:r>
-      <w:r>
-        <w:rPr>
-          <w:lang w:val="en-GB"/>
-        </w:rPr>
-        <w:t xml:space="preserve"> prin quiz-uri interactive cu feedback imediat, </w:t>
-      </w:r>
-      <w:r>
-        <w:rPr>
-          <w:lang w:val="en-GB"/>
-        </w:rPr>
-        <w:t>ș</w:t>
-      </w:r>
-      <w:r>
-        <w:rPr>
-          <w:lang w:val="en-GB"/>
-        </w:rPr>
-        <w:t>i s</w:t>
-      </w:r>
-      <w:r>
-        <w:rPr>
-          <w:lang w:val="en-GB"/>
-        </w:rPr>
-        <w:t>ă</w:t>
-      </w:r>
-      <w:r>
-        <w:rPr>
-          <w:lang w:val="en-GB"/>
-        </w:rPr>
-        <w:t xml:space="preserve"> includ</w:t>
-      </w:r>
-      <w:r>
-        <w:rPr>
-          <w:lang w:val="en-GB"/>
-        </w:rPr>
-        <w:t>ă</w:t>
-      </w:r>
-      <w:r>
-        <w:rPr>
-          <w:lang w:val="en-GB"/>
-        </w:rPr>
-        <w:t xml:space="preserve"> un sistem de progres</w:t>
-      </w:r>
+      <w:proofErr w:type="spellStart"/>
+      <w:r>
+        <w:rPr>
+          <w:lang w:val="en-GB"/>
+        </w:rPr>
+        <w:t>Aplicația</w:t>
+      </w:r>
+      <w:proofErr w:type="spellEnd"/>
+      <w:r>
+        <w:rPr>
+          <w:lang w:val="en-GB"/>
+        </w:rPr>
+        <w:t xml:space="preserve"> </w:t>
+      </w:r>
+      <w:proofErr w:type="spellStart"/>
+      <w:r>
+        <w:rPr>
+          <w:lang w:val="en-GB"/>
+        </w:rPr>
+        <w:t>trebuie</w:t>
+      </w:r>
+      <w:proofErr w:type="spellEnd"/>
+      <w:r>
+        <w:rPr>
+          <w:lang w:val="en-GB"/>
+        </w:rPr>
+        <w:t xml:space="preserve"> </w:t>
+      </w:r>
+      <w:proofErr w:type="spellStart"/>
+      <w:r>
+        <w:rPr>
+          <w:lang w:val="en-GB"/>
+        </w:rPr>
+        <w:t>să</w:t>
+      </w:r>
+      <w:proofErr w:type="spellEnd"/>
+      <w:r>
+        <w:rPr>
+          <w:lang w:val="en-GB"/>
+        </w:rPr>
+        <w:t xml:space="preserve"> </w:t>
+      </w:r>
+      <w:proofErr w:type="spellStart"/>
+      <w:r>
+        <w:rPr>
+          <w:lang w:val="en-GB"/>
+        </w:rPr>
+        <w:t>livreze</w:t>
+      </w:r>
+      <w:proofErr w:type="spellEnd"/>
+      <w:r>
+        <w:rPr>
+          <w:lang w:val="en-GB"/>
+        </w:rPr>
+        <w:t xml:space="preserve"> </w:t>
+      </w:r>
+      <w:proofErr w:type="spellStart"/>
+      <w:r>
+        <w:rPr>
+          <w:lang w:val="en-GB"/>
+        </w:rPr>
+        <w:t>lecții</w:t>
+      </w:r>
+      <w:proofErr w:type="spellEnd"/>
+      <w:r>
+        <w:rPr>
+          <w:lang w:val="en-GB"/>
+        </w:rPr>
+        <w:t xml:space="preserve"> </w:t>
+      </w:r>
+      <w:proofErr w:type="spellStart"/>
+      <w:r>
+        <w:rPr>
+          <w:lang w:val="en-GB"/>
+        </w:rPr>
+        <w:t>narative</w:t>
+      </w:r>
+      <w:proofErr w:type="spellEnd"/>
+      <w:r>
+        <w:rPr>
+          <w:lang w:val="en-GB"/>
+        </w:rPr>
+        <w:t xml:space="preserve"> </w:t>
+      </w:r>
+      <w:proofErr w:type="spellStart"/>
+      <w:r>
+        <w:rPr>
+          <w:lang w:val="en-GB"/>
+        </w:rPr>
+        <w:t>adaptate</w:t>
+      </w:r>
+      <w:proofErr w:type="spellEnd"/>
+      <w:r>
+        <w:rPr>
+          <w:lang w:val="en-GB"/>
+        </w:rPr>
+        <w:t xml:space="preserve"> </w:t>
+      </w:r>
+      <w:proofErr w:type="spellStart"/>
+      <w:r>
+        <w:rPr>
+          <w:lang w:val="en-GB"/>
+        </w:rPr>
+        <w:t>publicului</w:t>
+      </w:r>
+      <w:proofErr w:type="spellEnd"/>
+      <w:r>
+        <w:rPr>
+          <w:lang w:val="en-GB"/>
+        </w:rPr>
+        <w:t xml:space="preserve"> </w:t>
+      </w:r>
+      <w:proofErr w:type="spellStart"/>
+      <w:r>
+        <w:rPr>
+          <w:lang w:val="en-GB"/>
+        </w:rPr>
+        <w:t>țintă</w:t>
+      </w:r>
+      <w:proofErr w:type="spellEnd"/>
+      <w:r>
+        <w:rPr>
+          <w:lang w:val="en-GB"/>
+        </w:rPr>
+        <w:t xml:space="preserve">, </w:t>
+      </w:r>
+      <w:proofErr w:type="spellStart"/>
+      <w:r>
+        <w:rPr>
+          <w:lang w:val="en-GB"/>
+        </w:rPr>
+        <w:t>să</w:t>
+      </w:r>
+      <w:proofErr w:type="spellEnd"/>
+      <w:r>
+        <w:rPr>
+          <w:lang w:val="en-GB"/>
+        </w:rPr>
+        <w:t xml:space="preserve"> </w:t>
+      </w:r>
+      <w:proofErr w:type="spellStart"/>
+      <w:r>
+        <w:rPr>
+          <w:lang w:val="en-GB"/>
+        </w:rPr>
+        <w:t>ofere</w:t>
+      </w:r>
+      <w:proofErr w:type="spellEnd"/>
+      <w:r>
+        <w:rPr>
+          <w:lang w:val="en-GB"/>
+        </w:rPr>
+        <w:t xml:space="preserve"> </w:t>
+      </w:r>
+      <w:proofErr w:type="spellStart"/>
+      <w:r>
+        <w:rPr>
+          <w:lang w:val="en-GB"/>
+        </w:rPr>
+        <w:t>evaluare</w:t>
+      </w:r>
+      <w:proofErr w:type="spellEnd"/>
+      <w:r>
+        <w:rPr>
+          <w:lang w:val="en-GB"/>
+        </w:rPr>
+        <w:t xml:space="preserve"> </w:t>
+      </w:r>
+      <w:proofErr w:type="spellStart"/>
+      <w:r>
+        <w:rPr>
+          <w:lang w:val="en-GB"/>
+        </w:rPr>
+        <w:t>gamificată</w:t>
+      </w:r>
+      <w:proofErr w:type="spellEnd"/>
+      <w:r>
+        <w:rPr>
+          <w:lang w:val="en-GB"/>
+        </w:rPr>
+        <w:t xml:space="preserve"> </w:t>
+      </w:r>
+      <w:proofErr w:type="spellStart"/>
+      <w:r>
+        <w:rPr>
+          <w:lang w:val="en-GB"/>
+        </w:rPr>
+        <w:t>prin</w:t>
+      </w:r>
+      <w:proofErr w:type="spellEnd"/>
+      <w:r>
+        <w:rPr>
+          <w:lang w:val="en-GB"/>
+        </w:rPr>
+        <w:t xml:space="preserve"> quiz-</w:t>
+      </w:r>
+      <w:proofErr w:type="spellStart"/>
+      <w:r>
+        <w:rPr>
+          <w:lang w:val="en-GB"/>
+        </w:rPr>
+        <w:t>uri</w:t>
+      </w:r>
+      <w:proofErr w:type="spellEnd"/>
+      <w:r>
+        <w:rPr>
+          <w:lang w:val="en-GB"/>
+        </w:rPr>
+        <w:t xml:space="preserve"> interactive cu feedback </w:t>
+      </w:r>
+      <w:proofErr w:type="spellStart"/>
+      <w:r>
+        <w:rPr>
+          <w:lang w:val="en-GB"/>
+        </w:rPr>
+        <w:t>imediat</w:t>
+      </w:r>
+      <w:proofErr w:type="spellEnd"/>
+      <w:r>
+        <w:rPr>
+          <w:lang w:val="en-GB"/>
+        </w:rPr>
+        <w:t xml:space="preserve">, </w:t>
+      </w:r>
+      <w:proofErr w:type="spellStart"/>
+      <w:r>
+        <w:rPr>
+          <w:lang w:val="en-GB"/>
+        </w:rPr>
+        <w:t>și</w:t>
+      </w:r>
+      <w:proofErr w:type="spellEnd"/>
+      <w:r>
+        <w:rPr>
+          <w:lang w:val="en-GB"/>
+        </w:rPr>
+        <w:t xml:space="preserve"> </w:t>
+      </w:r>
+      <w:proofErr w:type="spellStart"/>
+      <w:r>
+        <w:rPr>
+          <w:lang w:val="en-GB"/>
+        </w:rPr>
+        <w:t>să</w:t>
+      </w:r>
+      <w:proofErr w:type="spellEnd"/>
+      <w:r>
+        <w:rPr>
+          <w:lang w:val="en-GB"/>
+        </w:rPr>
+        <w:t xml:space="preserve"> </w:t>
+      </w:r>
+      <w:proofErr w:type="spellStart"/>
+      <w:r>
+        <w:rPr>
+          <w:lang w:val="en-GB"/>
+        </w:rPr>
+        <w:t>includă</w:t>
+      </w:r>
+      <w:proofErr w:type="spellEnd"/>
+      <w:r>
+        <w:rPr>
+          <w:lang w:val="en-GB"/>
+        </w:rPr>
+        <w:t xml:space="preserve"> un </w:t>
+      </w:r>
+      <w:proofErr w:type="spellStart"/>
+      <w:r>
+        <w:rPr>
+          <w:lang w:val="en-GB"/>
+        </w:rPr>
+        <w:t>sistem</w:t>
+      </w:r>
+      <w:proofErr w:type="spellEnd"/>
+      <w:r>
+        <w:rPr>
+          <w:lang w:val="en-GB"/>
+        </w:rPr>
+        <w:t xml:space="preserve"> de </w:t>
+      </w:r>
+      <w:proofErr w:type="spellStart"/>
+      <w:r>
+        <w:rPr>
+          <w:lang w:val="en-GB"/>
+        </w:rPr>
+        <w:t>progres</w:t>
+      </w:r>
+      <w:proofErr w:type="spellEnd"/>
       <w:r>
         <w:rPr>
           <w:lang w:val="en-GB"/>
@@ -1409,6 +1875,7 @@
         </w:rPr>
       </w:pPr>
       <w:bookmarkStart w:id="1" w:name="_Toc994306878"/>
+      <w:proofErr w:type="spellStart"/>
       <w:r>
         <w:rPr>
           <w:color w:val="000000" w:themeColor="text1"/>
@@ -1416,20 +1883,31 @@
         </w:rPr>
         <w:t>Cunoasterea</w:t>
       </w:r>
-      <w:r>
-        <w:rPr>
-          <w:color w:val="000000" w:themeColor="text1"/>
-          <w:lang w:val="en-US"/>
-        </w:rPr>
-        <w:t xml:space="preserve"> utilizatorilor</w:t>
-      </w:r>
-      <w:r>
-        <w:rPr>
-          <w:color w:val="000000" w:themeColor="text1"/>
-          <w:lang w:val="en-US"/>
-        </w:rPr>
-        <w:t xml:space="preserve"> </w:t>
-      </w:r>
+      <w:proofErr w:type="spellEnd"/>
+      <w:r>
+        <w:rPr>
+          <w:color w:val="000000" w:themeColor="text1"/>
+          <w:lang w:val="en-US"/>
+        </w:rPr>
+        <w:t xml:space="preserve"> </w:t>
+      </w:r>
+      <w:proofErr w:type="spellStart"/>
+      <w:r>
+        <w:rPr>
+          <w:color w:val="000000" w:themeColor="text1"/>
+          <w:lang w:val="en-US"/>
+        </w:rPr>
+        <w:t>utilizatorilor</w:t>
+      </w:r>
+      <w:proofErr w:type="spellEnd"/>
+      <w:r>
+        <w:rPr>
+          <w:color w:val="000000" w:themeColor="text1"/>
+          <w:lang w:val="en-US"/>
+        </w:rPr>
+        <w:t xml:space="preserve"> </w:t>
+      </w:r>
+      <w:proofErr w:type="spellStart"/>
       <w:r>
         <w:rPr>
           <w:rFonts w:ascii="Calibri" w:hAnsi="Calibri"/>
@@ -1443,16 +1921,10 @@
           <w:color w:val="000000" w:themeColor="text1"/>
           <w:lang w:val="en-US"/>
         </w:rPr>
-        <w:t>int</w:t>
-      </w:r>
-      <w:r>
-        <w:rPr>
-          <w:color w:val="000000" w:themeColor="text1"/>
-          <w:lang w:val="en-US"/>
-        </w:rPr>
-        <w:t>ă</w:t>
+        <w:t>intă</w:t>
       </w:r>
       <w:bookmarkEnd w:id="1"/>
+      <w:proofErr w:type="spellEnd"/>
     </w:p>
     <w:p>
       <w:pPr>
@@ -1466,42 +1938,35 @@
       <w:r>
         <w:rPr>
           <w:rFonts w:ascii="Calibri" w:eastAsiaTheme="majorEastAsia" w:hAnsi="Calibri" w:cs="Arial"/>
-          <w:color w:val="EE0000"/>
-          <w:lang w:val="en-US"/>
-        </w:rPr>
-        <w:t xml:space="preserve">În această secţiune vă sugerez să surprindeţi aspecte legate de eşantionul de utilizatori de la care încercaţi să extrageţi cerinţele precum: numărul de </w:t>
-      </w:r>
-      <w:r>
-        <w:rPr>
-          <w:rFonts w:ascii="Calibri" w:eastAsiaTheme="majorEastAsia" w:hAnsi="Calibri" w:cs="Arial"/>
-          <w:color w:val="EE0000"/>
-          <w:lang w:val="en-US"/>
-        </w:rPr>
-        <w:t xml:space="preserve">posibili </w:t>
-      </w:r>
-      <w:r>
-        <w:rPr>
-          <w:rFonts w:ascii="Calibri" w:eastAsiaTheme="majorEastAsia" w:hAnsi="Calibri" w:cs="Arial"/>
-          <w:color w:val="EE0000"/>
-          <w:lang w:val="en-US"/>
-        </w:rPr>
-        <w:t>utilizatori cu care aţi interacţionat, metodele pe care le-aţi folosit pentru a identifica cerinţele, procesul pe care l-aţi urmat până la înţelegerea şi extragerea cerinţelor. Utilizatorii vor fi descrişi prin date demografice (vârstă, sex, ocupaţie, nivel de operare cu tehnologia)</w:t>
-      </w:r>
-      <w:r>
-        <w:rPr>
-          <w:rFonts w:ascii="Calibri" w:eastAsiaTheme="majorEastAsia" w:hAnsi="Calibri" w:cs="Arial"/>
-          <w:color w:val="EE0000"/>
-          <w:lang w:val="en-US"/>
-        </w:rPr>
-        <w:t xml:space="preserve">, </w:t>
-      </w:r>
-      <w:r>
-        <w:rPr>
-          <w:rFonts w:ascii="Calibri" w:eastAsiaTheme="majorEastAsia" w:hAnsi="Calibri" w:cs="Arial"/>
-          <w:color w:val="EE0000"/>
-          <w:lang w:val="en-US"/>
-        </w:rPr>
-        <w:t xml:space="preserve"> impreuna cu descrierea mediului in care se realizeaza sarcinile.</w:t>
+          <w:color w:val="000000" w:themeColor="text1"/>
+        </w:rPr>
+        <w:t>Pentru a înţelege mai bine ce îşi doresc utilizatorii de la o astfel de aplicaţie, am rugat câţiva prieteni să o testeze şi să ne spună ce cred. În total au fost 5 persoane: 3 copii cu vârste între 8 şi 12 ani şi 2 adulţi cu vârste între 25 şi 45 de ani. Nu a fost vorba de o testare formală, ci mai degrabă i-am lăsat să folosească aplicaţia în mod liber şi am stat lângă ei să vedem unde se blochează sau ce le place.</w:t>
+      </w:r>
+    </w:p>
+    <w:p>
+      <w:pPr>
+        <w:jc w:val="both"/>
+      </w:pPr>
+      <w:r>
+        <w:t>Copiii aveau între 8 şi 12 ani şi sunt obişnuiţi cu telefonul şi tableta, dar nu folosiseră niciodată o aplicaţie de geografie. Adulţii aveau între 25 şi 45 de ani şi se descurcă bine cu tehnologia în general. Toţi au testat aplicaţia acasă, fără să li se explice în prealabil cum funcţionează, ca să vedem dacă îşi dau seama singuri ce au de făcut.</w:t>
+      </w:r>
+    </w:p>
+    <w:p>
+      <w:pPr>
+        <w:jc w:val="both"/>
+      </w:pPr>
+      <w:r>
+        <w:t xml:space="preserve">Din </w:t>
+      </w:r>
+      <w:r>
+        <w:t>feedback</w:t>
+      </w:r>
+      <w:r>
+        <w:t xml:space="preserve"> au reieşit câteva cerinţe cheie: conţinutul să fie scurt şi vizual pentru copii, să existe feedback imediat după fiecare răspuns, harta să fie interactivă şi uşor de manipulat. Adulţii au solicitat informaţii mai dense, date istorice şi geografice precise, şi posibilitatea de a asculta nararea textului. Ambele grupuri au apreciat ideea unui sistem de progres vizibil şi a gamificării prin culori pe hartă.</w:t>
+      </w:r>
+      <w:r>
+        <w:br/>
+        <w:t>Am dedus ca utilizatorii tintă sunt in mare parte copii, care au nevoie de o invatare ghidata, intereseanta pentru a nu îi plictisi şi pentru a capta si asimila cât mai multa informatie</w:t>
       </w:r>
     </w:p>
     <w:p>
@@ -1517,14 +1982,32 @@
         </w:rPr>
       </w:pPr>
       <w:bookmarkStart w:id="2" w:name="_Toc2041978147"/>
-      <w:r>
-        <w:rPr>
-          <w:color w:val="000000" w:themeColor="text1"/>
-          <w:lang w:val="en-US"/>
-        </w:rPr>
-        <w:t>Propunere prototip</w:t>
+      <w:proofErr w:type="spellStart"/>
+      <w:r>
+        <w:rPr>
+          <w:color w:val="000000" w:themeColor="text1"/>
+          <w:lang w:val="en-US"/>
+        </w:rPr>
+        <w:t>Propunere</w:t>
+      </w:r>
+      <w:proofErr w:type="spellEnd"/>
+      <w:r>
+        <w:rPr>
+          <w:color w:val="000000" w:themeColor="text1"/>
+          <w:lang w:val="en-US"/>
+        </w:rPr>
+        <w:t xml:space="preserve"> </w:t>
+      </w:r>
+      <w:proofErr w:type="spellStart"/>
+      <w:r>
+        <w:rPr>
+          <w:color w:val="000000" w:themeColor="text1"/>
+          <w:lang w:val="en-US"/>
+        </w:rPr>
+        <w:t>prototip</w:t>
       </w:r>
       <w:bookmarkEnd w:id="2"/>
+      <w:proofErr w:type="spellEnd"/>
     </w:p>
     <w:p>
       <w:pPr>
@@ -1533,215 +2016,397 @@
           <w:lang w:val="en-US"/>
         </w:rPr>
       </w:pPr>
-      <w:r>
-        <w:rPr>
-          <w:lang w:val="en-US"/>
-        </w:rPr>
-        <w:t>Prototipul implementat este o aplica</w:t>
-      </w:r>
-      <w:r>
-        <w:rPr>
-          <w:lang w:val="en-US"/>
-        </w:rPr>
-        <w:t>ț</w:t>
-      </w:r>
-      <w:r>
-        <w:rPr>
-          <w:lang w:val="en-US"/>
-        </w:rPr>
-        <w:t>ie web interactiv</w:t>
-      </w:r>
-      <w:r>
-        <w:rPr>
-          <w:lang w:val="en-US"/>
-        </w:rPr>
-        <w:t>ă</w:t>
-      </w:r>
-      <w:r>
-        <w:rPr>
-          <w:lang w:val="en-US"/>
-        </w:rPr>
-        <w:t xml:space="preserve"> construit</w:t>
-      </w:r>
-      <w:r>
-        <w:rPr>
-          <w:lang w:val="en-US"/>
-        </w:rPr>
-        <w:t>ă</w:t>
-      </w:r>
+      <w:proofErr w:type="spellStart"/>
+      <w:r>
+        <w:rPr>
+          <w:lang w:val="en-US"/>
+        </w:rPr>
+        <w:t>Prototipul</w:t>
+      </w:r>
+      <w:proofErr w:type="spellEnd"/>
+      <w:r>
+        <w:rPr>
+          <w:lang w:val="en-US"/>
+        </w:rPr>
+        <w:t xml:space="preserve"> </w:t>
+      </w:r>
+      <w:proofErr w:type="spellStart"/>
+      <w:r>
+        <w:rPr>
+          <w:lang w:val="en-US"/>
+        </w:rPr>
+        <w:t>implementat</w:t>
+      </w:r>
+      <w:proofErr w:type="spellEnd"/>
+      <w:r>
+        <w:rPr>
+          <w:lang w:val="en-US"/>
+        </w:rPr>
+        <w:t xml:space="preserve"> </w:t>
+      </w:r>
+      <w:proofErr w:type="spellStart"/>
+      <w:r>
+        <w:rPr>
+          <w:lang w:val="en-US"/>
+        </w:rPr>
+        <w:t>este</w:t>
+      </w:r>
+      <w:proofErr w:type="spellEnd"/>
+      <w:r>
+        <w:rPr>
+          <w:lang w:val="en-US"/>
+        </w:rPr>
+        <w:t xml:space="preserve"> o </w:t>
+      </w:r>
+      <w:proofErr w:type="spellStart"/>
+      <w:r>
+        <w:rPr>
+          <w:lang w:val="en-US"/>
+        </w:rPr>
+        <w:t>aplicație</w:t>
+      </w:r>
+      <w:proofErr w:type="spellEnd"/>
+      <w:r>
+        <w:rPr>
+          <w:lang w:val="en-US"/>
+        </w:rPr>
+        <w:t xml:space="preserve"> web </w:t>
+      </w:r>
+      <w:proofErr w:type="spellStart"/>
+      <w:r>
+        <w:rPr>
+          <w:lang w:val="en-US"/>
+        </w:rPr>
+        <w:t>interactivă</w:t>
+      </w:r>
+      <w:proofErr w:type="spellEnd"/>
+      <w:r>
+        <w:rPr>
+          <w:lang w:val="en-US"/>
+        </w:rPr>
+        <w:t xml:space="preserve"> </w:t>
+      </w:r>
+      <w:proofErr w:type="spellStart"/>
+      <w:r>
+        <w:rPr>
+          <w:lang w:val="en-US"/>
+        </w:rPr>
+        <w:t>construită</w:t>
+      </w:r>
+      <w:proofErr w:type="spellEnd"/>
       <w:r>
         <w:rPr>
           <w:lang w:val="en-US"/>
         </w:rPr>
         <w:t xml:space="preserve"> cu Ionic React </w:t>
       </w:r>
-      <w:r>
-        <w:rPr>
-          <w:lang w:val="en-US"/>
-        </w:rPr>
-        <w:t>ș</w:t>
-      </w:r>
-      <w:r>
-        <w:rPr>
-          <w:lang w:val="en-US"/>
-        </w:rPr>
-        <w:t>i Vite. Experien</w:t>
-      </w:r>
-      <w:r>
-        <w:rPr>
-          <w:lang w:val="en-US"/>
-        </w:rPr>
-        <w:t>ț</w:t>
-      </w:r>
-      <w:r>
-        <w:rPr>
-          <w:lang w:val="en-US"/>
-        </w:rPr>
-        <w:t>a porne</w:t>
-      </w:r>
-      <w:r>
-        <w:rPr>
-          <w:lang w:val="en-US"/>
-        </w:rPr>
-        <w:t>ș</w:t>
-      </w:r>
-      <w:r>
-        <w:rPr>
-          <w:lang w:val="en-US"/>
-        </w:rPr>
-        <w:t>te de pe harta Rom</w:t>
-      </w:r>
-      <w:r>
-        <w:rPr>
-          <w:lang w:val="en-US"/>
-        </w:rPr>
-        <w:t>â</w:t>
-      </w:r>
-      <w:r>
-        <w:rPr>
-          <w:lang w:val="en-US"/>
-        </w:rPr>
-        <w:t>niei, unde utilizatorul poate selecta un jude</w:t>
-      </w:r>
-      <w:r>
-        <w:rPr>
-          <w:lang w:val="en-US"/>
-        </w:rPr>
-        <w:t>ț</w:t>
-      </w:r>
-      <w:r>
-        <w:rPr>
-          <w:lang w:val="en-US"/>
-        </w:rPr>
-        <w:t>. Aplica</w:t>
-      </w:r>
-      <w:r>
-        <w:rPr>
-          <w:lang w:val="en-US"/>
-        </w:rPr>
-        <w:t>ț</w:t>
-      </w:r>
-      <w:r>
-        <w:rPr>
-          <w:lang w:val="en-US"/>
-        </w:rPr>
-        <w:t>ia afi</w:t>
-      </w:r>
-      <w:r>
-        <w:rPr>
-          <w:lang w:val="en-US"/>
-        </w:rPr>
-        <w:t>ș</w:t>
-      </w:r>
-      <w:r>
-        <w:rPr>
-          <w:lang w:val="en-US"/>
-        </w:rPr>
-        <w:t>eaz</w:t>
-      </w:r>
-      <w:r>
-        <w:rPr>
-          <w:lang w:val="en-US"/>
-        </w:rPr>
-        <w:t>ă</w:t>
-      </w:r>
-      <w:r>
-        <w:rPr>
-          <w:lang w:val="en-US"/>
-        </w:rPr>
-        <w:t xml:space="preserve"> jude</w:t>
-      </w:r>
-      <w:r>
-        <w:rPr>
-          <w:lang w:val="en-US"/>
-        </w:rPr>
-        <w:t>ț</w:t>
-      </w:r>
-      <w:r>
-        <w:rPr>
-          <w:lang w:val="en-US"/>
-        </w:rPr>
-        <w:t xml:space="preserve">ele </w:t>
-      </w:r>
-      <w:r>
-        <w:rPr>
-          <w:lang w:val="en-US"/>
-        </w:rPr>
-        <w:t>ș</w:t>
-      </w:r>
-      <w:r>
-        <w:rPr>
-          <w:lang w:val="en-US"/>
-        </w:rPr>
-        <w:t>i eviden</w:t>
-      </w:r>
-      <w:r>
-        <w:rPr>
-          <w:lang w:val="en-US"/>
-        </w:rPr>
-        <w:t>ț</w:t>
-      </w:r>
-      <w:r>
-        <w:rPr>
-          <w:lang w:val="en-US"/>
-        </w:rPr>
-        <w:t>ierea celui selectat, apoi ofer</w:t>
-      </w:r>
-      <w:r>
-        <w:rPr>
-          <w:lang w:val="en-US"/>
-        </w:rPr>
-        <w:t>ă</w:t>
-      </w:r>
-      <w:r>
-        <w:rPr>
-          <w:lang w:val="en-US"/>
-        </w:rPr>
-        <w:t xml:space="preserve"> un buton de start care declan</w:t>
-      </w:r>
-      <w:r>
-        <w:rPr>
-          <w:lang w:val="en-US"/>
-        </w:rPr>
-        <w:t>ș</w:t>
-      </w:r>
-      <w:r>
-        <w:rPr>
-          <w:lang w:val="en-US"/>
-        </w:rPr>
-        <w:t>eaz</w:t>
-      </w:r>
-      <w:r>
-        <w:rPr>
-          <w:lang w:val="en-US"/>
-        </w:rPr>
-        <w:t>ă</w:t>
-      </w:r>
-      <w:r>
-        <w:rPr>
-          <w:lang w:val="en-US"/>
-        </w:rPr>
-        <w:t xml:space="preserve"> aventura.</w:t>
+      <w:proofErr w:type="spellStart"/>
+      <w:r>
+        <w:rPr>
+          <w:lang w:val="en-US"/>
+        </w:rPr>
+        <w:t>și</w:t>
+      </w:r>
+      <w:proofErr w:type="spellEnd"/>
+      <w:r>
+        <w:rPr>
+          <w:lang w:val="en-US"/>
+        </w:rPr>
+        <w:t xml:space="preserve"> Vite. </w:t>
+      </w:r>
+      <w:proofErr w:type="spellStart"/>
+      <w:r>
+        <w:rPr>
+          <w:lang w:val="en-US"/>
+        </w:rPr>
+        <w:t>Experiența</w:t>
+      </w:r>
+      <w:proofErr w:type="spellEnd"/>
+      <w:r>
+        <w:rPr>
+          <w:lang w:val="en-US"/>
+        </w:rPr>
+        <w:t xml:space="preserve"> </w:t>
+      </w:r>
+      <w:proofErr w:type="spellStart"/>
+      <w:r>
+        <w:rPr>
+          <w:lang w:val="en-US"/>
+        </w:rPr>
+        <w:t>pornește</w:t>
+      </w:r>
+      <w:proofErr w:type="spellEnd"/>
+      <w:r>
+        <w:rPr>
+          <w:lang w:val="en-US"/>
+        </w:rPr>
+        <w:t xml:space="preserve"> de pe </w:t>
+      </w:r>
+      <w:proofErr w:type="spellStart"/>
+      <w:r>
+        <w:rPr>
+          <w:lang w:val="en-US"/>
+        </w:rPr>
+        <w:t>harta</w:t>
+      </w:r>
+      <w:proofErr w:type="spellEnd"/>
+      <w:r>
+        <w:rPr>
+          <w:lang w:val="en-US"/>
+        </w:rPr>
+        <w:t xml:space="preserve"> </w:t>
+      </w:r>
+      <w:proofErr w:type="spellStart"/>
+      <w:r>
+        <w:rPr>
+          <w:lang w:val="en-US"/>
+        </w:rPr>
+        <w:t>României</w:t>
+      </w:r>
+      <w:proofErr w:type="spellEnd"/>
+      <w:r>
+        <w:rPr>
+          <w:lang w:val="en-US"/>
+        </w:rPr>
+        <w:t xml:space="preserve">, </w:t>
+      </w:r>
+      <w:proofErr w:type="spellStart"/>
+      <w:r>
+        <w:rPr>
+          <w:lang w:val="en-US"/>
+        </w:rPr>
+        <w:t>unde</w:t>
+      </w:r>
+      <w:proofErr w:type="spellEnd"/>
+      <w:r>
+        <w:rPr>
+          <w:lang w:val="en-US"/>
+        </w:rPr>
+        <w:t xml:space="preserve"> </w:t>
+      </w:r>
+      <w:proofErr w:type="spellStart"/>
+      <w:r>
+        <w:rPr>
+          <w:lang w:val="en-US"/>
+        </w:rPr>
+        <w:t>utilizatorul</w:t>
+      </w:r>
+      <w:proofErr w:type="spellEnd"/>
+      <w:r>
+        <w:rPr>
+          <w:lang w:val="en-US"/>
+        </w:rPr>
+        <w:t xml:space="preserve"> </w:t>
+      </w:r>
+      <w:proofErr w:type="spellStart"/>
+      <w:r>
+        <w:rPr>
+          <w:lang w:val="en-US"/>
+        </w:rPr>
+        <w:t>poate</w:t>
+      </w:r>
+      <w:proofErr w:type="spellEnd"/>
+      <w:r>
+        <w:rPr>
+          <w:lang w:val="en-US"/>
+        </w:rPr>
+        <w:t xml:space="preserve"> selecta un </w:t>
+      </w:r>
+      <w:proofErr w:type="spellStart"/>
+      <w:r>
+        <w:rPr>
+          <w:lang w:val="en-US"/>
+        </w:rPr>
+        <w:t>județ</w:t>
+      </w:r>
+      <w:proofErr w:type="spellEnd"/>
+      <w:r>
+        <w:rPr>
+          <w:lang w:val="en-US"/>
+        </w:rPr>
+        <w:t xml:space="preserve">. </w:t>
+      </w:r>
+      <w:proofErr w:type="spellStart"/>
+      <w:r>
+        <w:rPr>
+          <w:lang w:val="en-US"/>
+        </w:rPr>
+        <w:t>Aplicația</w:t>
+      </w:r>
+      <w:proofErr w:type="spellEnd"/>
+      <w:r>
+        <w:rPr>
+          <w:lang w:val="en-US"/>
+        </w:rPr>
+        <w:t xml:space="preserve"> </w:t>
+      </w:r>
+      <w:proofErr w:type="spellStart"/>
+      <w:r>
+        <w:rPr>
+          <w:lang w:val="en-US"/>
+        </w:rPr>
+        <w:t>afișează</w:t>
+      </w:r>
+      <w:proofErr w:type="spellEnd"/>
+      <w:r>
+        <w:rPr>
+          <w:lang w:val="en-US"/>
+        </w:rPr>
+        <w:t xml:space="preserve"> </w:t>
+      </w:r>
+      <w:proofErr w:type="spellStart"/>
+      <w:r>
+        <w:rPr>
+          <w:lang w:val="en-US"/>
+        </w:rPr>
+        <w:t>județele</w:t>
+      </w:r>
+      <w:proofErr w:type="spellEnd"/>
+      <w:r>
+        <w:rPr>
+          <w:lang w:val="en-US"/>
+        </w:rPr>
+        <w:t xml:space="preserve"> </w:t>
+      </w:r>
+      <w:proofErr w:type="spellStart"/>
+      <w:r>
+        <w:rPr>
+          <w:lang w:val="en-US"/>
+        </w:rPr>
+        <w:t>și</w:t>
+      </w:r>
+      <w:proofErr w:type="spellEnd"/>
+      <w:r>
+        <w:rPr>
+          <w:lang w:val="en-US"/>
+        </w:rPr>
+        <w:t xml:space="preserve"> </w:t>
+      </w:r>
+      <w:proofErr w:type="spellStart"/>
+      <w:r>
+        <w:rPr>
+          <w:lang w:val="en-US"/>
+        </w:rPr>
+        <w:t>evidențierea</w:t>
+      </w:r>
+      <w:proofErr w:type="spellEnd"/>
+      <w:r>
+        <w:rPr>
+          <w:lang w:val="en-US"/>
+        </w:rPr>
+        <w:t xml:space="preserve"> </w:t>
+      </w:r>
+      <w:proofErr w:type="spellStart"/>
+      <w:r>
+        <w:rPr>
+          <w:lang w:val="en-US"/>
+        </w:rPr>
+        <w:t>celui</w:t>
+      </w:r>
+      <w:proofErr w:type="spellEnd"/>
+      <w:r>
+        <w:rPr>
+          <w:lang w:val="en-US"/>
+        </w:rPr>
+        <w:t xml:space="preserve"> </w:t>
+      </w:r>
+      <w:proofErr w:type="spellStart"/>
+      <w:r>
+        <w:rPr>
+          <w:lang w:val="en-US"/>
+        </w:rPr>
+        <w:t>selectat</w:t>
+      </w:r>
+      <w:proofErr w:type="spellEnd"/>
+      <w:r>
+        <w:rPr>
+          <w:lang w:val="en-US"/>
+        </w:rPr>
+        <w:t xml:space="preserve">, </w:t>
+      </w:r>
+      <w:proofErr w:type="spellStart"/>
+      <w:r>
+        <w:rPr>
+          <w:lang w:val="en-US"/>
+        </w:rPr>
+        <w:t>apoi</w:t>
+      </w:r>
+      <w:proofErr w:type="spellEnd"/>
+      <w:r>
+        <w:rPr>
+          <w:lang w:val="en-US"/>
+        </w:rPr>
+        <w:t xml:space="preserve"> </w:t>
+      </w:r>
+      <w:proofErr w:type="spellStart"/>
+      <w:r>
+        <w:rPr>
+          <w:lang w:val="en-US"/>
+        </w:rPr>
+        <w:t>oferă</w:t>
+      </w:r>
+      <w:proofErr w:type="spellEnd"/>
+      <w:r>
+        <w:rPr>
+          <w:lang w:val="en-US"/>
+        </w:rPr>
+        <w:t xml:space="preserve"> un </w:t>
+      </w:r>
+      <w:proofErr w:type="spellStart"/>
+      <w:r>
+        <w:rPr>
+          <w:lang w:val="en-US"/>
+        </w:rPr>
+        <w:t>buton</w:t>
+      </w:r>
+      <w:proofErr w:type="spellEnd"/>
+      <w:r>
+        <w:rPr>
+          <w:lang w:val="en-US"/>
+        </w:rPr>
+        <w:t xml:space="preserve"> de start </w:t>
+      </w:r>
+      <w:proofErr w:type="gramStart"/>
+      <w:r>
+        <w:rPr>
+          <w:lang w:val="en-US"/>
+        </w:rPr>
+        <w:t>care</w:t>
+      </w:r>
+      <w:proofErr w:type="gramEnd"/>
+      <w:r>
+        <w:rPr>
+          <w:lang w:val="en-US"/>
+        </w:rPr>
+        <w:t xml:space="preserve"> </w:t>
+      </w:r>
+      <w:proofErr w:type="spellStart"/>
+      <w:r>
+        <w:rPr>
+          <w:lang w:val="en-US"/>
+        </w:rPr>
+        <w:t>declanșează</w:t>
+      </w:r>
+      <w:proofErr w:type="spellEnd"/>
+      <w:r>
+        <w:rPr>
+          <w:lang w:val="en-US"/>
+        </w:rPr>
+        <w:t xml:space="preserve"> </w:t>
+      </w:r>
+      <w:proofErr w:type="spellStart"/>
+      <w:r>
+        <w:rPr>
+          <w:lang w:val="en-US"/>
+        </w:rPr>
+        <w:t>aventura</w:t>
+      </w:r>
+      <w:proofErr w:type="spellEnd"/>
+      <w:r>
+        <w:rPr>
+          <w:lang w:val="en-US"/>
+        </w:rPr>
+        <w:t>.</w:t>
       </w:r>
     </w:p>
     <w:p>
@@ -1751,191 +2416,495 @@
           <w:lang w:val="en-GB"/>
         </w:rPr>
       </w:pPr>
-      <w:r>
-        <w:rPr>
-          <w:lang w:val="en-GB"/>
-        </w:rPr>
-        <w:t>Dup</w:t>
-      </w:r>
-      <w:r>
-        <w:rPr>
-          <w:lang w:val="en-GB"/>
-        </w:rPr>
-        <w:t>ă</w:t>
-      </w:r>
-      <w:r>
-        <w:rPr>
-          <w:lang w:val="en-GB"/>
-        </w:rPr>
-        <w:t xml:space="preserve"> start, aplica</w:t>
-      </w:r>
-      <w:r>
-        <w:rPr>
-          <w:lang w:val="en-GB"/>
-        </w:rPr>
-        <w:t>ț</w:t>
-      </w:r>
-      <w:r>
-        <w:rPr>
-          <w:lang w:val="en-GB"/>
-        </w:rPr>
-        <w:t xml:space="preserve">ia trece </w:t>
-      </w:r>
-      <w:r>
-        <w:rPr>
-          <w:lang w:val="en-GB"/>
-        </w:rPr>
-        <w:t>î</w:t>
-      </w:r>
-      <w:r>
-        <w:rPr>
-          <w:lang w:val="en-GB"/>
-        </w:rPr>
-        <w:t>ntr-o zon</w:t>
-      </w:r>
-      <w:r>
-        <w:rPr>
-          <w:lang w:val="en-GB"/>
-        </w:rPr>
-        <w:t>ă</w:t>
-      </w:r>
-      <w:r>
-        <w:rPr>
-          <w:lang w:val="en-GB"/>
-        </w:rPr>
-        <w:t xml:space="preserve"> de poveste: avatarul (Ghiță Ghidul pentru copii sau Consilierul Virtual pentru adul</w:t>
-      </w:r>
-      <w:r>
-        <w:rPr>
-          <w:lang w:val="en-GB"/>
-        </w:rPr>
-        <w:t>ț</w:t>
-      </w:r>
-      <w:r>
-        <w:rPr>
-          <w:lang w:val="en-GB"/>
-        </w:rPr>
-        <w:t>i) prezint</w:t>
-      </w:r>
-      <w:r>
-        <w:rPr>
-          <w:lang w:val="en-GB"/>
-        </w:rPr>
-        <w:t>ă</w:t>
-      </w:r>
-      <w:r>
-        <w:rPr>
-          <w:lang w:val="en-GB"/>
-        </w:rPr>
-        <w:t xml:space="preserve"> un text narativ despre jude</w:t>
-      </w:r>
-      <w:r>
-        <w:rPr>
-          <w:lang w:val="en-GB"/>
-        </w:rPr>
-        <w:t>ț</w:t>
-      </w:r>
-      <w:r>
-        <w:rPr>
-          <w:lang w:val="en-GB"/>
-        </w:rPr>
-        <w:t>. Povestea este generat</w:t>
-      </w:r>
-      <w:r>
-        <w:rPr>
-          <w:lang w:val="en-GB"/>
-        </w:rPr>
-        <w:t>ă</w:t>
-      </w:r>
-      <w:r>
-        <w:rPr>
-          <w:lang w:val="en-GB"/>
-        </w:rPr>
-        <w:t xml:space="preserve"> dinamic </w:t>
-      </w:r>
-      <w:r>
-        <w:rPr>
-          <w:lang w:val="en-GB"/>
-        </w:rPr>
-        <w:t>ș</w:t>
-      </w:r>
-      <w:r>
-        <w:rPr>
-          <w:lang w:val="en-GB"/>
-        </w:rPr>
-        <w:t>i poate fi ascultat</w:t>
-      </w:r>
-      <w:r>
-        <w:rPr>
-          <w:lang w:val="en-GB"/>
-        </w:rPr>
-        <w:t>ă</w:t>
-      </w:r>
-      <w:r>
-        <w:rPr>
-          <w:lang w:val="en-GB"/>
-        </w:rPr>
-        <w:t xml:space="preserve"> prin text-to-speech. Sunt afi</w:t>
-      </w:r>
-      <w:r>
-        <w:rPr>
-          <w:lang w:val="en-GB"/>
-        </w:rPr>
-        <w:t>ș</w:t>
-      </w:r>
-      <w:r>
-        <w:rPr>
-          <w:lang w:val="en-GB"/>
-        </w:rPr>
-        <w:t xml:space="preserve">ate </w:t>
-      </w:r>
-      <w:r>
-        <w:rPr>
-          <w:lang w:val="en-GB"/>
-        </w:rPr>
-        <w:t>ș</w:t>
-      </w:r>
-      <w:r>
-        <w:rPr>
-          <w:lang w:val="en-GB"/>
-        </w:rPr>
-        <w:t>i informa</w:t>
-      </w:r>
-      <w:r>
-        <w:rPr>
-          <w:lang w:val="en-GB"/>
-        </w:rPr>
-        <w:t>ț</w:t>
-      </w:r>
-      <w:r>
-        <w:rPr>
-          <w:lang w:val="en-GB"/>
-        </w:rPr>
-        <w:t>ii meteo pentru a ancora con</w:t>
-      </w:r>
-      <w:r>
-        <w:rPr>
-          <w:lang w:val="en-GB"/>
-        </w:rPr>
-        <w:t>ț</w:t>
-      </w:r>
-      <w:r>
-        <w:rPr>
-          <w:lang w:val="en-GB"/>
-        </w:rPr>
-        <w:t xml:space="preserve">inutul </w:t>
-      </w:r>
-      <w:r>
-        <w:rPr>
-          <w:lang w:val="en-GB"/>
-        </w:rPr>
-        <w:t>î</w:t>
-      </w:r>
-      <w:r>
-        <w:rPr>
-          <w:lang w:val="en-GB"/>
-        </w:rPr>
-        <w:t>n context real.</w:t>
+      <w:proofErr w:type="spellStart"/>
+      <w:r>
+        <w:rPr>
+          <w:lang w:val="en-GB"/>
+        </w:rPr>
+        <w:t>După</w:t>
+      </w:r>
+      <w:proofErr w:type="spellEnd"/>
+      <w:r>
+        <w:rPr>
+          <w:lang w:val="en-GB"/>
+        </w:rPr>
+        <w:t xml:space="preserve"> start, </w:t>
+      </w:r>
+      <w:proofErr w:type="spellStart"/>
+      <w:r>
+        <w:rPr>
+          <w:lang w:val="en-GB"/>
+        </w:rPr>
+        <w:t>aplicația</w:t>
+      </w:r>
+      <w:proofErr w:type="spellEnd"/>
+      <w:r>
+        <w:rPr>
+          <w:lang w:val="en-GB"/>
+        </w:rPr>
+        <w:t xml:space="preserve"> </w:t>
+      </w:r>
+      <w:proofErr w:type="spellStart"/>
+      <w:r>
+        <w:rPr>
+          <w:lang w:val="en-GB"/>
+        </w:rPr>
+        <w:t>trece</w:t>
+      </w:r>
+      <w:proofErr w:type="spellEnd"/>
+      <w:r>
+        <w:rPr>
+          <w:lang w:val="en-GB"/>
+        </w:rPr>
+        <w:t xml:space="preserve"> </w:t>
+      </w:r>
+      <w:proofErr w:type="spellStart"/>
+      <w:r>
+        <w:rPr>
+          <w:lang w:val="en-GB"/>
+        </w:rPr>
+        <w:t>într</w:t>
+      </w:r>
+      <w:proofErr w:type="spellEnd"/>
+      <w:r>
+        <w:rPr>
+          <w:lang w:val="en-GB"/>
+        </w:rPr>
+        <w:t xml:space="preserve">-o </w:t>
+      </w:r>
+      <w:proofErr w:type="spellStart"/>
+      <w:r>
+        <w:rPr>
+          <w:lang w:val="en-GB"/>
+        </w:rPr>
+        <w:t>zonă</w:t>
+      </w:r>
+      <w:proofErr w:type="spellEnd"/>
+      <w:r>
+        <w:rPr>
+          <w:lang w:val="en-GB"/>
+        </w:rPr>
+        <w:t xml:space="preserve"> de </w:t>
+      </w:r>
+      <w:proofErr w:type="spellStart"/>
+      <w:r>
+        <w:rPr>
+          <w:lang w:val="en-GB"/>
+        </w:rPr>
+        <w:t>poveste</w:t>
+      </w:r>
+      <w:proofErr w:type="spellEnd"/>
+      <w:r>
+        <w:rPr>
+          <w:lang w:val="en-GB"/>
+        </w:rPr>
+        <w:t xml:space="preserve">: </w:t>
+      </w:r>
+      <w:proofErr w:type="spellStart"/>
+      <w:r>
+        <w:rPr>
+          <w:lang w:val="en-GB"/>
+        </w:rPr>
+        <w:t>avatarul</w:t>
+      </w:r>
+      <w:proofErr w:type="spellEnd"/>
+      <w:r>
+        <w:rPr>
+          <w:lang w:val="en-GB"/>
+        </w:rPr>
+        <w:t xml:space="preserve"> (Ghiță </w:t>
+      </w:r>
+      <w:proofErr w:type="spellStart"/>
+      <w:r>
+        <w:rPr>
+          <w:lang w:val="en-GB"/>
+        </w:rPr>
+        <w:t>Ghidul</w:t>
+      </w:r>
+      <w:proofErr w:type="spellEnd"/>
+      <w:r>
+        <w:rPr>
+          <w:lang w:val="en-GB"/>
+        </w:rPr>
+        <w:t xml:space="preserve"> </w:t>
+      </w:r>
+      <w:proofErr w:type="spellStart"/>
+      <w:r>
+        <w:rPr>
+          <w:lang w:val="en-GB"/>
+        </w:rPr>
+        <w:t>pentru</w:t>
+      </w:r>
+      <w:proofErr w:type="spellEnd"/>
+      <w:r>
+        <w:rPr>
+          <w:lang w:val="en-GB"/>
+        </w:rPr>
+        <w:t xml:space="preserve"> </w:t>
+      </w:r>
+      <w:proofErr w:type="spellStart"/>
+      <w:r>
+        <w:rPr>
+          <w:lang w:val="en-GB"/>
+        </w:rPr>
+        <w:t>copii</w:t>
+      </w:r>
+      <w:proofErr w:type="spellEnd"/>
+      <w:r>
+        <w:rPr>
+          <w:lang w:val="en-GB"/>
+        </w:rPr>
+        <w:t xml:space="preserve"> </w:t>
+      </w:r>
+      <w:proofErr w:type="spellStart"/>
+      <w:r>
+        <w:rPr>
+          <w:lang w:val="en-GB"/>
+        </w:rPr>
+        <w:t>sau</w:t>
+      </w:r>
+      <w:proofErr w:type="spellEnd"/>
+      <w:r>
+        <w:rPr>
+          <w:lang w:val="en-GB"/>
+        </w:rPr>
+        <w:t xml:space="preserve"> </w:t>
+      </w:r>
+      <w:proofErr w:type="spellStart"/>
+      <w:r>
+        <w:rPr>
+          <w:lang w:val="en-GB"/>
+        </w:rPr>
+        <w:t>Consilierul</w:t>
+      </w:r>
+      <w:proofErr w:type="spellEnd"/>
+      <w:r>
+        <w:rPr>
+          <w:lang w:val="en-GB"/>
+        </w:rPr>
+        <w:t xml:space="preserve"> Virtual </w:t>
+      </w:r>
+      <w:proofErr w:type="spellStart"/>
+      <w:r>
+        <w:rPr>
+          <w:lang w:val="en-GB"/>
+        </w:rPr>
+        <w:t>pentru</w:t>
+      </w:r>
+      <w:proofErr w:type="spellEnd"/>
+      <w:r>
+        <w:rPr>
+          <w:lang w:val="en-GB"/>
+        </w:rPr>
+        <w:t xml:space="preserve"> </w:t>
+      </w:r>
+      <w:proofErr w:type="spellStart"/>
+      <w:r>
+        <w:rPr>
+          <w:lang w:val="en-GB"/>
+        </w:rPr>
+        <w:t>adulți</w:t>
+      </w:r>
+      <w:proofErr w:type="spellEnd"/>
+      <w:r>
+        <w:rPr>
+          <w:lang w:val="en-GB"/>
+        </w:rPr>
+        <w:t xml:space="preserve">) </w:t>
+      </w:r>
+      <w:proofErr w:type="spellStart"/>
+      <w:r>
+        <w:rPr>
+          <w:lang w:val="en-GB"/>
+        </w:rPr>
+        <w:t>prezintă</w:t>
+      </w:r>
+      <w:proofErr w:type="spellEnd"/>
+      <w:r>
+        <w:rPr>
+          <w:lang w:val="en-GB"/>
+        </w:rPr>
+        <w:t xml:space="preserve"> un text </w:t>
+      </w:r>
+      <w:proofErr w:type="spellStart"/>
+      <w:r>
+        <w:rPr>
+          <w:lang w:val="en-GB"/>
+        </w:rPr>
+        <w:t>narativ</w:t>
+      </w:r>
+      <w:proofErr w:type="spellEnd"/>
+      <w:r>
+        <w:rPr>
+          <w:lang w:val="en-GB"/>
+        </w:rPr>
+        <w:t xml:space="preserve"> </w:t>
+      </w:r>
+      <w:proofErr w:type="spellStart"/>
+      <w:r>
+        <w:rPr>
+          <w:lang w:val="en-GB"/>
+        </w:rPr>
+        <w:t>despre</w:t>
+      </w:r>
+      <w:proofErr w:type="spellEnd"/>
+      <w:r>
+        <w:rPr>
+          <w:lang w:val="en-GB"/>
+        </w:rPr>
+        <w:t xml:space="preserve"> </w:t>
+      </w:r>
+      <w:proofErr w:type="spellStart"/>
+      <w:r>
+        <w:rPr>
+          <w:lang w:val="en-GB"/>
+        </w:rPr>
+        <w:t>județ</w:t>
+      </w:r>
+      <w:proofErr w:type="spellEnd"/>
+      <w:r>
+        <w:rPr>
+          <w:lang w:val="en-GB"/>
+        </w:rPr>
+        <w:t xml:space="preserve">. </w:t>
+      </w:r>
+      <w:proofErr w:type="spellStart"/>
+      <w:r>
+        <w:rPr>
+          <w:lang w:val="en-GB"/>
+        </w:rPr>
+        <w:t>Povestea</w:t>
+      </w:r>
+      <w:proofErr w:type="spellEnd"/>
+      <w:r>
+        <w:rPr>
+          <w:lang w:val="en-GB"/>
+        </w:rPr>
+        <w:t xml:space="preserve"> </w:t>
+      </w:r>
+      <w:proofErr w:type="spellStart"/>
+      <w:r>
+        <w:rPr>
+          <w:lang w:val="en-GB"/>
+        </w:rPr>
+        <w:t>este</w:t>
+      </w:r>
+      <w:proofErr w:type="spellEnd"/>
+      <w:r>
+        <w:rPr>
+          <w:lang w:val="en-GB"/>
+        </w:rPr>
+        <w:t xml:space="preserve"> </w:t>
+      </w:r>
+      <w:proofErr w:type="spellStart"/>
+      <w:r>
+        <w:rPr>
+          <w:lang w:val="en-GB"/>
+        </w:rPr>
+        <w:t>generată</w:t>
+      </w:r>
+      <w:proofErr w:type="spellEnd"/>
+      <w:r>
+        <w:rPr>
+          <w:lang w:val="en-GB"/>
+        </w:rPr>
+        <w:t xml:space="preserve"> </w:t>
+      </w:r>
+      <w:proofErr w:type="spellStart"/>
+      <w:r>
+        <w:rPr>
+          <w:lang w:val="en-GB"/>
+        </w:rPr>
+        <w:t>dinamic</w:t>
+      </w:r>
+      <w:proofErr w:type="spellEnd"/>
+      <w:r>
+        <w:rPr>
+          <w:lang w:val="en-GB"/>
+        </w:rPr>
+        <w:t xml:space="preserve"> </w:t>
+      </w:r>
+      <w:proofErr w:type="spellStart"/>
+      <w:r>
+        <w:rPr>
+          <w:lang w:val="en-GB"/>
+        </w:rPr>
+        <w:t>și</w:t>
+      </w:r>
+      <w:proofErr w:type="spellEnd"/>
+      <w:r>
+        <w:rPr>
+          <w:lang w:val="en-GB"/>
+        </w:rPr>
+        <w:t xml:space="preserve"> </w:t>
+      </w:r>
+      <w:proofErr w:type="spellStart"/>
+      <w:r>
+        <w:rPr>
+          <w:lang w:val="en-GB"/>
+        </w:rPr>
+        <w:t>poate</w:t>
+      </w:r>
+      <w:proofErr w:type="spellEnd"/>
+      <w:r>
+        <w:rPr>
+          <w:lang w:val="en-GB"/>
+        </w:rPr>
+        <w:t xml:space="preserve"> fi </w:t>
+      </w:r>
+      <w:proofErr w:type="spellStart"/>
+      <w:r>
+        <w:rPr>
+          <w:lang w:val="en-GB"/>
+        </w:rPr>
+        <w:t>ascultată</w:t>
+      </w:r>
+      <w:proofErr w:type="spellEnd"/>
+      <w:r>
+        <w:rPr>
+          <w:lang w:val="en-GB"/>
+        </w:rPr>
+        <w:t xml:space="preserve"> </w:t>
+      </w:r>
+      <w:proofErr w:type="spellStart"/>
+      <w:r>
+        <w:rPr>
+          <w:lang w:val="en-GB"/>
+        </w:rPr>
+        <w:t>prin</w:t>
+      </w:r>
+      <w:proofErr w:type="spellEnd"/>
+      <w:r>
+        <w:rPr>
+          <w:lang w:val="en-GB"/>
+        </w:rPr>
+        <w:t xml:space="preserve"> text-to-speech. Sunt </w:t>
+      </w:r>
+      <w:proofErr w:type="spellStart"/>
+      <w:r>
+        <w:rPr>
+          <w:lang w:val="en-GB"/>
+        </w:rPr>
+        <w:t>afișate</w:t>
+      </w:r>
+      <w:proofErr w:type="spellEnd"/>
+      <w:r>
+        <w:rPr>
+          <w:lang w:val="en-GB"/>
+        </w:rPr>
+        <w:t xml:space="preserve"> </w:t>
+      </w:r>
+      <w:proofErr w:type="spellStart"/>
+      <w:r>
+        <w:rPr>
+          <w:lang w:val="en-GB"/>
+        </w:rPr>
+        <w:t>și</w:t>
+      </w:r>
+      <w:proofErr w:type="spellEnd"/>
+      <w:r>
+        <w:rPr>
+          <w:lang w:val="en-GB"/>
+        </w:rPr>
+        <w:t xml:space="preserve"> </w:t>
+      </w:r>
+      <w:proofErr w:type="spellStart"/>
+      <w:r>
+        <w:rPr>
+          <w:lang w:val="en-GB"/>
+        </w:rPr>
+        <w:t>informații</w:t>
+      </w:r>
+      <w:proofErr w:type="spellEnd"/>
+      <w:r>
+        <w:rPr>
+          <w:lang w:val="en-GB"/>
+        </w:rPr>
+        <w:t xml:space="preserve"> </w:t>
+      </w:r>
+      <w:proofErr w:type="spellStart"/>
+      <w:r>
+        <w:rPr>
+          <w:lang w:val="en-GB"/>
+        </w:rPr>
+        <w:t>meteo</w:t>
+      </w:r>
+      <w:proofErr w:type="spellEnd"/>
+      <w:r>
+        <w:rPr>
+          <w:lang w:val="en-GB"/>
+        </w:rPr>
+        <w:t xml:space="preserve"> </w:t>
+      </w:r>
+      <w:proofErr w:type="spellStart"/>
+      <w:r>
+        <w:rPr>
+          <w:lang w:val="en-GB"/>
+        </w:rPr>
+        <w:t>pentru</w:t>
+      </w:r>
+      <w:proofErr w:type="spellEnd"/>
+      <w:r>
+        <w:rPr>
+          <w:lang w:val="en-GB"/>
+        </w:rPr>
+        <w:t xml:space="preserve"> </w:t>
+      </w:r>
+      <w:proofErr w:type="gramStart"/>
+      <w:r>
+        <w:rPr>
+          <w:lang w:val="en-GB"/>
+        </w:rPr>
+        <w:t>a</w:t>
+      </w:r>
+      <w:proofErr w:type="gramEnd"/>
+      <w:r>
+        <w:rPr>
+          <w:lang w:val="en-GB"/>
+        </w:rPr>
+        <w:t xml:space="preserve"> </w:t>
+      </w:r>
+      <w:proofErr w:type="spellStart"/>
+      <w:r>
+        <w:rPr>
+          <w:lang w:val="en-GB"/>
+        </w:rPr>
+        <w:t>ancora</w:t>
+      </w:r>
+      <w:proofErr w:type="spellEnd"/>
+      <w:r>
+        <w:rPr>
+          <w:lang w:val="en-GB"/>
+        </w:rPr>
+        <w:t xml:space="preserve"> </w:t>
+      </w:r>
+      <w:proofErr w:type="spellStart"/>
+      <w:r>
+        <w:rPr>
+          <w:lang w:val="en-GB"/>
+        </w:rPr>
+        <w:t>conținutul</w:t>
+      </w:r>
+      <w:proofErr w:type="spellEnd"/>
+      <w:r>
+        <w:rPr>
+          <w:lang w:val="en-GB"/>
+        </w:rPr>
+        <w:t xml:space="preserve"> </w:t>
+      </w:r>
+      <w:proofErr w:type="spellStart"/>
+      <w:r>
+        <w:rPr>
+          <w:lang w:val="en-GB"/>
+        </w:rPr>
+        <w:t>în</w:t>
+      </w:r>
+      <w:proofErr w:type="spellEnd"/>
+      <w:r>
+        <w:rPr>
+          <w:lang w:val="en-GB"/>
+        </w:rPr>
+        <w:t xml:space="preserve"> context real.</w:t>
       </w:r>
     </w:p>
     <w:p>
@@ -1945,215 +2914,481 @@
           <w:lang w:val="en-GB"/>
         </w:rPr>
       </w:pPr>
-      <w:r>
-        <w:rPr>
-          <w:lang w:val="en-GB"/>
-        </w:rPr>
-        <w:t>Urm</w:t>
-      </w:r>
-      <w:r>
-        <w:rPr>
-          <w:lang w:val="en-GB"/>
-        </w:rPr>
-        <w:t>ă</w:t>
-      </w:r>
-      <w:r>
-        <w:rPr>
-          <w:lang w:val="en-GB"/>
-        </w:rPr>
-        <w:t>torul pas este quiz-ul. Utilizatorul r</w:t>
-      </w:r>
-      <w:r>
-        <w:rPr>
-          <w:lang w:val="en-GB"/>
-        </w:rPr>
-        <w:t>ă</w:t>
-      </w:r>
-      <w:r>
-        <w:rPr>
-          <w:lang w:val="en-GB"/>
-        </w:rPr>
-        <w:t xml:space="preserve">spunde la </w:t>
-      </w:r>
-      <w:r>
-        <w:rPr>
-          <w:lang w:val="en-GB"/>
-        </w:rPr>
-        <w:t>î</w:t>
-      </w:r>
-      <w:r>
-        <w:rPr>
-          <w:lang w:val="en-GB"/>
-        </w:rPr>
-        <w:t>ntreb</w:t>
-      </w:r>
-      <w:r>
-        <w:rPr>
-          <w:lang w:val="en-GB"/>
-        </w:rPr>
-        <w:t>ă</w:t>
-      </w:r>
-      <w:r>
-        <w:rPr>
-          <w:lang w:val="en-GB"/>
-        </w:rPr>
-        <w:t xml:space="preserve">ri cu variante multiple, cu timer </w:t>
-      </w:r>
-      <w:r>
-        <w:rPr>
-          <w:lang w:val="en-GB"/>
-        </w:rPr>
-        <w:t>ș</w:t>
-      </w:r>
-      <w:r>
-        <w:rPr>
-          <w:lang w:val="en-GB"/>
-        </w:rPr>
-        <w:t xml:space="preserve">i feedback imediat. </w:t>
-      </w:r>
-      <w:r>
-        <w:rPr>
-          <w:lang w:val="en-GB"/>
-        </w:rPr>
-        <w:t>Î</w:t>
-      </w:r>
-      <w:r>
-        <w:rPr>
-          <w:lang w:val="en-GB"/>
-        </w:rPr>
-        <w:t>n func</w:t>
-      </w:r>
-      <w:r>
-        <w:rPr>
-          <w:lang w:val="en-GB"/>
-        </w:rPr>
-        <w:t>ț</w:t>
-      </w:r>
-      <w:r>
-        <w:rPr>
-          <w:lang w:val="en-GB"/>
-        </w:rPr>
-        <w:t>ie de scor, jude</w:t>
-      </w:r>
-      <w:r>
-        <w:rPr>
-          <w:lang w:val="en-GB"/>
-        </w:rPr>
-        <w:t>ț</w:t>
-      </w:r>
-      <w:r>
-        <w:rPr>
-          <w:lang w:val="en-GB"/>
-        </w:rPr>
-        <w:t>ul prime</w:t>
-      </w:r>
-      <w:r>
-        <w:rPr>
-          <w:lang w:val="en-GB"/>
-        </w:rPr>
-        <w:t>ș</w:t>
-      </w:r>
-      <w:r>
-        <w:rPr>
-          <w:lang w:val="en-GB"/>
-        </w:rPr>
-        <w:t>te o culoare (ro</w:t>
-      </w:r>
-      <w:r>
-        <w:rPr>
-          <w:lang w:val="en-GB"/>
-        </w:rPr>
-        <w:t>ș</w:t>
-      </w:r>
-      <w:r>
-        <w:rPr>
-          <w:lang w:val="en-GB"/>
-        </w:rPr>
-        <w:t>u, galben</w:t>
-      </w:r>
-      <w:r>
-        <w:rPr>
-          <w:lang w:val="en-GB"/>
-        </w:rPr>
-        <w:t xml:space="preserve"> sau</w:t>
-      </w:r>
-      <w:r>
-        <w:rPr>
-          <w:lang w:val="en-GB"/>
-        </w:rPr>
-        <w:t xml:space="preserve"> verde), iar utilizatorul prime</w:t>
-      </w:r>
-      <w:r>
-        <w:rPr>
-          <w:lang w:val="en-GB"/>
-        </w:rPr>
-        <w:t>ș</w:t>
-      </w:r>
-      <w:r>
-        <w:rPr>
-          <w:lang w:val="en-GB"/>
-        </w:rPr>
-        <w:t xml:space="preserve">te XP </w:t>
-      </w:r>
-      <w:r>
-        <w:rPr>
-          <w:lang w:val="en-GB"/>
-        </w:rPr>
-        <w:t>ș</w:t>
-      </w:r>
-      <w:r>
-        <w:rPr>
-          <w:lang w:val="en-GB"/>
-        </w:rPr>
-        <w:t xml:space="preserve">i vede progresul </w:t>
-      </w:r>
-      <w:r>
-        <w:rPr>
-          <w:lang w:val="en-GB"/>
-        </w:rPr>
-        <w:t>î</w:t>
-      </w:r>
-      <w:r>
-        <w:rPr>
-          <w:lang w:val="en-GB"/>
-        </w:rPr>
-        <w:t>n timp real. La final, un panou de rezultate rezum</w:t>
-      </w:r>
-      <w:r>
-        <w:rPr>
-          <w:lang w:val="en-GB"/>
-        </w:rPr>
-        <w:t>ă</w:t>
-      </w:r>
-      <w:r>
-        <w:rPr>
-          <w:lang w:val="en-GB"/>
-        </w:rPr>
-        <w:t xml:space="preserve"> scorul, rangul </w:t>
-      </w:r>
-      <w:r>
-        <w:rPr>
-          <w:lang w:val="en-GB"/>
-        </w:rPr>
-        <w:t>ș</w:t>
-      </w:r>
-      <w:r>
-        <w:rPr>
-          <w:lang w:val="en-GB"/>
-        </w:rPr>
-        <w:t>i progresul pe jude</w:t>
-      </w:r>
-      <w:r>
-        <w:rPr>
-          <w:lang w:val="en-GB"/>
-        </w:rPr>
-        <w:t>ț</w:t>
-      </w:r>
-      <w:r>
-        <w:rPr>
-          <w:lang w:val="en-GB"/>
-        </w:rPr>
-        <w:t>e.</w:t>
+      <w:proofErr w:type="spellStart"/>
+      <w:r>
+        <w:rPr>
+          <w:lang w:val="en-GB"/>
+        </w:rPr>
+        <w:t>Următorul</w:t>
+      </w:r>
+      <w:proofErr w:type="spellEnd"/>
+      <w:r>
+        <w:rPr>
+          <w:lang w:val="en-GB"/>
+        </w:rPr>
+        <w:t xml:space="preserve"> pas </w:t>
+      </w:r>
+      <w:proofErr w:type="spellStart"/>
+      <w:r>
+        <w:rPr>
+          <w:lang w:val="en-GB"/>
+        </w:rPr>
+        <w:t>este</w:t>
+      </w:r>
+      <w:proofErr w:type="spellEnd"/>
+      <w:r>
+        <w:rPr>
+          <w:lang w:val="en-GB"/>
+        </w:rPr>
+        <w:t xml:space="preserve"> quiz-ul. </w:t>
+      </w:r>
+      <w:proofErr w:type="spellStart"/>
+      <w:r>
+        <w:rPr>
+          <w:lang w:val="en-GB"/>
+        </w:rPr>
+        <w:t>Utilizatorul</w:t>
+      </w:r>
+      <w:proofErr w:type="spellEnd"/>
+      <w:r>
+        <w:rPr>
+          <w:lang w:val="en-GB"/>
+        </w:rPr>
+        <w:t xml:space="preserve"> </w:t>
+      </w:r>
+      <w:proofErr w:type="spellStart"/>
+      <w:r>
+        <w:rPr>
+          <w:lang w:val="en-GB"/>
+        </w:rPr>
+        <w:t>răspunde</w:t>
+      </w:r>
+      <w:proofErr w:type="spellEnd"/>
+      <w:r>
+        <w:rPr>
+          <w:lang w:val="en-GB"/>
+        </w:rPr>
+        <w:t xml:space="preserve"> la </w:t>
+      </w:r>
+      <w:proofErr w:type="spellStart"/>
+      <w:r>
+        <w:rPr>
+          <w:lang w:val="en-GB"/>
+        </w:rPr>
+        <w:t>întrebări</w:t>
+      </w:r>
+      <w:proofErr w:type="spellEnd"/>
+      <w:r>
+        <w:rPr>
+          <w:lang w:val="en-GB"/>
+        </w:rPr>
+        <w:t xml:space="preserve"> cu </w:t>
+      </w:r>
+      <w:proofErr w:type="spellStart"/>
+      <w:r>
+        <w:rPr>
+          <w:lang w:val="en-GB"/>
+        </w:rPr>
+        <w:t>variante</w:t>
+      </w:r>
+      <w:proofErr w:type="spellEnd"/>
+      <w:r>
+        <w:rPr>
+          <w:lang w:val="en-GB"/>
+        </w:rPr>
+        <w:t xml:space="preserve"> multiple, cu timer </w:t>
+      </w:r>
+      <w:proofErr w:type="spellStart"/>
+      <w:r>
+        <w:rPr>
+          <w:lang w:val="en-GB"/>
+        </w:rPr>
+        <w:t>și</w:t>
+      </w:r>
+      <w:proofErr w:type="spellEnd"/>
+      <w:r>
+        <w:rPr>
+          <w:lang w:val="en-GB"/>
+        </w:rPr>
+        <w:t xml:space="preserve"> feedback </w:t>
+      </w:r>
+      <w:proofErr w:type="spellStart"/>
+      <w:r>
+        <w:rPr>
+          <w:lang w:val="en-GB"/>
+        </w:rPr>
+        <w:t>imediat</w:t>
+      </w:r>
+      <w:proofErr w:type="spellEnd"/>
+      <w:r>
+        <w:rPr>
+          <w:lang w:val="en-GB"/>
+        </w:rPr>
+        <w:t xml:space="preserve">. </w:t>
+      </w:r>
+      <w:proofErr w:type="spellStart"/>
+      <w:r>
+        <w:rPr>
+          <w:lang w:val="en-GB"/>
+        </w:rPr>
+        <w:t>În</w:t>
+      </w:r>
+      <w:proofErr w:type="spellEnd"/>
+      <w:r>
+        <w:rPr>
+          <w:lang w:val="en-GB"/>
+        </w:rPr>
+        <w:t xml:space="preserve"> </w:t>
+      </w:r>
+      <w:proofErr w:type="spellStart"/>
+      <w:r>
+        <w:rPr>
+          <w:lang w:val="en-GB"/>
+        </w:rPr>
+        <w:t>funcție</w:t>
+      </w:r>
+      <w:proofErr w:type="spellEnd"/>
+      <w:r>
+        <w:rPr>
+          <w:lang w:val="en-GB"/>
+        </w:rPr>
+        <w:t xml:space="preserve"> de </w:t>
+      </w:r>
+      <w:proofErr w:type="spellStart"/>
+      <w:r>
+        <w:rPr>
+          <w:lang w:val="en-GB"/>
+        </w:rPr>
+        <w:t>scor</w:t>
+      </w:r>
+      <w:proofErr w:type="spellEnd"/>
+      <w:r>
+        <w:rPr>
+          <w:lang w:val="en-GB"/>
+        </w:rPr>
+        <w:t xml:space="preserve">, </w:t>
+      </w:r>
+      <w:proofErr w:type="spellStart"/>
+      <w:r>
+        <w:rPr>
+          <w:lang w:val="en-GB"/>
+        </w:rPr>
+        <w:t>județul</w:t>
+      </w:r>
+      <w:proofErr w:type="spellEnd"/>
+      <w:r>
+        <w:rPr>
+          <w:lang w:val="en-GB"/>
+        </w:rPr>
+        <w:t xml:space="preserve"> </w:t>
+      </w:r>
+      <w:proofErr w:type="spellStart"/>
+      <w:r>
+        <w:rPr>
+          <w:lang w:val="en-GB"/>
+        </w:rPr>
+        <w:t>primește</w:t>
+      </w:r>
+      <w:proofErr w:type="spellEnd"/>
+      <w:r>
+        <w:rPr>
+          <w:lang w:val="en-GB"/>
+        </w:rPr>
+        <w:t xml:space="preserve"> o </w:t>
+      </w:r>
+      <w:proofErr w:type="spellStart"/>
+      <w:r>
+        <w:rPr>
+          <w:lang w:val="en-GB"/>
+        </w:rPr>
+        <w:t>culoare</w:t>
+      </w:r>
+      <w:proofErr w:type="spellEnd"/>
+      <w:r>
+        <w:rPr>
+          <w:lang w:val="en-GB"/>
+        </w:rPr>
+        <w:t xml:space="preserve"> (</w:t>
+      </w:r>
+      <w:proofErr w:type="spellStart"/>
+      <w:r>
+        <w:rPr>
+          <w:lang w:val="en-GB"/>
+        </w:rPr>
+        <w:t>roșu</w:t>
+      </w:r>
+      <w:proofErr w:type="spellEnd"/>
+      <w:r>
+        <w:rPr>
+          <w:lang w:val="en-GB"/>
+        </w:rPr>
+        <w:t xml:space="preserve">, </w:t>
+      </w:r>
+      <w:proofErr w:type="spellStart"/>
+      <w:r>
+        <w:rPr>
+          <w:lang w:val="en-GB"/>
+        </w:rPr>
+        <w:t>galben</w:t>
+      </w:r>
+      <w:proofErr w:type="spellEnd"/>
+      <w:r>
+        <w:rPr>
+          <w:lang w:val="en-GB"/>
+        </w:rPr>
+        <w:t xml:space="preserve"> </w:t>
+      </w:r>
+      <w:proofErr w:type="spellStart"/>
+      <w:r>
+        <w:rPr>
+          <w:lang w:val="en-GB"/>
+        </w:rPr>
+        <w:t>sau</w:t>
+      </w:r>
+      <w:proofErr w:type="spellEnd"/>
+      <w:r>
+        <w:rPr>
+          <w:lang w:val="en-GB"/>
+        </w:rPr>
+        <w:t xml:space="preserve"> </w:t>
+      </w:r>
+      <w:proofErr w:type="spellStart"/>
+      <w:r>
+        <w:rPr>
+          <w:lang w:val="en-GB"/>
+        </w:rPr>
+        <w:t>verde</w:t>
+      </w:r>
+      <w:proofErr w:type="spellEnd"/>
+      <w:r>
+        <w:rPr>
+          <w:lang w:val="en-GB"/>
+        </w:rPr>
+        <w:t xml:space="preserve">), </w:t>
+      </w:r>
+      <w:proofErr w:type="spellStart"/>
+      <w:r>
+        <w:rPr>
+          <w:lang w:val="en-GB"/>
+        </w:rPr>
+        <w:t>iar</w:t>
+      </w:r>
+      <w:proofErr w:type="spellEnd"/>
+      <w:r>
+        <w:rPr>
+          <w:lang w:val="en-GB"/>
+        </w:rPr>
+        <w:t xml:space="preserve"> </w:t>
+      </w:r>
+      <w:proofErr w:type="spellStart"/>
+      <w:r>
+        <w:rPr>
+          <w:lang w:val="en-GB"/>
+        </w:rPr>
+        <w:t>utilizatorul</w:t>
+      </w:r>
+      <w:proofErr w:type="spellEnd"/>
+      <w:r>
+        <w:rPr>
+          <w:lang w:val="en-GB"/>
+        </w:rPr>
+        <w:t xml:space="preserve"> </w:t>
+      </w:r>
+      <w:proofErr w:type="spellStart"/>
+      <w:r>
+        <w:rPr>
+          <w:lang w:val="en-GB"/>
+        </w:rPr>
+        <w:t>primește</w:t>
+      </w:r>
+      <w:proofErr w:type="spellEnd"/>
+      <w:r>
+        <w:rPr>
+          <w:lang w:val="en-GB"/>
+        </w:rPr>
+        <w:t xml:space="preserve"> XP </w:t>
+      </w:r>
+      <w:proofErr w:type="spellStart"/>
+      <w:r>
+        <w:rPr>
+          <w:lang w:val="en-GB"/>
+        </w:rPr>
+        <w:t>și</w:t>
+      </w:r>
+      <w:proofErr w:type="spellEnd"/>
+      <w:r>
+        <w:rPr>
+          <w:lang w:val="en-GB"/>
+        </w:rPr>
+        <w:t xml:space="preserve"> </w:t>
+      </w:r>
+      <w:proofErr w:type="spellStart"/>
+      <w:r>
+        <w:rPr>
+          <w:lang w:val="en-GB"/>
+        </w:rPr>
+        <w:t>vede</w:t>
+      </w:r>
+      <w:proofErr w:type="spellEnd"/>
+      <w:r>
+        <w:rPr>
+          <w:lang w:val="en-GB"/>
+        </w:rPr>
+        <w:t xml:space="preserve"> </w:t>
+      </w:r>
+      <w:proofErr w:type="spellStart"/>
+      <w:r>
+        <w:rPr>
+          <w:lang w:val="en-GB"/>
+        </w:rPr>
+        <w:t>progresul</w:t>
+      </w:r>
+      <w:proofErr w:type="spellEnd"/>
+      <w:r>
+        <w:rPr>
+          <w:lang w:val="en-GB"/>
+        </w:rPr>
+        <w:t xml:space="preserve"> </w:t>
+      </w:r>
+      <w:proofErr w:type="spellStart"/>
+      <w:r>
+        <w:rPr>
+          <w:lang w:val="en-GB"/>
+        </w:rPr>
+        <w:t>în</w:t>
+      </w:r>
+      <w:proofErr w:type="spellEnd"/>
+      <w:r>
+        <w:rPr>
+          <w:lang w:val="en-GB"/>
+        </w:rPr>
+        <w:t xml:space="preserve"> </w:t>
+      </w:r>
+      <w:proofErr w:type="spellStart"/>
+      <w:r>
+        <w:rPr>
+          <w:lang w:val="en-GB"/>
+        </w:rPr>
+        <w:t>timp</w:t>
+      </w:r>
+      <w:proofErr w:type="spellEnd"/>
+      <w:r>
+        <w:rPr>
+          <w:lang w:val="en-GB"/>
+        </w:rPr>
+        <w:t xml:space="preserve"> real. La final, un </w:t>
+      </w:r>
+      <w:proofErr w:type="spellStart"/>
+      <w:r>
+        <w:rPr>
+          <w:lang w:val="en-GB"/>
+        </w:rPr>
+        <w:t>panou</w:t>
+      </w:r>
+      <w:proofErr w:type="spellEnd"/>
+      <w:r>
+        <w:rPr>
+          <w:lang w:val="en-GB"/>
+        </w:rPr>
+        <w:t xml:space="preserve"> de </w:t>
+      </w:r>
+      <w:proofErr w:type="spellStart"/>
+      <w:r>
+        <w:rPr>
+          <w:lang w:val="en-GB"/>
+        </w:rPr>
+        <w:t>rezultate</w:t>
+      </w:r>
+      <w:proofErr w:type="spellEnd"/>
+      <w:r>
+        <w:rPr>
+          <w:lang w:val="en-GB"/>
+        </w:rPr>
+        <w:t xml:space="preserve"> </w:t>
+      </w:r>
+      <w:proofErr w:type="spellStart"/>
+      <w:r>
+        <w:rPr>
+          <w:lang w:val="en-GB"/>
+        </w:rPr>
+        <w:t>rezumă</w:t>
+      </w:r>
+      <w:proofErr w:type="spellEnd"/>
+      <w:r>
+        <w:rPr>
+          <w:lang w:val="en-GB"/>
+        </w:rPr>
+        <w:t xml:space="preserve"> </w:t>
+      </w:r>
+      <w:proofErr w:type="spellStart"/>
+      <w:r>
+        <w:rPr>
+          <w:lang w:val="en-GB"/>
+        </w:rPr>
+        <w:t>scorul</w:t>
+      </w:r>
+      <w:proofErr w:type="spellEnd"/>
+      <w:r>
+        <w:rPr>
+          <w:lang w:val="en-GB"/>
+        </w:rPr>
+        <w:t xml:space="preserve">, </w:t>
+      </w:r>
+      <w:proofErr w:type="spellStart"/>
+      <w:r>
+        <w:rPr>
+          <w:lang w:val="en-GB"/>
+        </w:rPr>
+        <w:t>rangul</w:t>
+      </w:r>
+      <w:proofErr w:type="spellEnd"/>
+      <w:r>
+        <w:rPr>
+          <w:lang w:val="en-GB"/>
+        </w:rPr>
+        <w:t xml:space="preserve"> </w:t>
+      </w:r>
+      <w:proofErr w:type="spellStart"/>
+      <w:r>
+        <w:rPr>
+          <w:lang w:val="en-GB"/>
+        </w:rPr>
+        <w:t>și</w:t>
+      </w:r>
+      <w:proofErr w:type="spellEnd"/>
+      <w:r>
+        <w:rPr>
+          <w:lang w:val="en-GB"/>
+        </w:rPr>
+        <w:t xml:space="preserve"> </w:t>
+      </w:r>
+      <w:proofErr w:type="spellStart"/>
+      <w:r>
+        <w:rPr>
+          <w:lang w:val="en-GB"/>
+        </w:rPr>
+        <w:t>progresul</w:t>
+      </w:r>
+      <w:proofErr w:type="spellEnd"/>
+      <w:r>
+        <w:rPr>
+          <w:lang w:val="en-GB"/>
+        </w:rPr>
+        <w:t xml:space="preserve"> pe </w:t>
+      </w:r>
+      <w:proofErr w:type="spellStart"/>
+      <w:r>
+        <w:rPr>
+          <w:lang w:val="en-GB"/>
+        </w:rPr>
+        <w:t>județe</w:t>
+      </w:r>
+      <w:proofErr w:type="spellEnd"/>
+      <w:r>
+        <w:rPr>
+          <w:lang w:val="en-GB"/>
+        </w:rPr>
+        <w:t>.</w:t>
       </w:r>
     </w:p>
     <w:p>
@@ -2163,191 +3398,440 @@
           <w:lang w:val="en-GB"/>
         </w:rPr>
       </w:pPr>
-      <w:r>
-        <w:rPr>
-          <w:lang w:val="en-GB"/>
-        </w:rPr>
-        <w:t xml:space="preserve">Prototipul este executabil </w:t>
-      </w:r>
-      <w:r>
-        <w:rPr>
-          <w:lang w:val="en-GB"/>
-        </w:rPr>
-        <w:t>î</w:t>
-      </w:r>
-      <w:r>
-        <w:rPr>
-          <w:lang w:val="en-GB"/>
-        </w:rPr>
-        <w:t>n forma curent</w:t>
-      </w:r>
-      <w:r>
-        <w:rPr>
-          <w:lang w:val="en-GB"/>
-        </w:rPr>
-        <w:t>ă</w:t>
-      </w:r>
-      <w:r>
-        <w:rPr>
-          <w:lang w:val="en-GB"/>
-        </w:rPr>
-        <w:t xml:space="preserve"> </w:t>
-      </w:r>
-      <w:r>
-        <w:rPr>
-          <w:lang w:val="en-GB"/>
-        </w:rPr>
-        <w:t>ș</w:t>
-      </w:r>
-      <w:r>
-        <w:rPr>
-          <w:lang w:val="en-GB"/>
-        </w:rPr>
-        <w:t>i reflect</w:t>
-      </w:r>
-      <w:r>
-        <w:rPr>
-          <w:lang w:val="en-GB"/>
-        </w:rPr>
-        <w:t>ă</w:t>
-      </w:r>
-      <w:r>
-        <w:rPr>
-          <w:lang w:val="en-GB"/>
-        </w:rPr>
-        <w:t xml:space="preserve"> fluxul complet: hart</w:t>
-      </w:r>
-      <w:r>
-        <w:rPr>
-          <w:lang w:val="en-GB"/>
-        </w:rPr>
-        <w:t>ă</w:t>
-      </w:r>
-      <w:r>
-        <w:rPr>
-          <w:lang w:val="en-GB"/>
-        </w:rPr>
-        <w:t xml:space="preserve"> -&gt; poveste -&gt; quiz -&gt; rezultat -&gt; </w:t>
-      </w:r>
-      <w:r>
-        <w:rPr>
-          <w:lang w:val="en-GB"/>
-        </w:rPr>
-        <w:t>î</w:t>
-      </w:r>
-      <w:r>
-        <w:rPr>
-          <w:lang w:val="en-GB"/>
-        </w:rPr>
-        <w:t>ntoarcere la hart</w:t>
-      </w:r>
-      <w:r>
-        <w:rPr>
-          <w:lang w:val="en-GB"/>
-        </w:rPr>
-        <w:t>ă</w:t>
-      </w:r>
-      <w:r>
-        <w:rPr>
-          <w:lang w:val="en-GB"/>
-        </w:rPr>
-        <w:t xml:space="preserve">. Structura componentelor </w:t>
-      </w:r>
-      <w:r>
-        <w:rPr>
-          <w:lang w:val="en-GB"/>
-        </w:rPr>
-        <w:t>ș</w:t>
-      </w:r>
-      <w:r>
-        <w:rPr>
-          <w:lang w:val="en-GB"/>
-        </w:rPr>
-        <w:t>i serviciilor din proiect sus</w:t>
-      </w:r>
-      <w:r>
-        <w:rPr>
-          <w:lang w:val="en-GB"/>
-        </w:rPr>
-        <w:t>ț</w:t>
-      </w:r>
-      <w:r>
-        <w:rPr>
-          <w:lang w:val="en-GB"/>
-        </w:rPr>
-        <w:t xml:space="preserve">ine acest parcurs, astfel </w:t>
-      </w:r>
-      <w:r>
-        <w:rPr>
-          <w:lang w:val="en-GB"/>
-        </w:rPr>
-        <w:t>î</w:t>
-      </w:r>
-      <w:r>
-        <w:rPr>
-          <w:lang w:val="en-GB"/>
-        </w:rPr>
-        <w:t>nc</w:t>
-      </w:r>
-      <w:r>
-        <w:rPr>
-          <w:lang w:val="en-GB"/>
-        </w:rPr>
-        <w:t>â</w:t>
-      </w:r>
-      <w:r>
-        <w:rPr>
-          <w:lang w:val="en-GB"/>
-        </w:rPr>
-        <w:t>t utilizatorul poate parcurge sarcinile f</w:t>
-      </w:r>
-      <w:r>
-        <w:rPr>
-          <w:lang w:val="en-GB"/>
-        </w:rPr>
-        <w:t>ă</w:t>
-      </w:r>
-      <w:r>
-        <w:rPr>
-          <w:lang w:val="en-GB"/>
-        </w:rPr>
-        <w:t>r</w:t>
-      </w:r>
-      <w:r>
-        <w:rPr>
-          <w:lang w:val="en-GB"/>
-        </w:rPr>
-        <w:t>ă</w:t>
-      </w:r>
-      <w:r>
-        <w:rPr>
-          <w:lang w:val="en-GB"/>
-        </w:rPr>
-        <w:t xml:space="preserve"> a p</w:t>
-      </w:r>
-      <w:r>
-        <w:rPr>
-          <w:lang w:val="en-GB"/>
-        </w:rPr>
-        <w:t>ărăs</w:t>
-      </w:r>
-      <w:r>
-        <w:rPr>
-          <w:lang w:val="en-GB"/>
-        </w:rPr>
-        <w:t>i aplica</w:t>
-      </w:r>
-      <w:r>
-        <w:rPr>
-          <w:lang w:val="en-GB"/>
-        </w:rPr>
-        <w:t>ț</w:t>
-      </w:r>
-      <w:r>
-        <w:rPr>
-          <w:lang w:val="en-GB"/>
-        </w:rPr>
-        <w:t>ia.</w:t>
+      <w:proofErr w:type="spellStart"/>
+      <w:r>
+        <w:rPr>
+          <w:lang w:val="en-GB"/>
+        </w:rPr>
+        <w:lastRenderedPageBreak/>
+        <w:t>Prototipul</w:t>
+      </w:r>
+      <w:proofErr w:type="spellEnd"/>
+      <w:r>
+        <w:rPr>
+          <w:lang w:val="en-GB"/>
+        </w:rPr>
+        <w:t xml:space="preserve"> </w:t>
+      </w:r>
+      <w:proofErr w:type="spellStart"/>
+      <w:r>
+        <w:rPr>
+          <w:lang w:val="en-GB"/>
+        </w:rPr>
+        <w:t>este</w:t>
+      </w:r>
+      <w:proofErr w:type="spellEnd"/>
+      <w:r>
+        <w:rPr>
+          <w:lang w:val="en-GB"/>
+        </w:rPr>
+        <w:t xml:space="preserve"> </w:t>
+      </w:r>
+      <w:proofErr w:type="spellStart"/>
+      <w:r>
+        <w:rPr>
+          <w:lang w:val="en-GB"/>
+        </w:rPr>
+        <w:t>executabil</w:t>
+      </w:r>
+      <w:proofErr w:type="spellEnd"/>
+      <w:r>
+        <w:rPr>
+          <w:lang w:val="en-GB"/>
+        </w:rPr>
+        <w:t xml:space="preserve"> </w:t>
+      </w:r>
+      <w:proofErr w:type="spellStart"/>
+      <w:r>
+        <w:rPr>
+          <w:lang w:val="en-GB"/>
+        </w:rPr>
+        <w:t>în</w:t>
+      </w:r>
+      <w:proofErr w:type="spellEnd"/>
+      <w:r>
+        <w:rPr>
+          <w:lang w:val="en-GB"/>
+        </w:rPr>
+        <w:t xml:space="preserve"> forma </w:t>
+      </w:r>
+      <w:proofErr w:type="spellStart"/>
+      <w:r>
+        <w:rPr>
+          <w:lang w:val="en-GB"/>
+        </w:rPr>
+        <w:t>curentă</w:t>
+      </w:r>
+      <w:proofErr w:type="spellEnd"/>
+      <w:r>
+        <w:rPr>
+          <w:lang w:val="en-GB"/>
+        </w:rPr>
+        <w:t xml:space="preserve"> </w:t>
+      </w:r>
+      <w:proofErr w:type="spellStart"/>
+      <w:r>
+        <w:rPr>
+          <w:lang w:val="en-GB"/>
+        </w:rPr>
+        <w:t>și</w:t>
+      </w:r>
+      <w:proofErr w:type="spellEnd"/>
+      <w:r>
+        <w:rPr>
+          <w:lang w:val="en-GB"/>
+        </w:rPr>
+        <w:t xml:space="preserve"> </w:t>
+      </w:r>
+      <w:proofErr w:type="spellStart"/>
+      <w:r>
+        <w:rPr>
+          <w:lang w:val="en-GB"/>
+        </w:rPr>
+        <w:t>reflectă</w:t>
+      </w:r>
+      <w:proofErr w:type="spellEnd"/>
+      <w:r>
+        <w:rPr>
+          <w:lang w:val="en-GB"/>
+        </w:rPr>
+        <w:t xml:space="preserve"> </w:t>
+      </w:r>
+      <w:proofErr w:type="spellStart"/>
+      <w:r>
+        <w:rPr>
+          <w:lang w:val="en-GB"/>
+        </w:rPr>
+        <w:t>fluxul</w:t>
+      </w:r>
+      <w:proofErr w:type="spellEnd"/>
+      <w:r>
+        <w:rPr>
+          <w:lang w:val="en-GB"/>
+        </w:rPr>
+        <w:t xml:space="preserve"> </w:t>
+      </w:r>
+      <w:proofErr w:type="spellStart"/>
+      <w:r>
+        <w:rPr>
+          <w:lang w:val="en-GB"/>
+        </w:rPr>
+        <w:t>complet</w:t>
+      </w:r>
+      <w:proofErr w:type="spellEnd"/>
+      <w:r>
+        <w:rPr>
+          <w:lang w:val="en-GB"/>
+        </w:rPr>
+        <w:t xml:space="preserve">: </w:t>
+      </w:r>
+      <w:proofErr w:type="spellStart"/>
+      <w:r>
+        <w:rPr>
+          <w:lang w:val="en-GB"/>
+        </w:rPr>
+        <w:t>hartă</w:t>
+      </w:r>
+      <w:proofErr w:type="spellEnd"/>
+      <w:r>
+        <w:rPr>
+          <w:lang w:val="en-GB"/>
+        </w:rPr>
+        <w:t xml:space="preserve"> -&gt; </w:t>
+      </w:r>
+      <w:proofErr w:type="spellStart"/>
+      <w:r>
+        <w:rPr>
+          <w:lang w:val="en-GB"/>
+        </w:rPr>
+        <w:t>poveste</w:t>
+      </w:r>
+      <w:proofErr w:type="spellEnd"/>
+      <w:r>
+        <w:rPr>
+          <w:lang w:val="en-GB"/>
+        </w:rPr>
+        <w:t xml:space="preserve"> -&gt; quiz -&gt; </w:t>
+      </w:r>
+      <w:proofErr w:type="spellStart"/>
+      <w:r>
+        <w:rPr>
+          <w:lang w:val="en-GB"/>
+        </w:rPr>
+        <w:t>rezultat</w:t>
+      </w:r>
+      <w:proofErr w:type="spellEnd"/>
+      <w:r>
+        <w:rPr>
+          <w:lang w:val="en-GB"/>
+        </w:rPr>
+        <w:t xml:space="preserve"> -&gt; </w:t>
+      </w:r>
+      <w:proofErr w:type="spellStart"/>
+      <w:r>
+        <w:rPr>
+          <w:lang w:val="en-GB"/>
+        </w:rPr>
+        <w:t>întoarcere</w:t>
+      </w:r>
+      <w:proofErr w:type="spellEnd"/>
+      <w:r>
+        <w:rPr>
+          <w:lang w:val="en-GB"/>
+        </w:rPr>
+        <w:t xml:space="preserve"> la </w:t>
+      </w:r>
+      <w:proofErr w:type="spellStart"/>
+      <w:r>
+        <w:rPr>
+          <w:lang w:val="en-GB"/>
+        </w:rPr>
+        <w:t>hartă</w:t>
+      </w:r>
+      <w:proofErr w:type="spellEnd"/>
+      <w:r>
+        <w:rPr>
+          <w:lang w:val="en-GB"/>
+        </w:rPr>
+        <w:t xml:space="preserve">. </w:t>
+      </w:r>
+      <w:proofErr w:type="spellStart"/>
+      <w:r>
+        <w:rPr>
+          <w:lang w:val="en-GB"/>
+        </w:rPr>
+        <w:t>Structura</w:t>
+      </w:r>
+      <w:proofErr w:type="spellEnd"/>
+      <w:r>
+        <w:rPr>
+          <w:lang w:val="en-GB"/>
+        </w:rPr>
+        <w:t xml:space="preserve"> </w:t>
+      </w:r>
+      <w:proofErr w:type="spellStart"/>
+      <w:r>
+        <w:rPr>
+          <w:lang w:val="en-GB"/>
+        </w:rPr>
+        <w:t>componentelor</w:t>
+      </w:r>
+      <w:proofErr w:type="spellEnd"/>
+      <w:r>
+        <w:rPr>
+          <w:lang w:val="en-GB"/>
+        </w:rPr>
+        <w:t xml:space="preserve"> </w:t>
+      </w:r>
+      <w:proofErr w:type="spellStart"/>
+      <w:r>
+        <w:rPr>
+          <w:lang w:val="en-GB"/>
+        </w:rPr>
+        <w:t>și</w:t>
+      </w:r>
+      <w:proofErr w:type="spellEnd"/>
+      <w:r>
+        <w:rPr>
+          <w:lang w:val="en-GB"/>
+        </w:rPr>
+        <w:t xml:space="preserve"> </w:t>
+      </w:r>
+      <w:proofErr w:type="spellStart"/>
+      <w:r>
+        <w:rPr>
+          <w:lang w:val="en-GB"/>
+        </w:rPr>
+        <w:t>serviciilor</w:t>
+      </w:r>
+      <w:proofErr w:type="spellEnd"/>
+      <w:r>
+        <w:rPr>
+          <w:lang w:val="en-GB"/>
+        </w:rPr>
+        <w:t xml:space="preserve"> din </w:t>
+      </w:r>
+      <w:proofErr w:type="spellStart"/>
+      <w:r>
+        <w:rPr>
+          <w:lang w:val="en-GB"/>
+        </w:rPr>
+        <w:t>proiect</w:t>
+      </w:r>
+      <w:proofErr w:type="spellEnd"/>
+      <w:r>
+        <w:rPr>
+          <w:lang w:val="en-GB"/>
+        </w:rPr>
+        <w:t xml:space="preserve"> </w:t>
+      </w:r>
+      <w:proofErr w:type="spellStart"/>
+      <w:r>
+        <w:rPr>
+          <w:lang w:val="en-GB"/>
+        </w:rPr>
+        <w:t>susține</w:t>
+      </w:r>
+      <w:proofErr w:type="spellEnd"/>
+      <w:r>
+        <w:rPr>
+          <w:lang w:val="en-GB"/>
+        </w:rPr>
+        <w:t xml:space="preserve"> </w:t>
+      </w:r>
+      <w:proofErr w:type="spellStart"/>
+      <w:r>
+        <w:rPr>
+          <w:lang w:val="en-GB"/>
+        </w:rPr>
+        <w:t>acest</w:t>
+      </w:r>
+      <w:proofErr w:type="spellEnd"/>
+      <w:r>
+        <w:rPr>
+          <w:lang w:val="en-GB"/>
+        </w:rPr>
+        <w:t xml:space="preserve"> </w:t>
+      </w:r>
+      <w:proofErr w:type="spellStart"/>
+      <w:r>
+        <w:rPr>
+          <w:lang w:val="en-GB"/>
+        </w:rPr>
+        <w:t>parcurs</w:t>
+      </w:r>
+      <w:proofErr w:type="spellEnd"/>
+      <w:r>
+        <w:rPr>
+          <w:lang w:val="en-GB"/>
+        </w:rPr>
+        <w:t xml:space="preserve">, </w:t>
+      </w:r>
+      <w:proofErr w:type="spellStart"/>
+      <w:r>
+        <w:rPr>
+          <w:lang w:val="en-GB"/>
+        </w:rPr>
+        <w:t>astfel</w:t>
+      </w:r>
+      <w:proofErr w:type="spellEnd"/>
+      <w:r>
+        <w:rPr>
+          <w:lang w:val="en-GB"/>
+        </w:rPr>
+        <w:t xml:space="preserve"> </w:t>
+      </w:r>
+      <w:proofErr w:type="spellStart"/>
+      <w:r>
+        <w:rPr>
+          <w:lang w:val="en-GB"/>
+        </w:rPr>
+        <w:t>încât</w:t>
+      </w:r>
+      <w:proofErr w:type="spellEnd"/>
+      <w:r>
+        <w:rPr>
+          <w:lang w:val="en-GB"/>
+        </w:rPr>
+        <w:t xml:space="preserve"> </w:t>
+      </w:r>
+      <w:proofErr w:type="spellStart"/>
+      <w:r>
+        <w:rPr>
+          <w:lang w:val="en-GB"/>
+        </w:rPr>
+        <w:t>utilizatorul</w:t>
+      </w:r>
+      <w:proofErr w:type="spellEnd"/>
+      <w:r>
+        <w:rPr>
+          <w:lang w:val="en-GB"/>
+        </w:rPr>
+        <w:t xml:space="preserve"> </w:t>
+      </w:r>
+      <w:proofErr w:type="spellStart"/>
+      <w:r>
+        <w:rPr>
+          <w:lang w:val="en-GB"/>
+        </w:rPr>
+        <w:t>poate</w:t>
+      </w:r>
+      <w:proofErr w:type="spellEnd"/>
+      <w:r>
+        <w:rPr>
+          <w:lang w:val="en-GB"/>
+        </w:rPr>
+        <w:t xml:space="preserve"> </w:t>
+      </w:r>
+      <w:proofErr w:type="spellStart"/>
+      <w:r>
+        <w:rPr>
+          <w:lang w:val="en-GB"/>
+        </w:rPr>
+        <w:t>parcurge</w:t>
+      </w:r>
+      <w:proofErr w:type="spellEnd"/>
+      <w:r>
+        <w:rPr>
+          <w:lang w:val="en-GB"/>
+        </w:rPr>
+        <w:t xml:space="preserve"> </w:t>
+      </w:r>
+      <w:proofErr w:type="spellStart"/>
+      <w:r>
+        <w:rPr>
+          <w:lang w:val="en-GB"/>
+        </w:rPr>
+        <w:t>sarcinile</w:t>
+      </w:r>
+      <w:proofErr w:type="spellEnd"/>
+      <w:r>
+        <w:rPr>
+          <w:lang w:val="en-GB"/>
+        </w:rPr>
+        <w:t xml:space="preserve"> </w:t>
+      </w:r>
+      <w:proofErr w:type="spellStart"/>
+      <w:r>
+        <w:rPr>
+          <w:lang w:val="en-GB"/>
+        </w:rPr>
+        <w:t>fără</w:t>
+      </w:r>
+      <w:proofErr w:type="spellEnd"/>
+      <w:r>
+        <w:rPr>
+          <w:lang w:val="en-GB"/>
+        </w:rPr>
+        <w:t xml:space="preserve"> a </w:t>
+      </w:r>
+      <w:proofErr w:type="spellStart"/>
+      <w:r>
+        <w:rPr>
+          <w:lang w:val="en-GB"/>
+        </w:rPr>
+        <w:t>părăsi</w:t>
+      </w:r>
+      <w:proofErr w:type="spellEnd"/>
+      <w:r>
+        <w:rPr>
+          <w:lang w:val="en-GB"/>
+        </w:rPr>
+        <w:t xml:space="preserve"> </w:t>
+      </w:r>
+      <w:proofErr w:type="spellStart"/>
+      <w:r>
+        <w:rPr>
+          <w:lang w:val="en-GB"/>
+        </w:rPr>
+        <w:t>aplicația</w:t>
+      </w:r>
+      <w:proofErr w:type="spellEnd"/>
+      <w:r>
+        <w:rPr>
+          <w:lang w:val="en-GB"/>
+        </w:rPr>
+        <w:t>.</w:t>
       </w:r>
     </w:p>
     <w:p>
@@ -2363,6 +3847,7 @@
         </w:rPr>
       </w:pPr>
       <w:bookmarkStart w:id="3" w:name="_Toc1709861462"/>
+      <w:proofErr w:type="spellStart"/>
       <w:r>
         <w:rPr>
           <w:color w:val="000000" w:themeColor="text1"/>
@@ -2371,6 +3856,7 @@
         <w:t>Accesibilitate</w:t>
       </w:r>
       <w:bookmarkEnd w:id="3"/>
+      <w:proofErr w:type="spellEnd"/>
     </w:p>
     <w:p>
       <w:pPr>
@@ -2379,18 +3865,299 @@
           <w:lang w:val="en-GB"/>
         </w:rPr>
       </w:pPr>
-      <w:r>
-        <w:rPr>
-          <w:lang w:val="en-GB"/>
-        </w:rPr>
-        <w:t xml:space="preserve">Aplicația este gândită să fie utilizabilă de persoane cu abilități diferite, prin interacțiuni simple și feedback multimodal. Conținutul principal este livrat atât vizual (text, iconițe, culori), cât și auditiv </w:t>
-      </w:r>
-      <w:r>
-        <w:rPr>
-          <w:lang w:val="en-GB"/>
-        </w:rPr>
-        <w:lastRenderedPageBreak/>
-        <w:t>(text</w:t>
+      <w:proofErr w:type="spellStart"/>
+      <w:r>
+        <w:rPr>
+          <w:lang w:val="en-GB"/>
+        </w:rPr>
+        <w:t>Aplicația</w:t>
+      </w:r>
+      <w:proofErr w:type="spellEnd"/>
+      <w:r>
+        <w:rPr>
+          <w:lang w:val="en-GB"/>
+        </w:rPr>
+        <w:t xml:space="preserve"> </w:t>
+      </w:r>
+      <w:proofErr w:type="spellStart"/>
+      <w:r>
+        <w:rPr>
+          <w:lang w:val="en-GB"/>
+        </w:rPr>
+        <w:t>este</w:t>
+      </w:r>
+      <w:proofErr w:type="spellEnd"/>
+      <w:r>
+        <w:rPr>
+          <w:lang w:val="en-GB"/>
+        </w:rPr>
+        <w:t xml:space="preserve"> </w:t>
+      </w:r>
+      <w:proofErr w:type="spellStart"/>
+      <w:r>
+        <w:rPr>
+          <w:lang w:val="en-GB"/>
+        </w:rPr>
+        <w:t>gândită</w:t>
+      </w:r>
+      <w:proofErr w:type="spellEnd"/>
+      <w:r>
+        <w:rPr>
+          <w:lang w:val="en-GB"/>
+        </w:rPr>
+        <w:t xml:space="preserve"> </w:t>
+      </w:r>
+      <w:proofErr w:type="spellStart"/>
+      <w:r>
+        <w:rPr>
+          <w:lang w:val="en-GB"/>
+        </w:rPr>
+        <w:t>să</w:t>
+      </w:r>
+      <w:proofErr w:type="spellEnd"/>
+      <w:r>
+        <w:rPr>
+          <w:lang w:val="en-GB"/>
+        </w:rPr>
+        <w:t xml:space="preserve"> fie </w:t>
+      </w:r>
+      <w:proofErr w:type="spellStart"/>
+      <w:r>
+        <w:rPr>
+          <w:lang w:val="en-GB"/>
+        </w:rPr>
+        <w:t>utilizabilă</w:t>
+      </w:r>
+      <w:proofErr w:type="spellEnd"/>
+      <w:r>
+        <w:rPr>
+          <w:lang w:val="en-GB"/>
+        </w:rPr>
+        <w:t xml:space="preserve"> de </w:t>
+      </w:r>
+      <w:proofErr w:type="spellStart"/>
+      <w:r>
+        <w:rPr>
+          <w:lang w:val="en-GB"/>
+        </w:rPr>
+        <w:t>persoane</w:t>
+      </w:r>
+      <w:proofErr w:type="spellEnd"/>
+      <w:r>
+        <w:rPr>
+          <w:lang w:val="en-GB"/>
+        </w:rPr>
+        <w:t xml:space="preserve"> cu </w:t>
+      </w:r>
+      <w:proofErr w:type="spellStart"/>
+      <w:r>
+        <w:rPr>
+          <w:lang w:val="en-GB"/>
+        </w:rPr>
+        <w:t>abilități</w:t>
+      </w:r>
+      <w:proofErr w:type="spellEnd"/>
+      <w:r>
+        <w:rPr>
+          <w:lang w:val="en-GB"/>
+        </w:rPr>
+        <w:t xml:space="preserve"> </w:t>
+      </w:r>
+      <w:proofErr w:type="spellStart"/>
+      <w:r>
+        <w:rPr>
+          <w:lang w:val="en-GB"/>
+        </w:rPr>
+        <w:t>diferite</w:t>
+      </w:r>
+      <w:proofErr w:type="spellEnd"/>
+      <w:r>
+        <w:rPr>
+          <w:lang w:val="en-GB"/>
+        </w:rPr>
+        <w:t xml:space="preserve">, </w:t>
+      </w:r>
+      <w:proofErr w:type="spellStart"/>
+      <w:r>
+        <w:rPr>
+          <w:lang w:val="en-GB"/>
+        </w:rPr>
+        <w:t>prin</w:t>
+      </w:r>
+      <w:proofErr w:type="spellEnd"/>
+      <w:r>
+        <w:rPr>
+          <w:lang w:val="en-GB"/>
+        </w:rPr>
+        <w:t xml:space="preserve"> </w:t>
+      </w:r>
+      <w:proofErr w:type="spellStart"/>
+      <w:r>
+        <w:rPr>
+          <w:lang w:val="en-GB"/>
+        </w:rPr>
+        <w:t>interacțiuni</w:t>
+      </w:r>
+      <w:proofErr w:type="spellEnd"/>
+      <w:r>
+        <w:rPr>
+          <w:lang w:val="en-GB"/>
+        </w:rPr>
+        <w:t xml:space="preserve"> simple </w:t>
+      </w:r>
+      <w:proofErr w:type="spellStart"/>
+      <w:r>
+        <w:rPr>
+          <w:lang w:val="en-GB"/>
+        </w:rPr>
+        <w:t>și</w:t>
+      </w:r>
+      <w:proofErr w:type="spellEnd"/>
+      <w:r>
+        <w:rPr>
+          <w:lang w:val="en-GB"/>
+        </w:rPr>
+        <w:t xml:space="preserve"> feedback multimodal. </w:t>
+      </w:r>
+      <w:proofErr w:type="spellStart"/>
+      <w:r>
+        <w:rPr>
+          <w:lang w:val="en-GB"/>
+        </w:rPr>
+        <w:t>Conținutul</w:t>
+      </w:r>
+      <w:proofErr w:type="spellEnd"/>
+      <w:r>
+        <w:rPr>
+          <w:lang w:val="en-GB"/>
+        </w:rPr>
+        <w:t xml:space="preserve"> principal </w:t>
+      </w:r>
+      <w:proofErr w:type="spellStart"/>
+      <w:r>
+        <w:rPr>
+          <w:lang w:val="en-GB"/>
+        </w:rPr>
+        <w:t>este</w:t>
+      </w:r>
+      <w:proofErr w:type="spellEnd"/>
+      <w:r>
+        <w:rPr>
+          <w:lang w:val="en-GB"/>
+        </w:rPr>
+        <w:t xml:space="preserve"> </w:t>
+      </w:r>
+      <w:proofErr w:type="spellStart"/>
+      <w:r>
+        <w:rPr>
+          <w:lang w:val="en-GB"/>
+        </w:rPr>
+        <w:t>livrat</w:t>
+      </w:r>
+      <w:proofErr w:type="spellEnd"/>
+      <w:r>
+        <w:rPr>
+          <w:lang w:val="en-GB"/>
+        </w:rPr>
+        <w:t xml:space="preserve"> </w:t>
+      </w:r>
+      <w:proofErr w:type="spellStart"/>
+      <w:r>
+        <w:rPr>
+          <w:lang w:val="en-GB"/>
+        </w:rPr>
+        <w:t>atât</w:t>
+      </w:r>
+      <w:proofErr w:type="spellEnd"/>
+      <w:r>
+        <w:rPr>
+          <w:lang w:val="en-GB"/>
+        </w:rPr>
+        <w:t xml:space="preserve"> </w:t>
+      </w:r>
+      <w:proofErr w:type="spellStart"/>
+      <w:r>
+        <w:rPr>
+          <w:lang w:val="en-GB"/>
+        </w:rPr>
+        <w:t>vizual</w:t>
+      </w:r>
+      <w:proofErr w:type="spellEnd"/>
+      <w:r>
+        <w:rPr>
+          <w:lang w:val="en-GB"/>
+        </w:rPr>
+        <w:t xml:space="preserve"> (text, </w:t>
+      </w:r>
+      <w:proofErr w:type="spellStart"/>
+      <w:r>
+        <w:rPr>
+          <w:lang w:val="en-GB"/>
+        </w:rPr>
+        <w:t>iconițe</w:t>
+      </w:r>
+      <w:proofErr w:type="spellEnd"/>
+      <w:r>
+        <w:rPr>
+          <w:lang w:val="en-GB"/>
+        </w:rPr>
+        <w:t xml:space="preserve">, </w:t>
+      </w:r>
+      <w:proofErr w:type="spellStart"/>
+      <w:r>
+        <w:rPr>
+          <w:lang w:val="en-GB"/>
+        </w:rPr>
+        <w:t>culori</w:t>
+      </w:r>
+      <w:proofErr w:type="spellEnd"/>
+      <w:r>
+        <w:rPr>
+          <w:lang w:val="en-GB"/>
+        </w:rPr>
+        <w:t xml:space="preserve">), </w:t>
+      </w:r>
+      <w:proofErr w:type="spellStart"/>
+      <w:r>
+        <w:rPr>
+          <w:lang w:val="en-GB"/>
+        </w:rPr>
+        <w:t>cât</w:t>
+      </w:r>
+      <w:proofErr w:type="spellEnd"/>
+      <w:r>
+        <w:rPr>
+          <w:lang w:val="en-GB"/>
+        </w:rPr>
+        <w:t xml:space="preserve"> </w:t>
+      </w:r>
+      <w:proofErr w:type="spellStart"/>
+      <w:r>
+        <w:rPr>
+          <w:lang w:val="en-GB"/>
+        </w:rPr>
+        <w:t>și</w:t>
+      </w:r>
+      <w:proofErr w:type="spellEnd"/>
+      <w:r>
+        <w:rPr>
+          <w:lang w:val="en-GB"/>
+        </w:rPr>
+        <w:t xml:space="preserve"> </w:t>
+      </w:r>
+      <w:proofErr w:type="spellStart"/>
+      <w:r>
+        <w:rPr>
+          <w:lang w:val="en-GB"/>
+        </w:rPr>
+        <w:t>auditiv</w:t>
+      </w:r>
+      <w:proofErr w:type="spellEnd"/>
+      <w:r>
+        <w:rPr>
+          <w:lang w:val="en-GB"/>
+        </w:rPr>
+        <w:t xml:space="preserve"> (text</w:t>
       </w:r>
       <w:r>
         <w:rPr>
@@ -2416,7 +4183,70 @@
         <w:rPr>
           <w:lang w:val="en-GB"/>
         </w:rPr>
-        <w:t>speech pentru poveste), ceea ce sprijin</w:t>
+        <w:t xml:space="preserve">speech </w:t>
+      </w:r>
+      <w:proofErr w:type="spellStart"/>
+      <w:r>
+        <w:rPr>
+          <w:lang w:val="en-GB"/>
+        </w:rPr>
+        <w:t>pentru</w:t>
+      </w:r>
+      <w:proofErr w:type="spellEnd"/>
+      <w:r>
+        <w:rPr>
+          <w:lang w:val="en-GB"/>
+        </w:rPr>
+        <w:t xml:space="preserve"> </w:t>
+      </w:r>
+      <w:proofErr w:type="spellStart"/>
+      <w:r>
+        <w:rPr>
+          <w:lang w:val="en-GB"/>
+        </w:rPr>
+        <w:t>poveste</w:t>
+      </w:r>
+      <w:proofErr w:type="spellEnd"/>
+      <w:r>
+        <w:rPr>
+          <w:lang w:val="en-GB"/>
+        </w:rPr>
+        <w:t xml:space="preserve">), </w:t>
+      </w:r>
+      <w:proofErr w:type="spellStart"/>
+      <w:r>
+        <w:rPr>
+          <w:lang w:val="en-GB"/>
+        </w:rPr>
+        <w:t>ceea</w:t>
+      </w:r>
+      <w:proofErr w:type="spellEnd"/>
+      <w:r>
+        <w:rPr>
+          <w:lang w:val="en-GB"/>
+        </w:rPr>
+        <w:t xml:space="preserve"> </w:t>
+      </w:r>
+      <w:proofErr w:type="spellStart"/>
+      <w:r>
+        <w:rPr>
+          <w:lang w:val="en-GB"/>
+        </w:rPr>
+        <w:t>ce</w:t>
+      </w:r>
+      <w:proofErr w:type="spellEnd"/>
+      <w:r>
+        <w:rPr>
+          <w:lang w:val="en-GB"/>
+        </w:rPr>
+        <w:t xml:space="preserve"> </w:t>
+      </w:r>
+      <w:proofErr w:type="spellStart"/>
+      <w:r>
+        <w:rPr>
+          <w:lang w:val="en-GB"/>
+        </w:rPr>
+        <w:t>sprijin</w:t>
       </w:r>
       <w:r>
         <w:rPr>
@@ -2425,11 +4255,33 @@
         </w:rPr>
         <w:t>ă</w:t>
       </w:r>
-      <w:r>
-        <w:rPr>
-          <w:lang w:val="en-GB"/>
-        </w:rPr>
-        <w:t xml:space="preserve"> utilizatorii cu dificult</w:t>
+      <w:proofErr w:type="spellEnd"/>
+      <w:r>
+        <w:rPr>
+          <w:lang w:val="en-GB"/>
+        </w:rPr>
+        <w:t xml:space="preserve"> </w:t>
+      </w:r>
+      <w:proofErr w:type="spellStart"/>
+      <w:r>
+        <w:rPr>
+          <w:lang w:val="en-GB"/>
+        </w:rPr>
+        <w:t>utilizatorii</w:t>
+      </w:r>
+      <w:proofErr w:type="spellEnd"/>
+      <w:r>
+        <w:rPr>
+          <w:lang w:val="en-GB"/>
+        </w:rPr>
+        <w:t xml:space="preserve"> cu </w:t>
+      </w:r>
+      <w:proofErr w:type="spellStart"/>
+      <w:r>
+        <w:rPr>
+          <w:lang w:val="en-GB"/>
+        </w:rPr>
+        <w:t>dificult</w:t>
       </w:r>
       <w:r>
         <w:rPr>
@@ -2442,7 +4294,49 @@
         <w:rPr>
           <w:lang w:val="en-GB"/>
         </w:rPr>
-        <w:t>i de citire sau aten</w:t>
+        <w:t>i</w:t>
+      </w:r>
+      <w:proofErr w:type="spellEnd"/>
+      <w:r>
+        <w:rPr>
+          <w:lang w:val="en-GB"/>
+        </w:rPr>
+        <w:t xml:space="preserve"> de </w:t>
+      </w:r>
+      <w:proofErr w:type="spellStart"/>
+      <w:r>
+        <w:rPr>
+          <w:lang w:val="en-GB"/>
+        </w:rPr>
+        <w:t>citire</w:t>
+      </w:r>
+      <w:proofErr w:type="spellEnd"/>
+      <w:r>
+        <w:rPr>
+          <w:lang w:val="en-GB"/>
+        </w:rPr>
+        <w:t xml:space="preserve"> </w:t>
+      </w:r>
+      <w:proofErr w:type="spellStart"/>
+      <w:r>
+        <w:rPr>
+          <w:lang w:val="en-GB"/>
+        </w:rPr>
+        <w:t>sau</w:t>
+      </w:r>
+      <w:proofErr w:type="spellEnd"/>
+      <w:r>
+        <w:rPr>
+          <w:lang w:val="en-GB"/>
+        </w:rPr>
+        <w:t xml:space="preserve"> </w:t>
+      </w:r>
+      <w:proofErr w:type="spellStart"/>
+      <w:r>
+        <w:rPr>
+          <w:lang w:val="en-GB"/>
+        </w:rPr>
+        <w:t>aten</w:t>
       </w:r>
       <w:r>
         <w:rPr>
@@ -2455,8 +4349,72 @@
         <w:rPr>
           <w:lang w:val="en-GB"/>
         </w:rPr>
-        <w:t xml:space="preserve">ie. Butoanele principale au etichete clare </w:t>
-      </w:r>
+        <w:t>ie</w:t>
+      </w:r>
+      <w:proofErr w:type="spellEnd"/>
+      <w:r>
+        <w:rPr>
+          <w:lang w:val="en-GB"/>
+        </w:rPr>
+        <w:t xml:space="preserve">. </w:t>
+      </w:r>
+      <w:proofErr w:type="spellStart"/>
+      <w:r>
+        <w:rPr>
+          <w:lang w:val="en-GB"/>
+        </w:rPr>
+        <w:t>Butoanele</w:t>
+      </w:r>
+      <w:proofErr w:type="spellEnd"/>
+      <w:r>
+        <w:rPr>
+          <w:lang w:val="en-GB"/>
+        </w:rPr>
+        <w:t xml:space="preserve"> </w:t>
+      </w:r>
+      <w:proofErr w:type="spellStart"/>
+      <w:r>
+        <w:rPr>
+          <w:lang w:val="en-GB"/>
+        </w:rPr>
+        <w:t>principale</w:t>
+      </w:r>
+      <w:proofErr w:type="spellEnd"/>
+      <w:r>
+        <w:rPr>
+          <w:lang w:val="en-GB"/>
+        </w:rPr>
+        <w:t xml:space="preserve"> au </w:t>
+      </w:r>
+      <w:proofErr w:type="spellStart"/>
+      <w:r>
+        <w:rPr>
+          <w:lang w:val="en-GB"/>
+        </w:rPr>
+        <w:t>etichete</w:t>
+      </w:r>
+      <w:proofErr w:type="spellEnd"/>
+      <w:r>
+        <w:rPr>
+          <w:lang w:val="en-GB"/>
+        </w:rPr>
+        <w:t xml:space="preserve"> </w:t>
+      </w:r>
+      <w:proofErr w:type="spellStart"/>
+      <w:r>
+        <w:rPr>
+          <w:lang w:val="en-GB"/>
+        </w:rPr>
+        <w:t>clare</w:t>
+      </w:r>
+      <w:proofErr w:type="spellEnd"/>
+      <w:r>
+        <w:rPr>
+          <w:lang w:val="en-GB"/>
+        </w:rPr>
+        <w:t xml:space="preserve"> </w:t>
+      </w:r>
+      <w:proofErr w:type="spellStart"/>
       <w:r>
         <w:rPr>
           <w:rFonts w:ascii="Calibri" w:hAnsi="Calibri" w:cs="Calibri"/>
@@ -2468,8 +4426,30 @@
         <w:rPr>
           <w:lang w:val="en-GB"/>
         </w:rPr>
-        <w:t xml:space="preserve">i sunt amplasate </w:t>
-      </w:r>
+        <w:t>i</w:t>
+      </w:r>
+      <w:proofErr w:type="spellEnd"/>
+      <w:r>
+        <w:rPr>
+          <w:lang w:val="en-GB"/>
+        </w:rPr>
+        <w:t xml:space="preserve"> sunt </w:t>
+      </w:r>
+      <w:proofErr w:type="spellStart"/>
+      <w:r>
+        <w:rPr>
+          <w:lang w:val="en-GB"/>
+        </w:rPr>
+        <w:t>amplasate</w:t>
+      </w:r>
+      <w:proofErr w:type="spellEnd"/>
+      <w:r>
+        <w:rPr>
+          <w:lang w:val="en-GB"/>
+        </w:rPr>
+        <w:t xml:space="preserve"> </w:t>
+      </w:r>
+      <w:proofErr w:type="spellStart"/>
       <w:r>
         <w:rPr>
           <w:rFonts w:ascii="Calibri" w:hAnsi="Calibri" w:cs="Calibri"/>
@@ -2481,7 +4461,21 @@
         <w:rPr>
           <w:lang w:val="en-GB"/>
         </w:rPr>
-        <w:t>n zone u</w:t>
+        <w:t>n</w:t>
+      </w:r>
+      <w:proofErr w:type="spellEnd"/>
+      <w:r>
+        <w:rPr>
+          <w:lang w:val="en-GB"/>
+        </w:rPr>
+        <w:t xml:space="preserve"> zone </w:t>
+      </w:r>
+      <w:proofErr w:type="spellStart"/>
+      <w:r>
+        <w:rPr>
+          <w:lang w:val="en-GB"/>
+        </w:rPr>
+        <w:t>u</w:t>
       </w:r>
       <w:r>
         <w:rPr>
@@ -2494,19 +4488,56 @@
         <w:rPr>
           <w:lang w:val="en-GB"/>
         </w:rPr>
-        <w:t xml:space="preserve">or de atins pe </w:t>
-      </w:r>
-      <w:r>
-        <w:rPr>
-          <w:lang w:val="en-GB"/>
-        </w:rPr>
-        <w:t xml:space="preserve">dispozitivul </w:t>
-      </w:r>
-      <w:r>
-        <w:rPr>
-          <w:lang w:val="en-GB"/>
-        </w:rPr>
-        <w:t>mobil.</w:t>
+        <w:t>or</w:t>
+      </w:r>
+      <w:proofErr w:type="spellEnd"/>
+      <w:r>
+        <w:rPr>
+          <w:lang w:val="en-GB"/>
+        </w:rPr>
+        <w:t xml:space="preserve"> de </w:t>
+      </w:r>
+      <w:proofErr w:type="spellStart"/>
+      <w:r>
+        <w:rPr>
+          <w:lang w:val="en-GB"/>
+        </w:rPr>
+        <w:t>atins</w:t>
+      </w:r>
+      <w:proofErr w:type="spellEnd"/>
+      <w:r>
+        <w:rPr>
+          <w:lang w:val="en-GB"/>
+        </w:rPr>
+        <w:t xml:space="preserve"> pe </w:t>
+      </w:r>
+      <w:proofErr w:type="spellStart"/>
+      <w:r>
+        <w:rPr>
+          <w:lang w:val="en-GB"/>
+        </w:rPr>
+        <w:t>dispozitivul</w:t>
+      </w:r>
+      <w:proofErr w:type="spellEnd"/>
+      <w:r>
+        <w:rPr>
+          <w:lang w:val="en-GB"/>
+        </w:rPr>
+        <w:t xml:space="preserve"> </w:t>
+      </w:r>
+      <w:proofErr w:type="spellStart"/>
+      <w:r>
+        <w:rPr>
+          <w:lang w:val="en-GB"/>
+        </w:rPr>
+        <w:t>mobil</w:t>
+      </w:r>
+      <w:proofErr w:type="spellEnd"/>
+      <w:r>
+        <w:rPr>
+          <w:lang w:val="en-GB"/>
+        </w:rPr>
+        <w:t>.</w:t>
       </w:r>
     </w:p>
     <w:p>
@@ -2516,11 +4547,523 @@
           <w:lang w:val="en-GB"/>
         </w:rPr>
       </w:pPr>
-      <w:r>
-        <w:rPr>
-          <w:lang w:val="en-GB"/>
-        </w:rPr>
-        <w:t>Pentru utilizatorii cu deficiențe de vedere parțiale, designul urmărește contrast suficient între elemente și fundal, iar stările de răspuns corect/greșit sunt evidențiate atât prin culoare, cât și prin mesaje explicite și sunete. Utilizatorii care nu pot sau nu doresc să folosească sunetul pot parcurge aplicația doar prin text.</w:t>
+      <w:proofErr w:type="spellStart"/>
+      <w:r>
+        <w:rPr>
+          <w:lang w:val="en-GB"/>
+        </w:rPr>
+        <w:t>Pentru</w:t>
+      </w:r>
+      <w:proofErr w:type="spellEnd"/>
+      <w:r>
+        <w:rPr>
+          <w:lang w:val="en-GB"/>
+        </w:rPr>
+        <w:t xml:space="preserve"> </w:t>
+      </w:r>
+      <w:proofErr w:type="spellStart"/>
+      <w:r>
+        <w:rPr>
+          <w:lang w:val="en-GB"/>
+        </w:rPr>
+        <w:t>utilizatorii</w:t>
+      </w:r>
+      <w:proofErr w:type="spellEnd"/>
+      <w:r>
+        <w:rPr>
+          <w:lang w:val="en-GB"/>
+        </w:rPr>
+        <w:t xml:space="preserve"> cu </w:t>
+      </w:r>
+      <w:proofErr w:type="spellStart"/>
+      <w:r>
+        <w:rPr>
+          <w:lang w:val="en-GB"/>
+        </w:rPr>
+        <w:t>deficiențe</w:t>
+      </w:r>
+      <w:proofErr w:type="spellEnd"/>
+      <w:r>
+        <w:rPr>
+          <w:lang w:val="en-GB"/>
+        </w:rPr>
+        <w:t xml:space="preserve"> de </w:t>
+      </w:r>
+      <w:proofErr w:type="spellStart"/>
+      <w:r>
+        <w:rPr>
+          <w:lang w:val="en-GB"/>
+        </w:rPr>
+        <w:t>vedere</w:t>
+      </w:r>
+      <w:proofErr w:type="spellEnd"/>
+      <w:r>
+        <w:rPr>
+          <w:lang w:val="en-GB"/>
+        </w:rPr>
+        <w:t xml:space="preserve"> </w:t>
+      </w:r>
+      <w:proofErr w:type="spellStart"/>
+      <w:r>
+        <w:rPr>
+          <w:lang w:val="en-GB"/>
+        </w:rPr>
+        <w:t>parțiale</w:t>
+      </w:r>
+      <w:proofErr w:type="spellEnd"/>
+      <w:r>
+        <w:rPr>
+          <w:lang w:val="en-GB"/>
+        </w:rPr>
+        <w:t xml:space="preserve">, </w:t>
+      </w:r>
+      <w:proofErr w:type="spellStart"/>
+      <w:r>
+        <w:rPr>
+          <w:lang w:val="en-GB"/>
+        </w:rPr>
+        <w:t>designul</w:t>
+      </w:r>
+      <w:proofErr w:type="spellEnd"/>
+      <w:r>
+        <w:rPr>
+          <w:lang w:val="en-GB"/>
+        </w:rPr>
+        <w:t xml:space="preserve"> </w:t>
+      </w:r>
+      <w:proofErr w:type="spellStart"/>
+      <w:r>
+        <w:rPr>
+          <w:lang w:val="en-GB"/>
+        </w:rPr>
+        <w:t>urmărește</w:t>
+      </w:r>
+      <w:proofErr w:type="spellEnd"/>
+      <w:r>
+        <w:rPr>
+          <w:lang w:val="en-GB"/>
+        </w:rPr>
+        <w:t xml:space="preserve"> contrast </w:t>
+      </w:r>
+      <w:proofErr w:type="spellStart"/>
+      <w:r>
+        <w:rPr>
+          <w:lang w:val="en-GB"/>
+        </w:rPr>
+        <w:t>suficient</w:t>
+      </w:r>
+      <w:proofErr w:type="spellEnd"/>
+      <w:r>
+        <w:rPr>
+          <w:lang w:val="en-GB"/>
+        </w:rPr>
+        <w:t xml:space="preserve"> </w:t>
+      </w:r>
+      <w:proofErr w:type="spellStart"/>
+      <w:r>
+        <w:rPr>
+          <w:lang w:val="en-GB"/>
+        </w:rPr>
+        <w:t>între</w:t>
+      </w:r>
+      <w:proofErr w:type="spellEnd"/>
+      <w:r>
+        <w:rPr>
+          <w:lang w:val="en-GB"/>
+        </w:rPr>
+        <w:t xml:space="preserve"> </w:t>
+      </w:r>
+      <w:proofErr w:type="spellStart"/>
+      <w:r>
+        <w:rPr>
+          <w:lang w:val="en-GB"/>
+        </w:rPr>
+        <w:t>elemente</w:t>
+      </w:r>
+      <w:proofErr w:type="spellEnd"/>
+      <w:r>
+        <w:rPr>
+          <w:lang w:val="en-GB"/>
+        </w:rPr>
+        <w:t xml:space="preserve"> </w:t>
+      </w:r>
+      <w:proofErr w:type="spellStart"/>
+      <w:r>
+        <w:rPr>
+          <w:lang w:val="en-GB"/>
+        </w:rPr>
+        <w:t>și</w:t>
+      </w:r>
+      <w:proofErr w:type="spellEnd"/>
+      <w:r>
+        <w:rPr>
+          <w:lang w:val="en-GB"/>
+        </w:rPr>
+        <w:t xml:space="preserve"> fundal, </w:t>
+      </w:r>
+      <w:proofErr w:type="spellStart"/>
+      <w:r>
+        <w:rPr>
+          <w:lang w:val="en-GB"/>
+        </w:rPr>
+        <w:t>iar</w:t>
+      </w:r>
+      <w:proofErr w:type="spellEnd"/>
+      <w:r>
+        <w:rPr>
+          <w:lang w:val="en-GB"/>
+        </w:rPr>
+        <w:t xml:space="preserve"> </w:t>
+      </w:r>
+      <w:proofErr w:type="spellStart"/>
+      <w:r>
+        <w:rPr>
+          <w:lang w:val="en-GB"/>
+        </w:rPr>
+        <w:t>stările</w:t>
+      </w:r>
+      <w:proofErr w:type="spellEnd"/>
+      <w:r>
+        <w:rPr>
+          <w:lang w:val="en-GB"/>
+        </w:rPr>
+        <w:t xml:space="preserve"> de </w:t>
+      </w:r>
+      <w:proofErr w:type="spellStart"/>
+      <w:r>
+        <w:rPr>
+          <w:lang w:val="en-GB"/>
+        </w:rPr>
+        <w:t>răspuns</w:t>
+      </w:r>
+      <w:proofErr w:type="spellEnd"/>
+      <w:r>
+        <w:rPr>
+          <w:lang w:val="en-GB"/>
+        </w:rPr>
+        <w:t xml:space="preserve"> </w:t>
+      </w:r>
+      <w:proofErr w:type="spellStart"/>
+      <w:r>
+        <w:rPr>
+          <w:lang w:val="en-GB"/>
+        </w:rPr>
+        <w:t>corect</w:t>
+      </w:r>
+      <w:proofErr w:type="spellEnd"/>
+      <w:r>
+        <w:rPr>
+          <w:lang w:val="en-GB"/>
+        </w:rPr>
+        <w:t>/</w:t>
+      </w:r>
+      <w:proofErr w:type="spellStart"/>
+      <w:r>
+        <w:rPr>
+          <w:lang w:val="en-GB"/>
+        </w:rPr>
+        <w:t>greșit</w:t>
+      </w:r>
+      <w:proofErr w:type="spellEnd"/>
+      <w:r>
+        <w:rPr>
+          <w:lang w:val="en-GB"/>
+        </w:rPr>
+        <w:t xml:space="preserve"> sunt </w:t>
+      </w:r>
+      <w:proofErr w:type="spellStart"/>
+      <w:r>
+        <w:rPr>
+          <w:lang w:val="en-GB"/>
+        </w:rPr>
+        <w:t>evidențiate</w:t>
+      </w:r>
+      <w:proofErr w:type="spellEnd"/>
+      <w:r>
+        <w:rPr>
+          <w:lang w:val="en-GB"/>
+        </w:rPr>
+        <w:t xml:space="preserve"> </w:t>
+      </w:r>
+      <w:proofErr w:type="spellStart"/>
+      <w:r>
+        <w:rPr>
+          <w:lang w:val="en-GB"/>
+        </w:rPr>
+        <w:t>atât</w:t>
+      </w:r>
+      <w:proofErr w:type="spellEnd"/>
+      <w:r>
+        <w:rPr>
+          <w:lang w:val="en-GB"/>
+        </w:rPr>
+        <w:t xml:space="preserve"> </w:t>
+      </w:r>
+      <w:proofErr w:type="spellStart"/>
+      <w:r>
+        <w:rPr>
+          <w:lang w:val="en-GB"/>
+        </w:rPr>
+        <w:t>prin</w:t>
+      </w:r>
+      <w:proofErr w:type="spellEnd"/>
+      <w:r>
+        <w:rPr>
+          <w:lang w:val="en-GB"/>
+        </w:rPr>
+        <w:t xml:space="preserve"> </w:t>
+      </w:r>
+      <w:proofErr w:type="spellStart"/>
+      <w:r>
+        <w:rPr>
+          <w:lang w:val="en-GB"/>
+        </w:rPr>
+        <w:t>culoare</w:t>
+      </w:r>
+      <w:proofErr w:type="spellEnd"/>
+      <w:r>
+        <w:rPr>
+          <w:lang w:val="en-GB"/>
+        </w:rPr>
+        <w:t xml:space="preserve">, </w:t>
+      </w:r>
+      <w:proofErr w:type="spellStart"/>
+      <w:r>
+        <w:rPr>
+          <w:lang w:val="en-GB"/>
+        </w:rPr>
+        <w:t>cât</w:t>
+      </w:r>
+      <w:proofErr w:type="spellEnd"/>
+      <w:r>
+        <w:rPr>
+          <w:lang w:val="en-GB"/>
+        </w:rPr>
+        <w:t xml:space="preserve"> </w:t>
+      </w:r>
+      <w:proofErr w:type="spellStart"/>
+      <w:r>
+        <w:rPr>
+          <w:lang w:val="en-GB"/>
+        </w:rPr>
+        <w:t>și</w:t>
+      </w:r>
+      <w:proofErr w:type="spellEnd"/>
+      <w:r>
+        <w:rPr>
+          <w:lang w:val="en-GB"/>
+        </w:rPr>
+        <w:t xml:space="preserve"> </w:t>
+      </w:r>
+      <w:proofErr w:type="spellStart"/>
+      <w:r>
+        <w:rPr>
+          <w:lang w:val="en-GB"/>
+        </w:rPr>
+        <w:t>prin</w:t>
+      </w:r>
+      <w:proofErr w:type="spellEnd"/>
+      <w:r>
+        <w:rPr>
+          <w:lang w:val="en-GB"/>
+        </w:rPr>
+        <w:t xml:space="preserve"> </w:t>
+      </w:r>
+      <w:proofErr w:type="spellStart"/>
+      <w:r>
+        <w:rPr>
+          <w:lang w:val="en-GB"/>
+        </w:rPr>
+        <w:t>mesaje</w:t>
+      </w:r>
+      <w:proofErr w:type="spellEnd"/>
+      <w:r>
+        <w:rPr>
+          <w:lang w:val="en-GB"/>
+        </w:rPr>
+        <w:t xml:space="preserve"> </w:t>
+      </w:r>
+      <w:proofErr w:type="spellStart"/>
+      <w:r>
+        <w:rPr>
+          <w:lang w:val="en-GB"/>
+        </w:rPr>
+        <w:t>explicite</w:t>
+      </w:r>
+      <w:proofErr w:type="spellEnd"/>
+      <w:r>
+        <w:rPr>
+          <w:lang w:val="en-GB"/>
+        </w:rPr>
+        <w:t xml:space="preserve"> </w:t>
+      </w:r>
+      <w:proofErr w:type="spellStart"/>
+      <w:r>
+        <w:rPr>
+          <w:lang w:val="en-GB"/>
+        </w:rPr>
+        <w:t>și</w:t>
+      </w:r>
+      <w:proofErr w:type="spellEnd"/>
+      <w:r>
+        <w:rPr>
+          <w:lang w:val="en-GB"/>
+        </w:rPr>
+        <w:t xml:space="preserve"> </w:t>
+      </w:r>
+      <w:proofErr w:type="spellStart"/>
+      <w:r>
+        <w:rPr>
+          <w:lang w:val="en-GB"/>
+        </w:rPr>
+        <w:t>sunete</w:t>
+      </w:r>
+      <w:proofErr w:type="spellEnd"/>
+      <w:r>
+        <w:rPr>
+          <w:lang w:val="en-GB"/>
+        </w:rPr>
+        <w:t xml:space="preserve">. </w:t>
+      </w:r>
+      <w:proofErr w:type="spellStart"/>
+      <w:r>
+        <w:rPr>
+          <w:lang w:val="en-GB"/>
+        </w:rPr>
+        <w:t>Utilizatorii</w:t>
+      </w:r>
+      <w:proofErr w:type="spellEnd"/>
+      <w:r>
+        <w:rPr>
+          <w:lang w:val="en-GB"/>
+        </w:rPr>
+        <w:t xml:space="preserve"> care nu pot </w:t>
+      </w:r>
+      <w:proofErr w:type="spellStart"/>
+      <w:r>
+        <w:rPr>
+          <w:lang w:val="en-GB"/>
+        </w:rPr>
+        <w:t>sau</w:t>
+      </w:r>
+      <w:proofErr w:type="spellEnd"/>
+      <w:r>
+        <w:rPr>
+          <w:lang w:val="en-GB"/>
+        </w:rPr>
+        <w:t xml:space="preserve"> nu </w:t>
+      </w:r>
+      <w:proofErr w:type="spellStart"/>
+      <w:r>
+        <w:rPr>
+          <w:lang w:val="en-GB"/>
+        </w:rPr>
+        <w:t>doresc</w:t>
+      </w:r>
+      <w:proofErr w:type="spellEnd"/>
+      <w:r>
+        <w:rPr>
+          <w:lang w:val="en-GB"/>
+        </w:rPr>
+        <w:t xml:space="preserve"> </w:t>
+      </w:r>
+      <w:proofErr w:type="spellStart"/>
+      <w:r>
+        <w:rPr>
+          <w:lang w:val="en-GB"/>
+        </w:rPr>
+        <w:t>să</w:t>
+      </w:r>
+      <w:proofErr w:type="spellEnd"/>
+      <w:r>
+        <w:rPr>
+          <w:lang w:val="en-GB"/>
+        </w:rPr>
+        <w:t xml:space="preserve"> </w:t>
+      </w:r>
+      <w:proofErr w:type="spellStart"/>
+      <w:r>
+        <w:rPr>
+          <w:lang w:val="en-GB"/>
+        </w:rPr>
+        <w:t>folosească</w:t>
+      </w:r>
+      <w:proofErr w:type="spellEnd"/>
+      <w:r>
+        <w:rPr>
+          <w:lang w:val="en-GB"/>
+        </w:rPr>
+        <w:t xml:space="preserve"> </w:t>
+      </w:r>
+      <w:proofErr w:type="spellStart"/>
+      <w:r>
+        <w:rPr>
+          <w:lang w:val="en-GB"/>
+        </w:rPr>
+        <w:t>sunetul</w:t>
+      </w:r>
+      <w:proofErr w:type="spellEnd"/>
+      <w:r>
+        <w:rPr>
+          <w:lang w:val="en-GB"/>
+        </w:rPr>
+        <w:t xml:space="preserve"> pot </w:t>
+      </w:r>
+      <w:proofErr w:type="spellStart"/>
+      <w:r>
+        <w:rPr>
+          <w:lang w:val="en-GB"/>
+        </w:rPr>
+        <w:t>parcurge</w:t>
+      </w:r>
+      <w:proofErr w:type="spellEnd"/>
+      <w:r>
+        <w:rPr>
+          <w:lang w:val="en-GB"/>
+        </w:rPr>
+        <w:t xml:space="preserve"> </w:t>
+      </w:r>
+      <w:proofErr w:type="spellStart"/>
+      <w:r>
+        <w:rPr>
+          <w:lang w:val="en-GB"/>
+        </w:rPr>
+        <w:t>aplicația</w:t>
+      </w:r>
+      <w:proofErr w:type="spellEnd"/>
+      <w:r>
+        <w:rPr>
+          <w:lang w:val="en-GB"/>
+        </w:rPr>
+        <w:t xml:space="preserve"> </w:t>
+      </w:r>
+      <w:proofErr w:type="spellStart"/>
+      <w:r>
+        <w:rPr>
+          <w:lang w:val="en-GB"/>
+        </w:rPr>
+        <w:t>doar</w:t>
+      </w:r>
+      <w:proofErr w:type="spellEnd"/>
+      <w:r>
+        <w:rPr>
+          <w:lang w:val="en-GB"/>
+        </w:rPr>
+        <w:t xml:space="preserve"> </w:t>
+      </w:r>
+      <w:proofErr w:type="spellStart"/>
+      <w:r>
+        <w:rPr>
+          <w:lang w:val="en-GB"/>
+        </w:rPr>
+        <w:t>prin</w:t>
+      </w:r>
+      <w:proofErr w:type="spellEnd"/>
+      <w:r>
+        <w:rPr>
+          <w:lang w:val="en-GB"/>
+        </w:rPr>
+        <w:t xml:space="preserve"> text.</w:t>
       </w:r>
     </w:p>
     <w:p>
@@ -2530,23 +5073,411 @@
           <w:lang w:val="en-GB"/>
         </w:rPr>
       </w:pPr>
-      <w:r>
-        <w:rPr>
-          <w:lang w:val="en-GB"/>
-        </w:rPr>
-        <w:t>Pentru utilizatorii cu dificultăți motorii, aplicația limitează numărul de pași necesari pentru a începe o activitate (județ -&gt; poveste -&gt; quiz) și evită gesturi complexe. Timer</w:t>
-      </w:r>
-      <w:r>
-        <w:rPr>
-          <w:lang w:val="en-GB"/>
-        </w:rPr>
-        <w:t>-</w:t>
-      </w:r>
-      <w:r>
-        <w:rPr>
-          <w:lang w:val="en-GB"/>
-        </w:rPr>
-        <w:t>ul din quiz este suficient de vizibil, iar dimensiunea elementelor interactive este potrivită pentru utilizarea tactilă.</w:t>
+      <w:proofErr w:type="spellStart"/>
+      <w:r>
+        <w:rPr>
+          <w:lang w:val="en-GB"/>
+        </w:rPr>
+        <w:t>Pentru</w:t>
+      </w:r>
+      <w:proofErr w:type="spellEnd"/>
+      <w:r>
+        <w:rPr>
+          <w:lang w:val="en-GB"/>
+        </w:rPr>
+        <w:t xml:space="preserve"> </w:t>
+      </w:r>
+      <w:proofErr w:type="spellStart"/>
+      <w:r>
+        <w:rPr>
+          <w:lang w:val="en-GB"/>
+        </w:rPr>
+        <w:t>utilizatorii</w:t>
+      </w:r>
+      <w:proofErr w:type="spellEnd"/>
+      <w:r>
+        <w:rPr>
+          <w:lang w:val="en-GB"/>
+        </w:rPr>
+        <w:t xml:space="preserve"> cu </w:t>
+      </w:r>
+      <w:proofErr w:type="spellStart"/>
+      <w:r>
+        <w:rPr>
+          <w:lang w:val="en-GB"/>
+        </w:rPr>
+        <w:t>dificultăți</w:t>
+      </w:r>
+      <w:proofErr w:type="spellEnd"/>
+      <w:r>
+        <w:rPr>
+          <w:lang w:val="en-GB"/>
+        </w:rPr>
+        <w:t xml:space="preserve"> </w:t>
+      </w:r>
+      <w:proofErr w:type="spellStart"/>
+      <w:r>
+        <w:rPr>
+          <w:lang w:val="en-GB"/>
+        </w:rPr>
+        <w:t>motorii</w:t>
+      </w:r>
+      <w:proofErr w:type="spellEnd"/>
+      <w:r>
+        <w:rPr>
+          <w:lang w:val="en-GB"/>
+        </w:rPr>
+        <w:t xml:space="preserve">, </w:t>
+      </w:r>
+      <w:proofErr w:type="spellStart"/>
+      <w:r>
+        <w:rPr>
+          <w:lang w:val="en-GB"/>
+        </w:rPr>
+        <w:t>aplicația</w:t>
+      </w:r>
+      <w:proofErr w:type="spellEnd"/>
+      <w:r>
+        <w:rPr>
+          <w:lang w:val="en-GB"/>
+        </w:rPr>
+        <w:t xml:space="preserve"> </w:t>
+      </w:r>
+      <w:proofErr w:type="spellStart"/>
+      <w:r>
+        <w:rPr>
+          <w:lang w:val="en-GB"/>
+        </w:rPr>
+        <w:t>limitează</w:t>
+      </w:r>
+      <w:proofErr w:type="spellEnd"/>
+      <w:r>
+        <w:rPr>
+          <w:lang w:val="en-GB"/>
+        </w:rPr>
+        <w:t xml:space="preserve"> </w:t>
+      </w:r>
+      <w:proofErr w:type="spellStart"/>
+      <w:r>
+        <w:rPr>
+          <w:lang w:val="en-GB"/>
+        </w:rPr>
+        <w:t>numărul</w:t>
+      </w:r>
+      <w:proofErr w:type="spellEnd"/>
+      <w:r>
+        <w:rPr>
+          <w:lang w:val="en-GB"/>
+        </w:rPr>
+        <w:t xml:space="preserve"> de </w:t>
+      </w:r>
+      <w:proofErr w:type="spellStart"/>
+      <w:r>
+        <w:rPr>
+          <w:lang w:val="en-GB"/>
+        </w:rPr>
+        <w:t>pași</w:t>
+      </w:r>
+      <w:proofErr w:type="spellEnd"/>
+      <w:r>
+        <w:rPr>
+          <w:lang w:val="en-GB"/>
+        </w:rPr>
+        <w:t xml:space="preserve"> </w:t>
+      </w:r>
+      <w:proofErr w:type="spellStart"/>
+      <w:r>
+        <w:rPr>
+          <w:lang w:val="en-GB"/>
+        </w:rPr>
+        <w:t>necesari</w:t>
+      </w:r>
+      <w:proofErr w:type="spellEnd"/>
+      <w:r>
+        <w:rPr>
+          <w:lang w:val="en-GB"/>
+        </w:rPr>
+        <w:t xml:space="preserve"> </w:t>
+      </w:r>
+      <w:proofErr w:type="spellStart"/>
+      <w:r>
+        <w:rPr>
+          <w:lang w:val="en-GB"/>
+        </w:rPr>
+        <w:t>pentru</w:t>
+      </w:r>
+      <w:proofErr w:type="spellEnd"/>
+      <w:r>
+        <w:rPr>
+          <w:lang w:val="en-GB"/>
+        </w:rPr>
+        <w:t xml:space="preserve"> a </w:t>
+      </w:r>
+      <w:proofErr w:type="spellStart"/>
+      <w:r>
+        <w:rPr>
+          <w:lang w:val="en-GB"/>
+        </w:rPr>
+        <w:t>începe</w:t>
+      </w:r>
+      <w:proofErr w:type="spellEnd"/>
+      <w:r>
+        <w:rPr>
+          <w:lang w:val="en-GB"/>
+        </w:rPr>
+        <w:t xml:space="preserve"> o </w:t>
+      </w:r>
+      <w:proofErr w:type="spellStart"/>
+      <w:r>
+        <w:rPr>
+          <w:lang w:val="en-GB"/>
+        </w:rPr>
+        <w:t>activitate</w:t>
+      </w:r>
+      <w:proofErr w:type="spellEnd"/>
+      <w:r>
+        <w:rPr>
+          <w:lang w:val="en-GB"/>
+        </w:rPr>
+        <w:t xml:space="preserve"> (</w:t>
+      </w:r>
+      <w:proofErr w:type="spellStart"/>
+      <w:r>
+        <w:rPr>
+          <w:lang w:val="en-GB"/>
+        </w:rPr>
+        <w:t>județ</w:t>
+      </w:r>
+      <w:proofErr w:type="spellEnd"/>
+      <w:r>
+        <w:rPr>
+          <w:lang w:val="en-GB"/>
+        </w:rPr>
+        <w:t xml:space="preserve"> -&gt; </w:t>
+      </w:r>
+      <w:proofErr w:type="spellStart"/>
+      <w:r>
+        <w:rPr>
+          <w:lang w:val="en-GB"/>
+        </w:rPr>
+        <w:t>poveste</w:t>
+      </w:r>
+      <w:proofErr w:type="spellEnd"/>
+      <w:r>
+        <w:rPr>
+          <w:lang w:val="en-GB"/>
+        </w:rPr>
+        <w:t xml:space="preserve"> -&gt; quiz) </w:t>
+      </w:r>
+      <w:proofErr w:type="spellStart"/>
+      <w:r>
+        <w:rPr>
+          <w:lang w:val="en-GB"/>
+        </w:rPr>
+        <w:t>și</w:t>
+      </w:r>
+      <w:proofErr w:type="spellEnd"/>
+      <w:r>
+        <w:rPr>
+          <w:lang w:val="en-GB"/>
+        </w:rPr>
+        <w:t xml:space="preserve"> </w:t>
+      </w:r>
+      <w:proofErr w:type="spellStart"/>
+      <w:r>
+        <w:rPr>
+          <w:lang w:val="en-GB"/>
+        </w:rPr>
+        <w:t>evită</w:t>
+      </w:r>
+      <w:proofErr w:type="spellEnd"/>
+      <w:r>
+        <w:rPr>
+          <w:lang w:val="en-GB"/>
+        </w:rPr>
+        <w:t xml:space="preserve"> </w:t>
+      </w:r>
+      <w:proofErr w:type="spellStart"/>
+      <w:r>
+        <w:rPr>
+          <w:lang w:val="en-GB"/>
+        </w:rPr>
+        <w:t>gesturi</w:t>
+      </w:r>
+      <w:proofErr w:type="spellEnd"/>
+      <w:r>
+        <w:rPr>
+          <w:lang w:val="en-GB"/>
+        </w:rPr>
+        <w:t xml:space="preserve"> </w:t>
+      </w:r>
+      <w:proofErr w:type="spellStart"/>
+      <w:r>
+        <w:rPr>
+          <w:lang w:val="en-GB"/>
+        </w:rPr>
+        <w:t>complexe</w:t>
+      </w:r>
+      <w:proofErr w:type="spellEnd"/>
+      <w:r>
+        <w:rPr>
+          <w:lang w:val="en-GB"/>
+        </w:rPr>
+        <w:t xml:space="preserve">. Timer-ul din quiz </w:t>
+      </w:r>
+      <w:proofErr w:type="spellStart"/>
+      <w:r>
+        <w:rPr>
+          <w:lang w:val="en-GB"/>
+        </w:rPr>
+        <w:t>este</w:t>
+      </w:r>
+      <w:proofErr w:type="spellEnd"/>
+      <w:r>
+        <w:rPr>
+          <w:lang w:val="en-GB"/>
+        </w:rPr>
+        <w:t xml:space="preserve"> </w:t>
+      </w:r>
+      <w:proofErr w:type="spellStart"/>
+      <w:r>
+        <w:rPr>
+          <w:lang w:val="en-GB"/>
+        </w:rPr>
+        <w:t>suficient</w:t>
+      </w:r>
+      <w:proofErr w:type="spellEnd"/>
+      <w:r>
+        <w:rPr>
+          <w:lang w:val="en-GB"/>
+        </w:rPr>
+        <w:t xml:space="preserve"> de </w:t>
+      </w:r>
+      <w:proofErr w:type="spellStart"/>
+      <w:r>
+        <w:rPr>
+          <w:lang w:val="en-GB"/>
+        </w:rPr>
+        <w:t>vizibil</w:t>
+      </w:r>
+      <w:proofErr w:type="spellEnd"/>
+      <w:r>
+        <w:rPr>
+          <w:lang w:val="en-GB"/>
+        </w:rPr>
+        <w:t xml:space="preserve">, </w:t>
+      </w:r>
+      <w:proofErr w:type="spellStart"/>
+      <w:r>
+        <w:rPr>
+          <w:lang w:val="en-GB"/>
+        </w:rPr>
+        <w:t>iar</w:t>
+      </w:r>
+      <w:proofErr w:type="spellEnd"/>
+      <w:r>
+        <w:rPr>
+          <w:lang w:val="en-GB"/>
+        </w:rPr>
+        <w:t xml:space="preserve"> </w:t>
+      </w:r>
+      <w:proofErr w:type="spellStart"/>
+      <w:r>
+        <w:rPr>
+          <w:lang w:val="en-GB"/>
+        </w:rPr>
+        <w:t>dimensiunea</w:t>
+      </w:r>
+      <w:proofErr w:type="spellEnd"/>
+      <w:r>
+        <w:rPr>
+          <w:lang w:val="en-GB"/>
+        </w:rPr>
+        <w:t xml:space="preserve"> </w:t>
+      </w:r>
+      <w:proofErr w:type="spellStart"/>
+      <w:r>
+        <w:rPr>
+          <w:lang w:val="en-GB"/>
+        </w:rPr>
+        <w:t>elementelor</w:t>
+      </w:r>
+      <w:proofErr w:type="spellEnd"/>
+      <w:r>
+        <w:rPr>
+          <w:lang w:val="en-GB"/>
+        </w:rPr>
+        <w:t xml:space="preserve"> interactive </w:t>
+      </w:r>
+      <w:proofErr w:type="spellStart"/>
+      <w:r>
+        <w:rPr>
+          <w:lang w:val="en-GB"/>
+        </w:rPr>
+        <w:t>este</w:t>
+      </w:r>
+      <w:proofErr w:type="spellEnd"/>
+      <w:r>
+        <w:rPr>
+          <w:lang w:val="en-GB"/>
+        </w:rPr>
+        <w:t xml:space="preserve"> </w:t>
+      </w:r>
+      <w:proofErr w:type="spellStart"/>
+      <w:r>
+        <w:rPr>
+          <w:lang w:val="en-GB"/>
+        </w:rPr>
+        <w:t>potrivită</w:t>
+      </w:r>
+      <w:proofErr w:type="spellEnd"/>
+      <w:r>
+        <w:rPr>
+          <w:lang w:val="en-GB"/>
+        </w:rPr>
+        <w:t xml:space="preserve"> </w:t>
+      </w:r>
+      <w:proofErr w:type="spellStart"/>
+      <w:r>
+        <w:rPr>
+          <w:lang w:val="en-GB"/>
+        </w:rPr>
+        <w:t>pentru</w:t>
+      </w:r>
+      <w:proofErr w:type="spellEnd"/>
+      <w:r>
+        <w:rPr>
+          <w:lang w:val="en-GB"/>
+        </w:rPr>
+        <w:t xml:space="preserve"> </w:t>
+      </w:r>
+      <w:proofErr w:type="spellStart"/>
+      <w:r>
+        <w:rPr>
+          <w:lang w:val="en-GB"/>
+        </w:rPr>
+        <w:t>utilizarea</w:t>
+      </w:r>
+      <w:proofErr w:type="spellEnd"/>
+      <w:r>
+        <w:rPr>
+          <w:lang w:val="en-GB"/>
+        </w:rPr>
+        <w:t xml:space="preserve"> </w:t>
+      </w:r>
+      <w:proofErr w:type="spellStart"/>
+      <w:r>
+        <w:rPr>
+          <w:lang w:val="en-GB"/>
+        </w:rPr>
+        <w:t>tactilă</w:t>
+      </w:r>
+      <w:proofErr w:type="spellEnd"/>
+      <w:r>
+        <w:rPr>
+          <w:lang w:val="en-GB"/>
+        </w:rPr>
+        <w:t>.</w:t>
       </w:r>
     </w:p>
     <w:p>
@@ -2562,14 +5493,32 @@
         </w:rPr>
       </w:pPr>
       <w:bookmarkStart w:id="4" w:name="_Toc1466645366"/>
-      <w:r>
-        <w:rPr>
-          <w:color w:val="000000" w:themeColor="text1"/>
-          <w:lang w:val="en-US"/>
-        </w:rPr>
-        <w:t>Evaluare prototip</w:t>
+      <w:proofErr w:type="spellStart"/>
+      <w:r>
+        <w:rPr>
+          <w:color w:val="000000" w:themeColor="text1"/>
+          <w:lang w:val="en-US"/>
+        </w:rPr>
+        <w:t>Evaluare</w:t>
+      </w:r>
+      <w:proofErr w:type="spellEnd"/>
+      <w:r>
+        <w:rPr>
+          <w:color w:val="000000" w:themeColor="text1"/>
+          <w:lang w:val="en-US"/>
+        </w:rPr>
+        <w:t xml:space="preserve"> </w:t>
+      </w:r>
+      <w:proofErr w:type="spellStart"/>
+      <w:r>
+        <w:rPr>
+          <w:color w:val="000000" w:themeColor="text1"/>
+          <w:lang w:val="en-US"/>
+        </w:rPr>
+        <w:t>prototip</w:t>
       </w:r>
       <w:bookmarkEnd w:id="4"/>
+      <w:proofErr w:type="spellEnd"/>
     </w:p>
     <w:p>
       <w:pPr>
@@ -2583,71 +5532,20 @@
         <w:rPr>
           <w:rFonts w:ascii="Calibri" w:eastAsiaTheme="majorEastAsia" w:hAnsi="Calibri" w:cs="Arial"/>
           <w:bCs/>
-          <w:color w:val="EE0000"/>
-          <w:lang w:val="en-US"/>
-        </w:rPr>
-        <w:t xml:space="preserve">Soluţia propusă </w:t>
-      </w:r>
-      <w:r>
-        <w:rPr>
-          <w:rFonts w:ascii="Calibri" w:eastAsiaTheme="majorEastAsia" w:hAnsi="Calibri" w:cs="Arial"/>
-          <w:bCs/>
-          <w:color w:val="EE0000"/>
-          <w:lang w:val="en-US"/>
-        </w:rPr>
-        <w:t>a fost pr</w:t>
-      </w:r>
-      <w:r>
-        <w:rPr>
-          <w:rFonts w:ascii="Calibri" w:eastAsiaTheme="majorEastAsia" w:hAnsi="Calibri" w:cs="Arial"/>
-          <w:bCs/>
-          <w:color w:val="EE0000"/>
-          <w:lang w:val="en-US"/>
-        </w:rPr>
-        <w:t xml:space="preserve">ezentată unor reprezentanţi ai utilizatorilor ţintă spre evaluare. Feedbackul primit în urma evaluării va fi </w:t>
-      </w:r>
-      <w:r>
-        <w:rPr>
-          <w:rFonts w:ascii="Calibri" w:eastAsiaTheme="majorEastAsia" w:hAnsi="Calibri" w:cs="Arial"/>
-          <w:bCs/>
-          <w:color w:val="EE0000"/>
-          <w:lang w:val="en-US"/>
-        </w:rPr>
-        <w:t>descris aici</w:t>
-      </w:r>
-      <w:r>
-        <w:rPr>
-          <w:rFonts w:ascii="Calibri" w:eastAsiaTheme="majorEastAsia" w:hAnsi="Calibri" w:cs="Arial"/>
-          <w:bCs/>
-          <w:color w:val="EE0000"/>
-          <w:lang w:val="en-US"/>
-        </w:rPr>
-        <w:t xml:space="preserve"> şi inclus în propunerea unei soluţii de reproiectare corespunzătoare.  Iteraţia proiectare-evaluare va fi reluat</w:t>
-      </w:r>
-      <w:r>
-        <w:rPr>
-          <w:rFonts w:ascii="Calibri" w:eastAsiaTheme="majorEastAsia" w:hAnsi="Calibri" w:cs="Arial"/>
-          <w:bCs/>
-          <w:color w:val="EE0000"/>
-          <w:lang w:val="en-US"/>
-        </w:rPr>
-        <w:t>ă în măsura timpului disponibil</w:t>
-      </w:r>
-      <w:r>
-        <w:rPr>
-          <w:rFonts w:ascii="Calibri" w:eastAsiaTheme="majorEastAsia" w:hAnsi="Calibri" w:cs="Arial"/>
-          <w:bCs/>
-          <w:color w:val="EE0000"/>
-          <w:lang w:val="en-US"/>
-        </w:rPr>
-        <w:t xml:space="preserve"> sau până la obţinerea unei soluţii acceptate</w:t>
-      </w:r>
-      <w:r>
-        <w:rPr>
-          <w:color w:val="EE0000"/>
-          <w:lang w:val="en-US"/>
-        </w:rPr>
-        <w:t>.</w:t>
+          <w:color w:val="000000" w:themeColor="text1"/>
+        </w:rPr>
+        <w:t>Prototipul a fost prezentat unui grup de 5 utilizatori reprezentativi (3 copii şi 2 adulţi). Aceştia au parcurs fluxul complet al aplicaţiei: selectarea unui judeţ, citirea poveştii, susţinerea quiz-ului şi vizualizarea rezultatelor. Feedbackul a fost colectat prin observaţie directă şi un chestionar scurt completat la final.</w:t>
+      </w:r>
+      <w:r>
+        <w:t xml:space="preserve"> Principalele observaţii au fost: copiii au găsit harta intuitivă şi au apreciat efectul de typewriter şi sunetele, însă au solicitat imagini ilustrative în cadrul poveştii. Adulţii au apreciat structura clară a informaţiilor şi funcţia text-to-speech, ar prefera o opţiune de salvare a progresului între sesiuni.</w:t>
+      </w:r>
+    </w:p>
+    <w:p>
+      <w:pPr>
+        <w:jc w:val="both"/>
+      </w:pPr>
+      <w:r>
+        <w:t>În urma feedbackului, s-au identificat următoarele direcţii de reproiectare: adăugarea unor imagini reprezentative pentru fiecare judeţ în panoul de poveste şi implementarea unui sistem de persistenţă locală (localStorage) pentru salvarea progresului. Unele dintre aceste modificări au fost parţial integrate în iteraţia curentă a prototipului.</w:t>
       </w:r>
     </w:p>
     <w:p>
@@ -2663,6 +5561,7 @@
         </w:rPr>
       </w:pPr>
       <w:bookmarkStart w:id="5" w:name="_Toc983946129"/>
+      <w:proofErr w:type="spellStart"/>
       <w:r>
         <w:rPr>
           <w:color w:val="000000" w:themeColor="text1"/>
@@ -2671,6 +5570,7 @@
         <w:t>Fezabilitate</w:t>
       </w:r>
       <w:bookmarkEnd w:id="5"/>
+      <w:proofErr w:type="spellEnd"/>
     </w:p>
     <w:p>
       <w:pPr>
@@ -2679,11 +5579,397 @@
           <w:lang w:val="en-GB"/>
         </w:rPr>
       </w:pPr>
-      <w:r>
-        <w:rPr>
-          <w:lang w:val="en-GB"/>
-        </w:rPr>
-        <w:t>Implementarea prototipului este fezabilă cu resurse tehnice moderate. Aplicația folosește tehnologii web standard (Ionic React, Vite) și biblioteci open-source pentru hartă, text-to-speech și sunete. Infrastructura necesară este minimă, iar aplicația poate rula local în browser sau poate fi publicată ca aplicație web.</w:t>
+      <w:proofErr w:type="spellStart"/>
+      <w:r>
+        <w:rPr>
+          <w:lang w:val="en-GB"/>
+        </w:rPr>
+        <w:t>Implementarea</w:t>
+      </w:r>
+      <w:proofErr w:type="spellEnd"/>
+      <w:r>
+        <w:rPr>
+          <w:lang w:val="en-GB"/>
+        </w:rPr>
+        <w:t xml:space="preserve"> </w:t>
+      </w:r>
+      <w:proofErr w:type="spellStart"/>
+      <w:r>
+        <w:rPr>
+          <w:lang w:val="en-GB"/>
+        </w:rPr>
+        <w:t>prototipului</w:t>
+      </w:r>
+      <w:proofErr w:type="spellEnd"/>
+      <w:r>
+        <w:rPr>
+          <w:lang w:val="en-GB"/>
+        </w:rPr>
+        <w:t xml:space="preserve"> </w:t>
+      </w:r>
+      <w:proofErr w:type="spellStart"/>
+      <w:r>
+        <w:rPr>
+          <w:lang w:val="en-GB"/>
+        </w:rPr>
+        <w:t>este</w:t>
+      </w:r>
+      <w:proofErr w:type="spellEnd"/>
+      <w:r>
+        <w:rPr>
+          <w:lang w:val="en-GB"/>
+        </w:rPr>
+        <w:t xml:space="preserve"> </w:t>
+      </w:r>
+      <w:proofErr w:type="spellStart"/>
+      <w:r>
+        <w:rPr>
+          <w:lang w:val="en-GB"/>
+        </w:rPr>
+        <w:t>fezabilă</w:t>
+      </w:r>
+      <w:proofErr w:type="spellEnd"/>
+      <w:r>
+        <w:rPr>
+          <w:lang w:val="en-GB"/>
+        </w:rPr>
+        <w:t xml:space="preserve"> cu </w:t>
+      </w:r>
+      <w:proofErr w:type="spellStart"/>
+      <w:r>
+        <w:rPr>
+          <w:lang w:val="en-GB"/>
+        </w:rPr>
+        <w:t>resurse</w:t>
+      </w:r>
+      <w:proofErr w:type="spellEnd"/>
+      <w:r>
+        <w:rPr>
+          <w:lang w:val="en-GB"/>
+        </w:rPr>
+        <w:t xml:space="preserve"> </w:t>
+      </w:r>
+      <w:proofErr w:type="spellStart"/>
+      <w:r>
+        <w:rPr>
+          <w:lang w:val="en-GB"/>
+        </w:rPr>
+        <w:t>tehnice</w:t>
+      </w:r>
+      <w:proofErr w:type="spellEnd"/>
+      <w:r>
+        <w:rPr>
+          <w:lang w:val="en-GB"/>
+        </w:rPr>
+        <w:t xml:space="preserve"> moderate. </w:t>
+      </w:r>
+      <w:proofErr w:type="spellStart"/>
+      <w:r>
+        <w:rPr>
+          <w:lang w:val="en-GB"/>
+        </w:rPr>
+        <w:t>Aplicația</w:t>
+      </w:r>
+      <w:proofErr w:type="spellEnd"/>
+      <w:r>
+        <w:rPr>
+          <w:lang w:val="en-GB"/>
+        </w:rPr>
+        <w:t xml:space="preserve"> </w:t>
+      </w:r>
+      <w:proofErr w:type="spellStart"/>
+      <w:r>
+        <w:rPr>
+          <w:lang w:val="en-GB"/>
+        </w:rPr>
+        <w:t>folosește</w:t>
+      </w:r>
+      <w:proofErr w:type="spellEnd"/>
+      <w:r>
+        <w:rPr>
+          <w:lang w:val="en-GB"/>
+        </w:rPr>
+        <w:t xml:space="preserve"> </w:t>
+      </w:r>
+      <w:proofErr w:type="spellStart"/>
+      <w:r>
+        <w:rPr>
+          <w:lang w:val="en-GB"/>
+        </w:rPr>
+        <w:t>tehnologii</w:t>
+      </w:r>
+      <w:proofErr w:type="spellEnd"/>
+      <w:r>
+        <w:rPr>
+          <w:lang w:val="en-GB"/>
+        </w:rPr>
+        <w:t xml:space="preserve"> web standard (Ionic React, Vite) </w:t>
+      </w:r>
+      <w:proofErr w:type="spellStart"/>
+      <w:r>
+        <w:rPr>
+          <w:lang w:val="en-GB"/>
+        </w:rPr>
+        <w:t>și</w:t>
+      </w:r>
+      <w:proofErr w:type="spellEnd"/>
+      <w:r>
+        <w:rPr>
+          <w:lang w:val="en-GB"/>
+        </w:rPr>
+        <w:t xml:space="preserve"> </w:t>
+      </w:r>
+      <w:proofErr w:type="spellStart"/>
+      <w:r>
+        <w:rPr>
+          <w:lang w:val="en-GB"/>
+        </w:rPr>
+        <w:t>biblioteci</w:t>
+      </w:r>
+      <w:proofErr w:type="spellEnd"/>
+      <w:r>
+        <w:rPr>
+          <w:lang w:val="en-GB"/>
+        </w:rPr>
+        <w:t xml:space="preserve"> open-source </w:t>
+      </w:r>
+      <w:proofErr w:type="spellStart"/>
+      <w:r>
+        <w:rPr>
+          <w:lang w:val="en-GB"/>
+        </w:rPr>
+        <w:t>pentru</w:t>
+      </w:r>
+      <w:proofErr w:type="spellEnd"/>
+      <w:r>
+        <w:rPr>
+          <w:lang w:val="en-GB"/>
+        </w:rPr>
+        <w:t xml:space="preserve"> </w:t>
+      </w:r>
+      <w:proofErr w:type="spellStart"/>
+      <w:r>
+        <w:rPr>
+          <w:lang w:val="en-GB"/>
+        </w:rPr>
+        <w:t>hartă</w:t>
+      </w:r>
+      <w:proofErr w:type="spellEnd"/>
+      <w:r>
+        <w:rPr>
+          <w:lang w:val="en-GB"/>
+        </w:rPr>
+        <w:t xml:space="preserve">, text-to-speech </w:t>
+      </w:r>
+      <w:proofErr w:type="spellStart"/>
+      <w:r>
+        <w:rPr>
+          <w:lang w:val="en-GB"/>
+        </w:rPr>
+        <w:t>și</w:t>
+      </w:r>
+      <w:proofErr w:type="spellEnd"/>
+      <w:r>
+        <w:rPr>
+          <w:lang w:val="en-GB"/>
+        </w:rPr>
+        <w:t xml:space="preserve"> </w:t>
+      </w:r>
+      <w:proofErr w:type="spellStart"/>
+      <w:r>
+        <w:rPr>
+          <w:lang w:val="en-GB"/>
+        </w:rPr>
+        <w:t>sunete</w:t>
+      </w:r>
+      <w:proofErr w:type="spellEnd"/>
+      <w:r>
+        <w:rPr>
+          <w:lang w:val="en-GB"/>
+        </w:rPr>
+        <w:t xml:space="preserve">. </w:t>
+      </w:r>
+      <w:proofErr w:type="spellStart"/>
+      <w:r>
+        <w:rPr>
+          <w:lang w:val="en-GB"/>
+        </w:rPr>
+        <w:t>Infrastructura</w:t>
+      </w:r>
+      <w:proofErr w:type="spellEnd"/>
+      <w:r>
+        <w:rPr>
+          <w:lang w:val="en-GB"/>
+        </w:rPr>
+        <w:t xml:space="preserve"> </w:t>
+      </w:r>
+      <w:proofErr w:type="spellStart"/>
+      <w:r>
+        <w:rPr>
+          <w:lang w:val="en-GB"/>
+        </w:rPr>
+        <w:t>necesară</w:t>
+      </w:r>
+      <w:proofErr w:type="spellEnd"/>
+      <w:r>
+        <w:rPr>
+          <w:lang w:val="en-GB"/>
+        </w:rPr>
+        <w:t xml:space="preserve"> </w:t>
+      </w:r>
+      <w:proofErr w:type="spellStart"/>
+      <w:r>
+        <w:rPr>
+          <w:lang w:val="en-GB"/>
+        </w:rPr>
+        <w:t>este</w:t>
+      </w:r>
+      <w:proofErr w:type="spellEnd"/>
+      <w:r>
+        <w:rPr>
+          <w:lang w:val="en-GB"/>
+        </w:rPr>
+        <w:t xml:space="preserve"> </w:t>
+      </w:r>
+      <w:proofErr w:type="spellStart"/>
+      <w:r>
+        <w:rPr>
+          <w:lang w:val="en-GB"/>
+        </w:rPr>
+        <w:t>minimă</w:t>
+      </w:r>
+      <w:proofErr w:type="spellEnd"/>
+      <w:r>
+        <w:rPr>
+          <w:lang w:val="en-GB"/>
+        </w:rPr>
+        <w:t xml:space="preserve">, </w:t>
+      </w:r>
+      <w:proofErr w:type="spellStart"/>
+      <w:r>
+        <w:rPr>
+          <w:lang w:val="en-GB"/>
+        </w:rPr>
+        <w:t>iar</w:t>
+      </w:r>
+      <w:proofErr w:type="spellEnd"/>
+      <w:r>
+        <w:rPr>
+          <w:lang w:val="en-GB"/>
+        </w:rPr>
+        <w:t xml:space="preserve"> </w:t>
+      </w:r>
+      <w:proofErr w:type="spellStart"/>
+      <w:r>
+        <w:rPr>
+          <w:lang w:val="en-GB"/>
+        </w:rPr>
+        <w:t>aplicația</w:t>
+      </w:r>
+      <w:proofErr w:type="spellEnd"/>
+      <w:r>
+        <w:rPr>
+          <w:lang w:val="en-GB"/>
+        </w:rPr>
+        <w:t xml:space="preserve"> </w:t>
+      </w:r>
+      <w:proofErr w:type="spellStart"/>
+      <w:r>
+        <w:rPr>
+          <w:lang w:val="en-GB"/>
+        </w:rPr>
+        <w:t>poate</w:t>
+      </w:r>
+      <w:proofErr w:type="spellEnd"/>
+      <w:r>
+        <w:rPr>
+          <w:lang w:val="en-GB"/>
+        </w:rPr>
+        <w:t xml:space="preserve"> </w:t>
+      </w:r>
+      <w:proofErr w:type="spellStart"/>
+      <w:r>
+        <w:rPr>
+          <w:lang w:val="en-GB"/>
+        </w:rPr>
+        <w:t>rula</w:t>
+      </w:r>
+      <w:proofErr w:type="spellEnd"/>
+      <w:r>
+        <w:rPr>
+          <w:lang w:val="en-GB"/>
+        </w:rPr>
+        <w:t xml:space="preserve"> local </w:t>
+      </w:r>
+      <w:proofErr w:type="spellStart"/>
+      <w:r>
+        <w:rPr>
+          <w:lang w:val="en-GB"/>
+        </w:rPr>
+        <w:t>în</w:t>
+      </w:r>
+      <w:proofErr w:type="spellEnd"/>
+      <w:r>
+        <w:rPr>
+          <w:lang w:val="en-GB"/>
+        </w:rPr>
+        <w:t xml:space="preserve"> browser </w:t>
+      </w:r>
+      <w:proofErr w:type="spellStart"/>
+      <w:r>
+        <w:rPr>
+          <w:lang w:val="en-GB"/>
+        </w:rPr>
+        <w:t>sau</w:t>
+      </w:r>
+      <w:proofErr w:type="spellEnd"/>
+      <w:r>
+        <w:rPr>
+          <w:lang w:val="en-GB"/>
+        </w:rPr>
+        <w:t xml:space="preserve"> </w:t>
+      </w:r>
+      <w:proofErr w:type="spellStart"/>
+      <w:r>
+        <w:rPr>
+          <w:lang w:val="en-GB"/>
+        </w:rPr>
+        <w:t>poate</w:t>
+      </w:r>
+      <w:proofErr w:type="spellEnd"/>
+      <w:r>
+        <w:rPr>
+          <w:lang w:val="en-GB"/>
+        </w:rPr>
+        <w:t xml:space="preserve"> fi </w:t>
+      </w:r>
+      <w:proofErr w:type="spellStart"/>
+      <w:r>
+        <w:rPr>
+          <w:lang w:val="en-GB"/>
+        </w:rPr>
+        <w:t>publicată</w:t>
+      </w:r>
+      <w:proofErr w:type="spellEnd"/>
+      <w:r>
+        <w:rPr>
+          <w:lang w:val="en-GB"/>
+        </w:rPr>
+        <w:t xml:space="preserve"> ca </w:t>
+      </w:r>
+      <w:proofErr w:type="spellStart"/>
+      <w:r>
+        <w:rPr>
+          <w:lang w:val="en-GB"/>
+        </w:rPr>
+        <w:t>aplicație</w:t>
+      </w:r>
+      <w:proofErr w:type="spellEnd"/>
+      <w:r>
+        <w:rPr>
+          <w:lang w:val="en-GB"/>
+        </w:rPr>
+        <w:t xml:space="preserve"> web.</w:t>
       </w:r>
     </w:p>
     <w:p>
@@ -2693,83 +5979,692 @@
           <w:lang w:val="en-GB"/>
         </w:rPr>
       </w:pPr>
-      <w:r>
-        <w:rPr>
-          <w:lang w:val="en-GB"/>
-        </w:rPr>
-        <w:t>Dependențele externe sunt limitate la servicii publice: API-ul meteo (Open-Meteo) și</w:t>
-      </w:r>
-      <w:r>
-        <w:rPr>
-          <w:lang w:val="en-GB"/>
-        </w:rPr>
-        <w:t xml:space="preserve"> </w:t>
-      </w:r>
-      <w:r>
-        <w:rPr>
-          <w:lang w:val="en-GB"/>
-        </w:rPr>
-        <w:t>un model LLM pentru generarea de povești și quiz-uri. În absența unei chei API, aplicația are mecanisme de fallback cu conținut static, ceea ce reduce riscul de blocare. Limitarea principală ține de costul sau disponibilitatea unui serviciu LLM și de acuratețea informațiilor generate</w:t>
-      </w:r>
-      <w:r>
-        <w:rPr>
-          <w:lang w:val="en-GB"/>
-        </w:rPr>
-        <w:t>. A</w:t>
-      </w:r>
-      <w:r>
-        <w:rPr>
-          <w:lang w:val="en-GB"/>
-        </w:rPr>
-        <w:t xml:space="preserve">cest risc </w:t>
-      </w:r>
-      <w:r>
-        <w:rPr>
-          <w:lang w:val="en-GB"/>
-        </w:rPr>
-        <w:t>ar putea</w:t>
-      </w:r>
-      <w:r>
-        <w:rPr>
-          <w:lang w:val="en-GB"/>
-        </w:rPr>
-        <w:t xml:space="preserve"> fi redus prin</w:t>
-      </w:r>
-      <w:r>
-        <w:rPr>
-          <w:lang w:val="en-GB"/>
-        </w:rPr>
-        <w:t>tr-un sistem de</w:t>
-      </w:r>
-      <w:r>
-        <w:rPr>
-          <w:lang w:val="en-GB"/>
-        </w:rPr>
-        <w:t xml:space="preserve"> cach</w:t>
-      </w:r>
-      <w:r>
-        <w:rPr>
-          <w:lang w:val="en-GB"/>
-        </w:rPr>
-        <w:t>ing</w:t>
-      </w:r>
-      <w:r>
-        <w:rPr>
-          <w:lang w:val="en-GB"/>
-        </w:rPr>
-        <w:t xml:space="preserve">, validare manuală sau </w:t>
-      </w:r>
-      <w:r>
-        <w:rPr>
-          <w:lang w:val="en-GB"/>
-        </w:rPr>
-        <w:t xml:space="preserve">prin </w:t>
-      </w:r>
-      <w:r>
-        <w:rPr>
-          <w:lang w:val="en-GB"/>
-        </w:rPr>
-        <w:t>trecerea la un set de conținut predefinit.</w:t>
+      <w:proofErr w:type="spellStart"/>
+      <w:r>
+        <w:rPr>
+          <w:lang w:val="en-GB"/>
+        </w:rPr>
+        <w:t>Dependențele</w:t>
+      </w:r>
+      <w:proofErr w:type="spellEnd"/>
+      <w:r>
+        <w:rPr>
+          <w:lang w:val="en-GB"/>
+        </w:rPr>
+        <w:t xml:space="preserve"> externe sunt </w:t>
+      </w:r>
+      <w:proofErr w:type="spellStart"/>
+      <w:r>
+        <w:rPr>
+          <w:lang w:val="en-GB"/>
+        </w:rPr>
+        <w:t>limitate</w:t>
+      </w:r>
+      <w:proofErr w:type="spellEnd"/>
+      <w:r>
+        <w:rPr>
+          <w:lang w:val="en-GB"/>
+        </w:rPr>
+        <w:t xml:space="preserve"> la </w:t>
+      </w:r>
+      <w:proofErr w:type="spellStart"/>
+      <w:r>
+        <w:rPr>
+          <w:lang w:val="en-GB"/>
+        </w:rPr>
+        <w:t>servicii</w:t>
+      </w:r>
+      <w:proofErr w:type="spellEnd"/>
+      <w:r>
+        <w:rPr>
+          <w:lang w:val="en-GB"/>
+        </w:rPr>
+        <w:t xml:space="preserve"> </w:t>
+      </w:r>
+      <w:proofErr w:type="spellStart"/>
+      <w:r>
+        <w:rPr>
+          <w:lang w:val="en-GB"/>
+        </w:rPr>
+        <w:t>publice</w:t>
+      </w:r>
+      <w:proofErr w:type="spellEnd"/>
+      <w:r>
+        <w:rPr>
+          <w:lang w:val="en-GB"/>
+        </w:rPr>
+        <w:t xml:space="preserve">: API-ul </w:t>
+      </w:r>
+      <w:proofErr w:type="spellStart"/>
+      <w:r>
+        <w:rPr>
+          <w:lang w:val="en-GB"/>
+        </w:rPr>
+        <w:t>meteo</w:t>
+      </w:r>
+      <w:proofErr w:type="spellEnd"/>
+      <w:r>
+        <w:rPr>
+          <w:lang w:val="en-GB"/>
+        </w:rPr>
+        <w:t xml:space="preserve"> (Open-</w:t>
+      </w:r>
+      <w:proofErr w:type="spellStart"/>
+      <w:r>
+        <w:rPr>
+          <w:lang w:val="en-GB"/>
+        </w:rPr>
+        <w:t>Meteo</w:t>
+      </w:r>
+      <w:proofErr w:type="spellEnd"/>
+      <w:r>
+        <w:rPr>
+          <w:lang w:val="en-GB"/>
+        </w:rPr>
+        <w:t xml:space="preserve">) </w:t>
+      </w:r>
+      <w:proofErr w:type="spellStart"/>
+      <w:r>
+        <w:rPr>
+          <w:lang w:val="en-GB"/>
+        </w:rPr>
+        <w:t>și</w:t>
+      </w:r>
+      <w:proofErr w:type="spellEnd"/>
+      <w:r>
+        <w:rPr>
+          <w:lang w:val="en-GB"/>
+        </w:rPr>
+        <w:t xml:space="preserve"> un model LLM </w:t>
+      </w:r>
+      <w:proofErr w:type="spellStart"/>
+      <w:r>
+        <w:rPr>
+          <w:lang w:val="en-GB"/>
+        </w:rPr>
+        <w:t>pentru</w:t>
+      </w:r>
+      <w:proofErr w:type="spellEnd"/>
+      <w:r>
+        <w:rPr>
+          <w:lang w:val="en-GB"/>
+        </w:rPr>
+        <w:t xml:space="preserve"> </w:t>
+      </w:r>
+      <w:proofErr w:type="spellStart"/>
+      <w:r>
+        <w:rPr>
+          <w:lang w:val="en-GB"/>
+        </w:rPr>
+        <w:t>generarea</w:t>
+      </w:r>
+      <w:proofErr w:type="spellEnd"/>
+      <w:r>
+        <w:rPr>
+          <w:lang w:val="en-GB"/>
+        </w:rPr>
+        <w:t xml:space="preserve"> de </w:t>
+      </w:r>
+      <w:proofErr w:type="spellStart"/>
+      <w:r>
+        <w:rPr>
+          <w:lang w:val="en-GB"/>
+        </w:rPr>
+        <w:t>povești</w:t>
+      </w:r>
+      <w:proofErr w:type="spellEnd"/>
+      <w:r>
+        <w:rPr>
+          <w:lang w:val="en-GB"/>
+        </w:rPr>
+        <w:t xml:space="preserve"> </w:t>
+      </w:r>
+      <w:proofErr w:type="spellStart"/>
+      <w:r>
+        <w:rPr>
+          <w:lang w:val="en-GB"/>
+        </w:rPr>
+        <w:t>și</w:t>
+      </w:r>
+      <w:proofErr w:type="spellEnd"/>
+      <w:r>
+        <w:rPr>
+          <w:lang w:val="en-GB"/>
+        </w:rPr>
+        <w:t xml:space="preserve"> quiz-</w:t>
+      </w:r>
+      <w:proofErr w:type="spellStart"/>
+      <w:r>
+        <w:rPr>
+          <w:lang w:val="en-GB"/>
+        </w:rPr>
+        <w:t>uri</w:t>
+      </w:r>
+      <w:proofErr w:type="spellEnd"/>
+      <w:r>
+        <w:rPr>
+          <w:lang w:val="en-GB"/>
+        </w:rPr>
+        <w:t xml:space="preserve">. </w:t>
+      </w:r>
+      <w:proofErr w:type="spellStart"/>
+      <w:r>
+        <w:rPr>
+          <w:lang w:val="en-GB"/>
+        </w:rPr>
+        <w:t>În</w:t>
+      </w:r>
+      <w:proofErr w:type="spellEnd"/>
+      <w:r>
+        <w:rPr>
+          <w:lang w:val="en-GB"/>
+        </w:rPr>
+        <w:t xml:space="preserve"> </w:t>
+      </w:r>
+      <w:proofErr w:type="spellStart"/>
+      <w:r>
+        <w:rPr>
+          <w:lang w:val="en-GB"/>
+        </w:rPr>
+        <w:t>absența</w:t>
+      </w:r>
+      <w:proofErr w:type="spellEnd"/>
+      <w:r>
+        <w:rPr>
+          <w:lang w:val="en-GB"/>
+        </w:rPr>
+        <w:t xml:space="preserve"> </w:t>
+      </w:r>
+      <w:proofErr w:type="spellStart"/>
+      <w:r>
+        <w:rPr>
+          <w:lang w:val="en-GB"/>
+        </w:rPr>
+        <w:t>unei</w:t>
+      </w:r>
+      <w:proofErr w:type="spellEnd"/>
+      <w:r>
+        <w:rPr>
+          <w:lang w:val="en-GB"/>
+        </w:rPr>
+        <w:t xml:space="preserve"> </w:t>
+      </w:r>
+      <w:proofErr w:type="spellStart"/>
+      <w:r>
+        <w:rPr>
+          <w:lang w:val="en-GB"/>
+        </w:rPr>
+        <w:t>chei</w:t>
+      </w:r>
+      <w:proofErr w:type="spellEnd"/>
+      <w:r>
+        <w:rPr>
+          <w:lang w:val="en-GB"/>
+        </w:rPr>
+        <w:t xml:space="preserve"> API, </w:t>
+      </w:r>
+      <w:proofErr w:type="spellStart"/>
+      <w:r>
+        <w:rPr>
+          <w:lang w:val="en-GB"/>
+        </w:rPr>
+        <w:t>aplicația</w:t>
+      </w:r>
+      <w:proofErr w:type="spellEnd"/>
+      <w:r>
+        <w:rPr>
+          <w:lang w:val="en-GB"/>
+        </w:rPr>
+        <w:t xml:space="preserve"> are </w:t>
+      </w:r>
+      <w:proofErr w:type="spellStart"/>
+      <w:r>
+        <w:rPr>
+          <w:lang w:val="en-GB"/>
+        </w:rPr>
+        <w:t>mecanisme</w:t>
+      </w:r>
+      <w:proofErr w:type="spellEnd"/>
+      <w:r>
+        <w:rPr>
+          <w:lang w:val="en-GB"/>
+        </w:rPr>
+        <w:t xml:space="preserve"> de fallback cu </w:t>
+      </w:r>
+      <w:proofErr w:type="spellStart"/>
+      <w:r>
+        <w:rPr>
+          <w:lang w:val="en-GB"/>
+        </w:rPr>
+        <w:t>conținut</w:t>
+      </w:r>
+      <w:proofErr w:type="spellEnd"/>
+      <w:r>
+        <w:rPr>
+          <w:lang w:val="en-GB"/>
+        </w:rPr>
+        <w:t xml:space="preserve"> static, </w:t>
+      </w:r>
+      <w:proofErr w:type="spellStart"/>
+      <w:r>
+        <w:rPr>
+          <w:lang w:val="en-GB"/>
+        </w:rPr>
+        <w:t>ceea</w:t>
+      </w:r>
+      <w:proofErr w:type="spellEnd"/>
+      <w:r>
+        <w:rPr>
+          <w:lang w:val="en-GB"/>
+        </w:rPr>
+        <w:t xml:space="preserve"> </w:t>
+      </w:r>
+      <w:proofErr w:type="spellStart"/>
+      <w:r>
+        <w:rPr>
+          <w:lang w:val="en-GB"/>
+        </w:rPr>
+        <w:t>ce</w:t>
+      </w:r>
+      <w:proofErr w:type="spellEnd"/>
+      <w:r>
+        <w:rPr>
+          <w:lang w:val="en-GB"/>
+        </w:rPr>
+        <w:t xml:space="preserve"> reduce </w:t>
+      </w:r>
+      <w:proofErr w:type="spellStart"/>
+      <w:r>
+        <w:rPr>
+          <w:lang w:val="en-GB"/>
+        </w:rPr>
+        <w:t>riscul</w:t>
+      </w:r>
+      <w:proofErr w:type="spellEnd"/>
+      <w:r>
+        <w:rPr>
+          <w:lang w:val="en-GB"/>
+        </w:rPr>
+        <w:t xml:space="preserve"> de </w:t>
+      </w:r>
+      <w:proofErr w:type="spellStart"/>
+      <w:r>
+        <w:rPr>
+          <w:lang w:val="en-GB"/>
+        </w:rPr>
+        <w:t>blocare</w:t>
+      </w:r>
+      <w:proofErr w:type="spellEnd"/>
+      <w:r>
+        <w:rPr>
+          <w:lang w:val="en-GB"/>
+        </w:rPr>
+        <w:t xml:space="preserve">. </w:t>
+      </w:r>
+      <w:proofErr w:type="spellStart"/>
+      <w:r>
+        <w:rPr>
+          <w:lang w:val="en-GB"/>
+        </w:rPr>
+        <w:t>Limitarea</w:t>
+      </w:r>
+      <w:proofErr w:type="spellEnd"/>
+      <w:r>
+        <w:rPr>
+          <w:lang w:val="en-GB"/>
+        </w:rPr>
+        <w:t xml:space="preserve"> </w:t>
+      </w:r>
+      <w:proofErr w:type="spellStart"/>
+      <w:r>
+        <w:rPr>
+          <w:lang w:val="en-GB"/>
+        </w:rPr>
+        <w:t>principală</w:t>
+      </w:r>
+      <w:proofErr w:type="spellEnd"/>
+      <w:r>
+        <w:rPr>
+          <w:lang w:val="en-GB"/>
+        </w:rPr>
+        <w:t xml:space="preserve"> </w:t>
+      </w:r>
+      <w:proofErr w:type="spellStart"/>
+      <w:r>
+        <w:rPr>
+          <w:lang w:val="en-GB"/>
+        </w:rPr>
+        <w:t>ține</w:t>
+      </w:r>
+      <w:proofErr w:type="spellEnd"/>
+      <w:r>
+        <w:rPr>
+          <w:lang w:val="en-GB"/>
+        </w:rPr>
+        <w:t xml:space="preserve"> de </w:t>
+      </w:r>
+      <w:proofErr w:type="spellStart"/>
+      <w:r>
+        <w:rPr>
+          <w:lang w:val="en-GB"/>
+        </w:rPr>
+        <w:t>costul</w:t>
+      </w:r>
+      <w:proofErr w:type="spellEnd"/>
+      <w:r>
+        <w:rPr>
+          <w:lang w:val="en-GB"/>
+        </w:rPr>
+        <w:t xml:space="preserve"> </w:t>
+      </w:r>
+      <w:proofErr w:type="spellStart"/>
+      <w:r>
+        <w:rPr>
+          <w:lang w:val="en-GB"/>
+        </w:rPr>
+        <w:t>sau</w:t>
+      </w:r>
+      <w:proofErr w:type="spellEnd"/>
+      <w:r>
+        <w:rPr>
+          <w:lang w:val="en-GB"/>
+        </w:rPr>
+        <w:t xml:space="preserve"> </w:t>
+      </w:r>
+      <w:proofErr w:type="spellStart"/>
+      <w:r>
+        <w:rPr>
+          <w:lang w:val="en-GB"/>
+        </w:rPr>
+        <w:lastRenderedPageBreak/>
+        <w:t>disponibilitatea</w:t>
+      </w:r>
+      <w:proofErr w:type="spellEnd"/>
+      <w:r>
+        <w:rPr>
+          <w:lang w:val="en-GB"/>
+        </w:rPr>
+        <w:t xml:space="preserve"> </w:t>
+      </w:r>
+      <w:proofErr w:type="spellStart"/>
+      <w:r>
+        <w:rPr>
+          <w:lang w:val="en-GB"/>
+        </w:rPr>
+        <w:t>unui</w:t>
+      </w:r>
+      <w:proofErr w:type="spellEnd"/>
+      <w:r>
+        <w:rPr>
+          <w:lang w:val="en-GB"/>
+        </w:rPr>
+        <w:t xml:space="preserve"> </w:t>
+      </w:r>
+      <w:proofErr w:type="spellStart"/>
+      <w:r>
+        <w:rPr>
+          <w:lang w:val="en-GB"/>
+        </w:rPr>
+        <w:t>serviciu</w:t>
+      </w:r>
+      <w:proofErr w:type="spellEnd"/>
+      <w:r>
+        <w:rPr>
+          <w:lang w:val="en-GB"/>
+        </w:rPr>
+        <w:t xml:space="preserve"> LLM </w:t>
+      </w:r>
+      <w:proofErr w:type="spellStart"/>
+      <w:r>
+        <w:rPr>
+          <w:lang w:val="en-GB"/>
+        </w:rPr>
+        <w:t>și</w:t>
+      </w:r>
+      <w:proofErr w:type="spellEnd"/>
+      <w:r>
+        <w:rPr>
+          <w:lang w:val="en-GB"/>
+        </w:rPr>
+        <w:t xml:space="preserve"> de </w:t>
+      </w:r>
+      <w:proofErr w:type="spellStart"/>
+      <w:r>
+        <w:rPr>
+          <w:lang w:val="en-GB"/>
+        </w:rPr>
+        <w:t>acuratețea</w:t>
+      </w:r>
+      <w:proofErr w:type="spellEnd"/>
+      <w:r>
+        <w:rPr>
+          <w:lang w:val="en-GB"/>
+        </w:rPr>
+        <w:t xml:space="preserve"> </w:t>
+      </w:r>
+      <w:proofErr w:type="spellStart"/>
+      <w:r>
+        <w:rPr>
+          <w:lang w:val="en-GB"/>
+        </w:rPr>
+        <w:t>informațiilor</w:t>
+      </w:r>
+      <w:proofErr w:type="spellEnd"/>
+      <w:r>
+        <w:rPr>
+          <w:lang w:val="en-GB"/>
+        </w:rPr>
+        <w:t xml:space="preserve"> generate. </w:t>
+      </w:r>
+      <w:proofErr w:type="spellStart"/>
+      <w:r>
+        <w:rPr>
+          <w:lang w:val="en-GB"/>
+        </w:rPr>
+        <w:t>Acest</w:t>
+      </w:r>
+      <w:proofErr w:type="spellEnd"/>
+      <w:r>
+        <w:rPr>
+          <w:lang w:val="en-GB"/>
+        </w:rPr>
+        <w:t xml:space="preserve"> </w:t>
+      </w:r>
+      <w:proofErr w:type="spellStart"/>
+      <w:r>
+        <w:rPr>
+          <w:lang w:val="en-GB"/>
+        </w:rPr>
+        <w:t>risc</w:t>
+      </w:r>
+      <w:proofErr w:type="spellEnd"/>
+      <w:r>
+        <w:rPr>
+          <w:lang w:val="en-GB"/>
+        </w:rPr>
+        <w:t xml:space="preserve"> </w:t>
+      </w:r>
+      <w:proofErr w:type="spellStart"/>
+      <w:r>
+        <w:rPr>
+          <w:lang w:val="en-GB"/>
+        </w:rPr>
+        <w:t>ar</w:t>
+      </w:r>
+      <w:proofErr w:type="spellEnd"/>
+      <w:r>
+        <w:rPr>
+          <w:lang w:val="en-GB"/>
+        </w:rPr>
+        <w:t xml:space="preserve"> </w:t>
+      </w:r>
+      <w:proofErr w:type="spellStart"/>
+      <w:r>
+        <w:rPr>
+          <w:lang w:val="en-GB"/>
+        </w:rPr>
+        <w:t>putea</w:t>
+      </w:r>
+      <w:proofErr w:type="spellEnd"/>
+      <w:r>
+        <w:rPr>
+          <w:lang w:val="en-GB"/>
+        </w:rPr>
+        <w:t xml:space="preserve"> fi </w:t>
+      </w:r>
+      <w:proofErr w:type="spellStart"/>
+      <w:r>
+        <w:rPr>
+          <w:lang w:val="en-GB"/>
+        </w:rPr>
+        <w:t>redus</w:t>
+      </w:r>
+      <w:proofErr w:type="spellEnd"/>
+      <w:r>
+        <w:rPr>
+          <w:lang w:val="en-GB"/>
+        </w:rPr>
+        <w:t xml:space="preserve"> </w:t>
+      </w:r>
+      <w:proofErr w:type="spellStart"/>
+      <w:r>
+        <w:rPr>
+          <w:lang w:val="en-GB"/>
+        </w:rPr>
+        <w:t>printr</w:t>
+      </w:r>
+      <w:proofErr w:type="spellEnd"/>
+      <w:r>
+        <w:rPr>
+          <w:lang w:val="en-GB"/>
+        </w:rPr>
+        <w:t xml:space="preserve">-un </w:t>
+      </w:r>
+      <w:proofErr w:type="spellStart"/>
+      <w:r>
+        <w:rPr>
+          <w:lang w:val="en-GB"/>
+        </w:rPr>
+        <w:t>sistem</w:t>
+      </w:r>
+      <w:proofErr w:type="spellEnd"/>
+      <w:r>
+        <w:rPr>
+          <w:lang w:val="en-GB"/>
+        </w:rPr>
+        <w:t xml:space="preserve"> de caching, </w:t>
+      </w:r>
+      <w:proofErr w:type="spellStart"/>
+      <w:r>
+        <w:rPr>
+          <w:lang w:val="en-GB"/>
+        </w:rPr>
+        <w:t>validare</w:t>
+      </w:r>
+      <w:proofErr w:type="spellEnd"/>
+      <w:r>
+        <w:rPr>
+          <w:lang w:val="en-GB"/>
+        </w:rPr>
+        <w:t xml:space="preserve"> </w:t>
+      </w:r>
+      <w:proofErr w:type="spellStart"/>
+      <w:r>
+        <w:rPr>
+          <w:lang w:val="en-GB"/>
+        </w:rPr>
+        <w:t>manuală</w:t>
+      </w:r>
+      <w:proofErr w:type="spellEnd"/>
+      <w:r>
+        <w:rPr>
+          <w:lang w:val="en-GB"/>
+        </w:rPr>
+        <w:t xml:space="preserve"> </w:t>
+      </w:r>
+      <w:proofErr w:type="spellStart"/>
+      <w:r>
+        <w:rPr>
+          <w:lang w:val="en-GB"/>
+        </w:rPr>
+        <w:t>sau</w:t>
+      </w:r>
+      <w:proofErr w:type="spellEnd"/>
+      <w:r>
+        <w:rPr>
+          <w:lang w:val="en-GB"/>
+        </w:rPr>
+        <w:t xml:space="preserve"> </w:t>
+      </w:r>
+      <w:proofErr w:type="spellStart"/>
+      <w:r>
+        <w:rPr>
+          <w:lang w:val="en-GB"/>
+        </w:rPr>
+        <w:t>prin</w:t>
+      </w:r>
+      <w:proofErr w:type="spellEnd"/>
+      <w:r>
+        <w:rPr>
+          <w:lang w:val="en-GB"/>
+        </w:rPr>
+        <w:t xml:space="preserve"> </w:t>
+      </w:r>
+      <w:proofErr w:type="spellStart"/>
+      <w:r>
+        <w:rPr>
+          <w:lang w:val="en-GB"/>
+        </w:rPr>
+        <w:t>trecerea</w:t>
+      </w:r>
+      <w:proofErr w:type="spellEnd"/>
+      <w:r>
+        <w:rPr>
+          <w:lang w:val="en-GB"/>
+        </w:rPr>
+        <w:t xml:space="preserve"> la </w:t>
+      </w:r>
+      <w:proofErr w:type="gramStart"/>
+      <w:r>
+        <w:rPr>
+          <w:lang w:val="en-GB"/>
+        </w:rPr>
+        <w:t>un set</w:t>
+      </w:r>
+      <w:proofErr w:type="gramEnd"/>
+      <w:r>
+        <w:rPr>
+          <w:lang w:val="en-GB"/>
+        </w:rPr>
+        <w:t xml:space="preserve"> de </w:t>
+      </w:r>
+      <w:proofErr w:type="spellStart"/>
+      <w:r>
+        <w:rPr>
+          <w:lang w:val="en-GB"/>
+        </w:rPr>
+        <w:t>conținut</w:t>
+      </w:r>
+      <w:proofErr w:type="spellEnd"/>
+      <w:r>
+        <w:rPr>
+          <w:lang w:val="en-GB"/>
+        </w:rPr>
+        <w:t xml:space="preserve"> </w:t>
+      </w:r>
+      <w:proofErr w:type="spellStart"/>
+      <w:r>
+        <w:rPr>
+          <w:lang w:val="en-GB"/>
+        </w:rPr>
+        <w:t>predefinit</w:t>
+      </w:r>
+      <w:proofErr w:type="spellEnd"/>
+      <w:r>
+        <w:rPr>
+          <w:lang w:val="en-GB"/>
+        </w:rPr>
+        <w:t>.</w:t>
       </w:r>
     </w:p>
     <w:p>
@@ -2783,7 +6678,329 @@
         <w:rPr>
           <w:lang w:val="en-GB"/>
         </w:rPr>
-        <w:t>Din perspectiva timpului de dezvoltare, funcționalitățile de bază sunt deja implementate. Extinderile viitoare (mai multe tipuri de activități, optimizări de accesibilitate, mod offline) sunt realiste, dar necesită resurse suplimentare de testare și design de conținut.</w:t>
+        <w:t xml:space="preserve">Din </w:t>
+      </w:r>
+      <w:proofErr w:type="spellStart"/>
+      <w:r>
+        <w:rPr>
+          <w:lang w:val="en-GB"/>
+        </w:rPr>
+        <w:t>perspectiva</w:t>
+      </w:r>
+      <w:proofErr w:type="spellEnd"/>
+      <w:r>
+        <w:rPr>
+          <w:lang w:val="en-GB"/>
+        </w:rPr>
+        <w:t xml:space="preserve"> </w:t>
+      </w:r>
+      <w:proofErr w:type="spellStart"/>
+      <w:r>
+        <w:rPr>
+          <w:lang w:val="en-GB"/>
+        </w:rPr>
+        <w:t>timpului</w:t>
+      </w:r>
+      <w:proofErr w:type="spellEnd"/>
+      <w:r>
+        <w:rPr>
+          <w:lang w:val="en-GB"/>
+        </w:rPr>
+        <w:t xml:space="preserve"> de </w:t>
+      </w:r>
+      <w:proofErr w:type="spellStart"/>
+      <w:r>
+        <w:rPr>
+          <w:lang w:val="en-GB"/>
+        </w:rPr>
+        <w:t>dezvoltare</w:t>
+      </w:r>
+      <w:proofErr w:type="spellEnd"/>
+      <w:r>
+        <w:rPr>
+          <w:lang w:val="en-GB"/>
+        </w:rPr>
+        <w:t xml:space="preserve">, </w:t>
+      </w:r>
+      <w:proofErr w:type="spellStart"/>
+      <w:r>
+        <w:rPr>
+          <w:lang w:val="en-GB"/>
+        </w:rPr>
+        <w:t>funcționalitățile</w:t>
+      </w:r>
+      <w:proofErr w:type="spellEnd"/>
+      <w:r>
+        <w:rPr>
+          <w:lang w:val="en-GB"/>
+        </w:rPr>
+        <w:t xml:space="preserve"> de </w:t>
+      </w:r>
+      <w:proofErr w:type="spellStart"/>
+      <w:r>
+        <w:rPr>
+          <w:lang w:val="en-GB"/>
+        </w:rPr>
+        <w:t>bază</w:t>
+      </w:r>
+      <w:proofErr w:type="spellEnd"/>
+      <w:r>
+        <w:rPr>
+          <w:lang w:val="en-GB"/>
+        </w:rPr>
+        <w:t xml:space="preserve"> sunt </w:t>
+      </w:r>
+      <w:proofErr w:type="spellStart"/>
+      <w:r>
+        <w:rPr>
+          <w:lang w:val="en-GB"/>
+        </w:rPr>
+        <w:t>deja</w:t>
+      </w:r>
+      <w:proofErr w:type="spellEnd"/>
+      <w:r>
+        <w:rPr>
+          <w:lang w:val="en-GB"/>
+        </w:rPr>
+        <w:t xml:space="preserve"> </w:t>
+      </w:r>
+      <w:proofErr w:type="spellStart"/>
+      <w:r>
+        <w:rPr>
+          <w:lang w:val="en-GB"/>
+        </w:rPr>
+        <w:t>implementate</w:t>
+      </w:r>
+      <w:proofErr w:type="spellEnd"/>
+      <w:r>
+        <w:rPr>
+          <w:lang w:val="en-GB"/>
+        </w:rPr>
+        <w:t xml:space="preserve">. </w:t>
+      </w:r>
+      <w:proofErr w:type="spellStart"/>
+      <w:r>
+        <w:rPr>
+          <w:lang w:val="en-GB"/>
+        </w:rPr>
+        <w:t>Extinderile</w:t>
+      </w:r>
+      <w:proofErr w:type="spellEnd"/>
+      <w:r>
+        <w:rPr>
+          <w:lang w:val="en-GB"/>
+        </w:rPr>
+        <w:t xml:space="preserve"> </w:t>
+      </w:r>
+      <w:proofErr w:type="spellStart"/>
+      <w:r>
+        <w:rPr>
+          <w:lang w:val="en-GB"/>
+        </w:rPr>
+        <w:t>viitoare</w:t>
+      </w:r>
+      <w:proofErr w:type="spellEnd"/>
+      <w:r>
+        <w:rPr>
+          <w:lang w:val="en-GB"/>
+        </w:rPr>
+        <w:t xml:space="preserve"> (</w:t>
+      </w:r>
+      <w:proofErr w:type="spellStart"/>
+      <w:r>
+        <w:rPr>
+          <w:lang w:val="en-GB"/>
+        </w:rPr>
+        <w:t>mai</w:t>
+      </w:r>
+      <w:proofErr w:type="spellEnd"/>
+      <w:r>
+        <w:rPr>
+          <w:lang w:val="en-GB"/>
+        </w:rPr>
+        <w:t xml:space="preserve"> </w:t>
+      </w:r>
+      <w:proofErr w:type="spellStart"/>
+      <w:r>
+        <w:rPr>
+          <w:lang w:val="en-GB"/>
+        </w:rPr>
+        <w:t>multe</w:t>
+      </w:r>
+      <w:proofErr w:type="spellEnd"/>
+      <w:r>
+        <w:rPr>
+          <w:lang w:val="en-GB"/>
+        </w:rPr>
+        <w:t xml:space="preserve"> </w:t>
+      </w:r>
+      <w:proofErr w:type="spellStart"/>
+      <w:r>
+        <w:rPr>
+          <w:lang w:val="en-GB"/>
+        </w:rPr>
+        <w:t>tipuri</w:t>
+      </w:r>
+      <w:proofErr w:type="spellEnd"/>
+      <w:r>
+        <w:rPr>
+          <w:lang w:val="en-GB"/>
+        </w:rPr>
+        <w:t xml:space="preserve"> de </w:t>
+      </w:r>
+      <w:proofErr w:type="spellStart"/>
+      <w:r>
+        <w:rPr>
+          <w:lang w:val="en-GB"/>
+        </w:rPr>
+        <w:t>activități</w:t>
+      </w:r>
+      <w:proofErr w:type="spellEnd"/>
+      <w:r>
+        <w:rPr>
+          <w:lang w:val="en-GB"/>
+        </w:rPr>
+        <w:t xml:space="preserve">, </w:t>
+      </w:r>
+      <w:proofErr w:type="spellStart"/>
+      <w:r>
+        <w:rPr>
+          <w:lang w:val="en-GB"/>
+        </w:rPr>
+        <w:t>optimizări</w:t>
+      </w:r>
+      <w:proofErr w:type="spellEnd"/>
+      <w:r>
+        <w:rPr>
+          <w:lang w:val="en-GB"/>
+        </w:rPr>
+        <w:t xml:space="preserve"> de </w:t>
+      </w:r>
+      <w:proofErr w:type="spellStart"/>
+      <w:r>
+        <w:rPr>
+          <w:lang w:val="en-GB"/>
+        </w:rPr>
+        <w:t>accesibilitate</w:t>
+      </w:r>
+      <w:proofErr w:type="spellEnd"/>
+      <w:r>
+        <w:rPr>
+          <w:lang w:val="en-GB"/>
+        </w:rPr>
+        <w:t xml:space="preserve">, mod offline) sunt </w:t>
+      </w:r>
+      <w:proofErr w:type="spellStart"/>
+      <w:r>
+        <w:rPr>
+          <w:lang w:val="en-GB"/>
+        </w:rPr>
+        <w:t>realiste</w:t>
+      </w:r>
+      <w:proofErr w:type="spellEnd"/>
+      <w:r>
+        <w:rPr>
+          <w:lang w:val="en-GB"/>
+        </w:rPr>
+        <w:t xml:space="preserve">, </w:t>
+      </w:r>
+      <w:proofErr w:type="spellStart"/>
+      <w:r>
+        <w:rPr>
+          <w:lang w:val="en-GB"/>
+        </w:rPr>
+        <w:t>dar</w:t>
+      </w:r>
+      <w:proofErr w:type="spellEnd"/>
+      <w:r>
+        <w:rPr>
+          <w:lang w:val="en-GB"/>
+        </w:rPr>
+        <w:t xml:space="preserve"> </w:t>
+      </w:r>
+      <w:proofErr w:type="spellStart"/>
+      <w:r>
+        <w:rPr>
+          <w:lang w:val="en-GB"/>
+        </w:rPr>
+        <w:t>necesită</w:t>
+      </w:r>
+      <w:proofErr w:type="spellEnd"/>
+      <w:r>
+        <w:rPr>
+          <w:lang w:val="en-GB"/>
+        </w:rPr>
+        <w:t xml:space="preserve"> </w:t>
+      </w:r>
+      <w:proofErr w:type="spellStart"/>
+      <w:r>
+        <w:rPr>
+          <w:lang w:val="en-GB"/>
+        </w:rPr>
+        <w:t>resurse</w:t>
+      </w:r>
+      <w:proofErr w:type="spellEnd"/>
+      <w:r>
+        <w:rPr>
+          <w:lang w:val="en-GB"/>
+        </w:rPr>
+        <w:t xml:space="preserve"> </w:t>
+      </w:r>
+      <w:proofErr w:type="spellStart"/>
+      <w:r>
+        <w:rPr>
+          <w:lang w:val="en-GB"/>
+        </w:rPr>
+        <w:t>suplimentare</w:t>
+      </w:r>
+      <w:proofErr w:type="spellEnd"/>
+      <w:r>
+        <w:rPr>
+          <w:lang w:val="en-GB"/>
+        </w:rPr>
+        <w:t xml:space="preserve"> de </w:t>
+      </w:r>
+      <w:proofErr w:type="spellStart"/>
+      <w:r>
+        <w:rPr>
+          <w:lang w:val="en-GB"/>
+        </w:rPr>
+        <w:t>testare</w:t>
+      </w:r>
+      <w:proofErr w:type="spellEnd"/>
+      <w:r>
+        <w:rPr>
+          <w:lang w:val="en-GB"/>
+        </w:rPr>
+        <w:t xml:space="preserve"> </w:t>
+      </w:r>
+      <w:proofErr w:type="spellStart"/>
+      <w:r>
+        <w:rPr>
+          <w:lang w:val="en-GB"/>
+        </w:rPr>
+        <w:t>și</w:t>
+      </w:r>
+      <w:proofErr w:type="spellEnd"/>
+      <w:r>
+        <w:rPr>
+          <w:lang w:val="en-GB"/>
+        </w:rPr>
+        <w:t xml:space="preserve"> design de </w:t>
+      </w:r>
+      <w:proofErr w:type="spellStart"/>
+      <w:r>
+        <w:rPr>
+          <w:lang w:val="en-GB"/>
+        </w:rPr>
+        <w:t>conținut</w:t>
+      </w:r>
+      <w:proofErr w:type="spellEnd"/>
+      <w:r>
+        <w:rPr>
+          <w:lang w:val="en-GB"/>
+        </w:rPr>
+        <w:t>.</w:t>
       </w:r>
     </w:p>
     <w:p>
@@ -2799,6 +7016,7 @@
         </w:rPr>
       </w:pPr>
       <w:bookmarkStart w:id="6" w:name="_Toc449637373"/>
+      <w:proofErr w:type="spellStart"/>
       <w:r>
         <w:rPr>
           <w:color w:val="000000" w:themeColor="text1"/>
@@ -2807,6 +7025,7 @@
         <w:t>Concluzii</w:t>
       </w:r>
       <w:bookmarkEnd w:id="6"/>
+      <w:proofErr w:type="spellEnd"/>
     </w:p>
     <w:p>
       <w:pPr>
@@ -2822,55 +7041,25 @@
         <w:rPr>
           <w:rFonts w:ascii="Calibri" w:eastAsiaTheme="majorEastAsia" w:hAnsi="Calibri" w:cs="Arial"/>
           <w:bCs/>
-          <w:color w:val="EE0000"/>
-          <w:lang w:val="en-US"/>
-        </w:rPr>
-        <w:t>Această secţiune va sublinia aspectele pozitive pe care le adduce soluţia propusă de voi, eventuale direcţ</w:t>
-      </w:r>
-      <w:r>
-        <w:rPr>
-          <w:rFonts w:ascii="Calibri" w:eastAsiaTheme="majorEastAsia" w:hAnsi="Calibri" w:cs="Arial"/>
-          <w:bCs/>
-          <w:color w:val="EE0000"/>
-          <w:lang w:val="en-US"/>
-        </w:rPr>
-        <w:t>ii viitoare de dezvoltare,</w:t>
-      </w:r>
-      <w:r>
-        <w:rPr>
-          <w:rFonts w:ascii="Calibri" w:eastAsiaTheme="majorEastAsia" w:hAnsi="Calibri" w:cs="Arial"/>
-          <w:bCs/>
-          <w:color w:val="EE0000"/>
-          <w:lang w:val="en-US"/>
-        </w:rPr>
-        <w:t xml:space="preserve"> </w:t>
-      </w:r>
-      <w:r>
-        <w:rPr>
-          <w:rFonts w:ascii="Calibri" w:eastAsiaTheme="majorEastAsia" w:hAnsi="Calibri" w:cs="Arial"/>
-          <w:bCs/>
-          <w:color w:val="EE0000"/>
-          <w:lang w:val="en-US"/>
-        </w:rPr>
-        <w:t>principalele lecţii pe care le-aţi învăţat în urma realizării acestui proiect şi eventuale sugestii</w:t>
-      </w:r>
-      <w:r>
-        <w:rPr>
-          <w:rFonts w:ascii="Calibri" w:eastAsiaTheme="majorEastAsia" w:hAnsi="Calibri" w:cs="Arial"/>
-          <w:bCs/>
-          <w:color w:val="EE0000"/>
-          <w:lang w:val="en-US"/>
-        </w:rPr>
-        <w:t xml:space="preserve"> pentru imbunatatirea experientei de participare la acest tip de proiect</w:t>
-      </w:r>
-      <w:r>
-        <w:rPr>
-          <w:rFonts w:ascii="Calibri" w:eastAsiaTheme="majorEastAsia" w:hAnsi="Calibri" w:cs="Arial"/>
-          <w:bCs/>
-          <w:color w:val="EE0000"/>
-          <w:lang w:val="en-US"/>
-        </w:rPr>
-        <w:t>.</w:t>
+          <w:color w:val="000000" w:themeColor="text1"/>
+        </w:rPr>
+        <w:t>Aplicaţia „România Interactivă” demonstrează că tehnologiile web moderne pot fi folosite eficient pentru a crea experienţe educaţionale atractive şi accesibile. Combinarea hărţii interactive cu conţinut generat de inteligenţă artificială, a mecanicilor de gamificare şi a suportului audio constituie o abordare inovatoare faţă de metodele clasice de predare a geografiei.</w:t>
+      </w:r>
+    </w:p>
+    <w:p>
+      <w:pPr>
+        <w:jc w:val="both"/>
+      </w:pPr>
+      <w:r>
+        <w:t>Principalele lecţii învăţate în urma realizării acestui proiect sunt: importanţa implicării timpurii a utilizatorilor în procesul de design, necesitatea unui fallback robust atunci când serviciile externe (API LLM, meteo) nu sunt disponibile, şi valoarea separării clare a responsabilităţilor între componente (servicii, context, UI). De asemenea, am constatat că adaptarea conţinutului în funcţie de profilul utilizatorului (copil vs. adult) creşte semnificativ angajamentul faţă de aplicaţie.</w:t>
+      </w:r>
+    </w:p>
+    <w:p>
+      <w:pPr>
+        <w:jc w:val="both"/>
+      </w:pPr>
+      <w:r>
+        <w:t>Ca sugestie pentru îmbunătăţirea experienţei de participare la astfel de proiecte, considerăm că ar fi utilă alocarea unui interval dedicat evaluărilor cu utilizatori reali pe parcursul semestrului, nu doar la final, astfel încât feedbackul să poată fi integrat în mai multe iteraţii de design.</w:t>
       </w:r>
     </w:p>
     <w:p>
@@ -2886,15 +7075,32 @@
         </w:rPr>
       </w:pPr>
       <w:bookmarkStart w:id="7" w:name="_Toc831678495"/>
-      <w:r>
-        <w:rPr>
-          <w:color w:val="000000" w:themeColor="text1"/>
-          <w:lang w:val="en-US"/>
-        </w:rPr>
-        <w:lastRenderedPageBreak/>
-        <w:t>Dezvoltari ulterioare</w:t>
+      <w:proofErr w:type="spellStart"/>
+      <w:r>
+        <w:rPr>
+          <w:color w:val="000000" w:themeColor="text1"/>
+          <w:lang w:val="en-US"/>
+        </w:rPr>
+        <w:t>Dezvoltari</w:t>
+      </w:r>
+      <w:proofErr w:type="spellEnd"/>
+      <w:r>
+        <w:rPr>
+          <w:color w:val="000000" w:themeColor="text1"/>
+          <w:lang w:val="en-US"/>
+        </w:rPr>
+        <w:t xml:space="preserve"> </w:t>
+      </w:r>
+      <w:proofErr w:type="spellStart"/>
+      <w:r>
+        <w:rPr>
+          <w:color w:val="000000" w:themeColor="text1"/>
+          <w:lang w:val="en-US"/>
+        </w:rPr>
+        <w:t>ulterioare</w:t>
       </w:r>
       <w:bookmarkEnd w:id="7"/>
+      <w:proofErr w:type="spellEnd"/>
     </w:p>
     <w:p>
       <w:pPr>
@@ -2905,10 +7111,73 @@
       </w:pPr>
       <w:r>
         <w:rPr>
-          <w:color w:val="EE0000"/>
-          <w:lang w:val="en-US"/>
-        </w:rPr>
-        <w:t>In aceasta sectiune astept sa exprimati ce ati face mai bine daca ar mai fi timp la dispozitie.</w:t>
+          <w:color w:val="000000" w:themeColor="text1"/>
+        </w:rPr>
+        <w:t>Pentru viitoare implementari in</w:t>
+      </w:r>
+      <w:r>
+        <w:rPr>
+          <w:color w:val="000000" w:themeColor="text1"/>
+        </w:rPr>
+        <w:t xml:space="preserve"> primul rând, </w:t>
+      </w:r>
+      <w:r>
+        <w:rPr>
+          <w:color w:val="000000" w:themeColor="text1"/>
+        </w:rPr>
+        <w:t>dorim adaugarea</w:t>
+      </w:r>
+      <w:r>
+        <w:rPr>
+          <w:color w:val="000000" w:themeColor="text1"/>
+        </w:rPr>
+        <w:t xml:space="preserve"> persistenţ</w:t>
+      </w:r>
+      <w:r>
+        <w:rPr>
+          <w:color w:val="000000" w:themeColor="text1"/>
+        </w:rPr>
+        <w:t>ei</w:t>
+      </w:r>
+      <w:r>
+        <w:rPr>
+          <w:color w:val="000000" w:themeColor="text1"/>
+        </w:rPr>
+        <w:t xml:space="preserve"> progresului între sesiuni printr-o bază de date sau prin stocarea locală, astfel încât utilizatorul să nu piardă XP-ul şi culorile judeţelor la reîncărcarea paginii. Această limitare actuală reduce motivaţia de utilizare pe termen lung.</w:t>
+      </w:r>
+    </w:p>
+    <w:p>
+      <w:pPr>
+        <w:jc w:val="both"/>
+      </w:pPr>
+      <w:r>
+        <w:t xml:space="preserve">În al doilea rând, </w:t>
+      </w:r>
+      <w:r>
+        <w:t>îmbunatăţirea</w:t>
+      </w:r>
+      <w:r>
+        <w:t xml:space="preserve"> acurateţe</w:t>
+      </w:r>
+      <w:r>
+        <w:t>i</w:t>
+      </w:r>
+      <w:r>
+        <w:t xml:space="preserve"> detectării judeţului curent al utilizatorului. Implementarea actuală foloseşte centroizii poligoanelor pentru a aproxima cel mai apropiat judeţ, ceea ce poate produce erori la graniţele dintre judeţe. O soluţie mai precisă ar presupune un algoritm corect de point-in-polygon aplicat pe geometriile GeoJSON.</w:t>
+      </w:r>
+    </w:p>
+    <w:p>
+      <w:pPr>
+        <w:jc w:val="both"/>
+      </w:pPr>
+      <w:r>
+        <w:t xml:space="preserve">De asemenea, </w:t>
+      </w:r>
+      <w:r>
+        <w:t>trebuie de extins</w:t>
+      </w:r>
+      <w:r>
+        <w:t xml:space="preserve"> tipurile de activităţi dincolo de quiz-ul cu variante multiple: completare de hărţi (utilizatorul plasează manual un judeţ pe hartă), activităţi de asociere imagine-regiune, şi un mod competitiv multiplayer. În plus, am fi optimizat aplicaţia pentru funcţionare offline prin cache-uirea conţinutului generat anterior, reducând dependenţa de serviciile externe.</w:t>
       </w:r>
     </w:p>
     <w:p>
@@ -2924,21 +7193,129 @@
         </w:rPr>
       </w:pPr>
       <w:bookmarkStart w:id="8" w:name="_Toc829216824"/>
-      <w:r>
-        <w:rPr>
-          <w:color w:val="000000" w:themeColor="text1"/>
-          <w:lang w:val="en-US"/>
-        </w:rPr>
-        <w:t xml:space="preserve">Reflectii asupra experientei de participare la activitatile legate de cursul </w:t>
-      </w:r>
-      <w:r>
-        <w:rPr>
-          <w:color w:val="000000" w:themeColor="text1"/>
-          <w:lang w:val="en-US"/>
-        </w:rPr>
-        <w:t>Invatare Interactiva</w:t>
+      <w:proofErr w:type="spellStart"/>
+      <w:r>
+        <w:rPr>
+          <w:color w:val="000000" w:themeColor="text1"/>
+          <w:lang w:val="en-US"/>
+        </w:rPr>
+        <w:lastRenderedPageBreak/>
+        <w:t>Reflectii</w:t>
+      </w:r>
+      <w:proofErr w:type="spellEnd"/>
+      <w:r>
+        <w:rPr>
+          <w:color w:val="000000" w:themeColor="text1"/>
+          <w:lang w:val="en-US"/>
+        </w:rPr>
+        <w:t xml:space="preserve"> </w:t>
+      </w:r>
+      <w:proofErr w:type="spellStart"/>
+      <w:r>
+        <w:rPr>
+          <w:color w:val="000000" w:themeColor="text1"/>
+          <w:lang w:val="en-US"/>
+        </w:rPr>
+        <w:t>asupra</w:t>
+      </w:r>
+      <w:proofErr w:type="spellEnd"/>
+      <w:r>
+        <w:rPr>
+          <w:color w:val="000000" w:themeColor="text1"/>
+          <w:lang w:val="en-US"/>
+        </w:rPr>
+        <w:t xml:space="preserve"> </w:t>
+      </w:r>
+      <w:proofErr w:type="spellStart"/>
+      <w:r>
+        <w:rPr>
+          <w:color w:val="000000" w:themeColor="text1"/>
+          <w:lang w:val="en-US"/>
+        </w:rPr>
+        <w:t>experientei</w:t>
+      </w:r>
+      <w:proofErr w:type="spellEnd"/>
+      <w:r>
+        <w:rPr>
+          <w:color w:val="000000" w:themeColor="text1"/>
+          <w:lang w:val="en-US"/>
+        </w:rPr>
+        <w:t xml:space="preserve"> de </w:t>
+      </w:r>
+      <w:proofErr w:type="spellStart"/>
+      <w:r>
+        <w:rPr>
+          <w:color w:val="000000" w:themeColor="text1"/>
+          <w:lang w:val="en-US"/>
+        </w:rPr>
+        <w:t>participare</w:t>
+      </w:r>
+      <w:proofErr w:type="spellEnd"/>
+      <w:r>
+        <w:rPr>
+          <w:color w:val="000000" w:themeColor="text1"/>
+          <w:lang w:val="en-US"/>
+        </w:rPr>
+        <w:t xml:space="preserve"> la </w:t>
+      </w:r>
+      <w:proofErr w:type="spellStart"/>
+      <w:r>
+        <w:rPr>
+          <w:color w:val="000000" w:themeColor="text1"/>
+          <w:lang w:val="en-US"/>
+        </w:rPr>
+        <w:t>activitatile</w:t>
+      </w:r>
+      <w:proofErr w:type="spellEnd"/>
+      <w:r>
+        <w:rPr>
+          <w:color w:val="000000" w:themeColor="text1"/>
+          <w:lang w:val="en-US"/>
+        </w:rPr>
+        <w:t xml:space="preserve"> legate de </w:t>
+      </w:r>
+      <w:proofErr w:type="spellStart"/>
+      <w:r>
+        <w:rPr>
+          <w:color w:val="000000" w:themeColor="text1"/>
+          <w:lang w:val="en-US"/>
+        </w:rPr>
+        <w:t>cursul</w:t>
+      </w:r>
+      <w:proofErr w:type="spellEnd"/>
+      <w:r>
+        <w:rPr>
+          <w:color w:val="000000" w:themeColor="text1"/>
+          <w:lang w:val="en-US"/>
+        </w:rPr>
+        <w:t xml:space="preserve"> </w:t>
+      </w:r>
+      <w:proofErr w:type="spellStart"/>
+      <w:r>
+        <w:rPr>
+          <w:color w:val="000000" w:themeColor="text1"/>
+          <w:lang w:val="en-US"/>
+        </w:rPr>
+        <w:t>Invatare</w:t>
+      </w:r>
+      <w:proofErr w:type="spellEnd"/>
+      <w:r>
+        <w:rPr>
+          <w:color w:val="000000" w:themeColor="text1"/>
+          <w:lang w:val="en-US"/>
+        </w:rPr>
+        <w:t xml:space="preserve"> </w:t>
+      </w:r>
+      <w:proofErr w:type="spellStart"/>
+      <w:r>
+        <w:rPr>
+          <w:color w:val="000000" w:themeColor="text1"/>
+          <w:lang w:val="en-US"/>
+        </w:rPr>
+        <w:t>Interactiva</w:t>
       </w:r>
       <w:bookmarkEnd w:id="8"/>
+      <w:proofErr w:type="spellEnd"/>
     </w:p>
     <w:p>
       <w:pPr>
@@ -2949,10 +7326,25 @@
       </w:pPr>
       <w:r>
         <w:rPr>
-          <w:color w:val="EE0000"/>
-          <w:lang w:val="en-US"/>
-        </w:rPr>
-        <w:t>Orice credeti ca e important sa stiu …</w:t>
+          <w:color w:val="000000" w:themeColor="text1"/>
+        </w:rPr>
+        <w:t>Participarea la activităţile cursului de Învăţare Interactivă a reprezentat o experienţă valoroasă, care ne-a oferit o perspectivă practică asupra procesului de design centrat pe utilizator. Am înţeles concret de ce este importantă consultarea utilizatorilor înainte de a începe implementarea: cerinţele pe care le presupuneam evidente s-au dovedit adesea diferite de aşteptările reale ale utilizatorilor.</w:t>
+      </w:r>
+    </w:p>
+    <w:p>
+      <w:pPr>
+        <w:jc w:val="both"/>
+      </w:pPr>
+      <w:r>
+        <w:t>Lucrul în echipă pe un proiect de această complexitate a necesitat o coordonare atentă a componentelor tehnice şi a deciziilor de design. Am apreciat structura modulară a proiectului (servicii separate pentru LLM, meteo, TTS şi sunet), care a permis membrilor echipei să lucreze în paralel fără conflicte majore. Principala provocare a fost integrarea serviciilor externe şi gestionarea cazurilor în care acestea nu răspund corect.</w:t>
+      </w:r>
+    </w:p>
+    <w:p>
+      <w:pPr>
+        <w:jc w:val="both"/>
+      </w:pPr>
+      <w:r>
+        <w:t>Cursul ne-a oferit cadrul teoretic necesar pentru a înţelege concepte precum accesibilitatea, evaluarea prin utilizatori şi designul iterativ. Dacă ar fi să recomandăm o îmbunătăţire a formatului cursului, aceasta ar fi includerea unor sesiuni de evaluare cu utilizatori reali organizate de facultate, astfel încât echipele să aibă acces mai uşor la un eşantion divers de participanţi.</w:t>
       </w:r>
     </w:p>
     <w:p>
@@ -2983,6 +7375,7 @@
         </w:rPr>
       </w:pPr>
       <w:bookmarkStart w:id="9" w:name="_Toc992926784"/>
+      <w:proofErr w:type="spellStart"/>
       <w:r>
         <w:rPr>
           <w:color w:val="000000" w:themeColor="text1"/>
@@ -3004,9 +7397,26 @@
           <w:color w:val="000000" w:themeColor="text1"/>
           <w:lang w:val="en-US"/>
         </w:rPr>
-        <w:t>e bibliografice</w:t>
+        <w:t>e</w:t>
+      </w:r>
+      <w:proofErr w:type="spellEnd"/>
+      <w:r>
+        <w:rPr>
+          <w:color w:val="000000" w:themeColor="text1"/>
+          <w:lang w:val="en-US"/>
+        </w:rPr>
+        <w:t xml:space="preserve"> </w:t>
+      </w:r>
+      <w:proofErr w:type="spellStart"/>
+      <w:r>
+        <w:rPr>
+          <w:color w:val="000000" w:themeColor="text1"/>
+          <w:lang w:val="en-US"/>
+        </w:rPr>
+        <w:t>bibliografice</w:t>
       </w:r>
       <w:bookmarkEnd w:id="9"/>
+      <w:proofErr w:type="spellEnd"/>
     </w:p>
     <w:p>
       <w:pPr>
@@ -3023,8 +7433,9 @@
           <w:color w:val="000000" w:themeColor="text1"/>
           <w:lang w:val="en-US"/>
         </w:rPr>
-        <w:t>In cazul în care aţi consultat şi folosit informaţii din alte resurse precum cărţi, articole, site-uri web, acesta este locul în care vor fi menţionate, ordonate alfabetic si numerotate. Referinţele care apar în această secţiune vor fi citate în cadrul textului, folosind numărul lor de ordine</w:t>
-      </w:r>
+        <w:t xml:space="preserve">In </w:t>
+      </w:r>
+      <w:proofErr w:type="spellStart"/>
       <w:r>
         <w:rPr>
           <w:rFonts w:ascii="Calibri" w:eastAsiaTheme="majorEastAsia" w:hAnsi="Calibri" w:cs="Arial"/>
@@ -3032,7 +7443,677 @@
           <w:color w:val="000000" w:themeColor="text1"/>
           <w:lang w:val="en-US"/>
         </w:rPr>
-        <w:t xml:space="preserve"> (exempul [1])</w:t>
+        <w:t>cazul</w:t>
+      </w:r>
+      <w:proofErr w:type="spellEnd"/>
+      <w:r>
+        <w:rPr>
+          <w:rFonts w:ascii="Calibri" w:eastAsiaTheme="majorEastAsia" w:hAnsi="Calibri" w:cs="Arial"/>
+          <w:bCs/>
+          <w:color w:val="000000" w:themeColor="text1"/>
+          <w:lang w:val="en-US"/>
+        </w:rPr>
+        <w:t xml:space="preserve"> </w:t>
+      </w:r>
+      <w:proofErr w:type="spellStart"/>
+      <w:r>
+        <w:rPr>
+          <w:rFonts w:ascii="Calibri" w:eastAsiaTheme="majorEastAsia" w:hAnsi="Calibri" w:cs="Arial"/>
+          <w:bCs/>
+          <w:color w:val="000000" w:themeColor="text1"/>
+          <w:lang w:val="en-US"/>
+        </w:rPr>
+        <w:t>în</w:t>
+      </w:r>
+      <w:proofErr w:type="spellEnd"/>
+      <w:r>
+        <w:rPr>
+          <w:rFonts w:ascii="Calibri" w:eastAsiaTheme="majorEastAsia" w:hAnsi="Calibri" w:cs="Arial"/>
+          <w:bCs/>
+          <w:color w:val="000000" w:themeColor="text1"/>
+          <w:lang w:val="en-US"/>
+        </w:rPr>
+        <w:t xml:space="preserve"> care </w:t>
+      </w:r>
+      <w:proofErr w:type="spellStart"/>
+      <w:r>
+        <w:rPr>
+          <w:rFonts w:ascii="Calibri" w:eastAsiaTheme="majorEastAsia" w:hAnsi="Calibri" w:cs="Arial"/>
+          <w:bCs/>
+          <w:color w:val="000000" w:themeColor="text1"/>
+          <w:lang w:val="en-US"/>
+        </w:rPr>
+        <w:t>aţi</w:t>
+      </w:r>
+      <w:proofErr w:type="spellEnd"/>
+      <w:r>
+        <w:rPr>
+          <w:rFonts w:ascii="Calibri" w:eastAsiaTheme="majorEastAsia" w:hAnsi="Calibri" w:cs="Arial"/>
+          <w:bCs/>
+          <w:color w:val="000000" w:themeColor="text1"/>
+          <w:lang w:val="en-US"/>
+        </w:rPr>
+        <w:t xml:space="preserve"> </w:t>
+      </w:r>
+      <w:proofErr w:type="spellStart"/>
+      <w:r>
+        <w:rPr>
+          <w:rFonts w:ascii="Calibri" w:eastAsiaTheme="majorEastAsia" w:hAnsi="Calibri" w:cs="Arial"/>
+          <w:bCs/>
+          <w:color w:val="000000" w:themeColor="text1"/>
+          <w:lang w:val="en-US"/>
+        </w:rPr>
+        <w:t>consultat</w:t>
+      </w:r>
+      <w:proofErr w:type="spellEnd"/>
+      <w:r>
+        <w:rPr>
+          <w:rFonts w:ascii="Calibri" w:eastAsiaTheme="majorEastAsia" w:hAnsi="Calibri" w:cs="Arial"/>
+          <w:bCs/>
+          <w:color w:val="000000" w:themeColor="text1"/>
+          <w:lang w:val="en-US"/>
+        </w:rPr>
+        <w:t xml:space="preserve"> </w:t>
+      </w:r>
+      <w:proofErr w:type="spellStart"/>
+      <w:r>
+        <w:rPr>
+          <w:rFonts w:ascii="Calibri" w:eastAsiaTheme="majorEastAsia" w:hAnsi="Calibri" w:cs="Arial"/>
+          <w:bCs/>
+          <w:color w:val="000000" w:themeColor="text1"/>
+          <w:lang w:val="en-US"/>
+        </w:rPr>
+        <w:t>şi</w:t>
+      </w:r>
+      <w:proofErr w:type="spellEnd"/>
+      <w:r>
+        <w:rPr>
+          <w:rFonts w:ascii="Calibri" w:eastAsiaTheme="majorEastAsia" w:hAnsi="Calibri" w:cs="Arial"/>
+          <w:bCs/>
+          <w:color w:val="000000" w:themeColor="text1"/>
+          <w:lang w:val="en-US"/>
+        </w:rPr>
+        <w:t xml:space="preserve"> </w:t>
+      </w:r>
+      <w:proofErr w:type="spellStart"/>
+      <w:r>
+        <w:rPr>
+          <w:rFonts w:ascii="Calibri" w:eastAsiaTheme="majorEastAsia" w:hAnsi="Calibri" w:cs="Arial"/>
+          <w:bCs/>
+          <w:color w:val="000000" w:themeColor="text1"/>
+          <w:lang w:val="en-US"/>
+        </w:rPr>
+        <w:t>folosit</w:t>
+      </w:r>
+      <w:proofErr w:type="spellEnd"/>
+      <w:r>
+        <w:rPr>
+          <w:rFonts w:ascii="Calibri" w:eastAsiaTheme="majorEastAsia" w:hAnsi="Calibri" w:cs="Arial"/>
+          <w:bCs/>
+          <w:color w:val="000000" w:themeColor="text1"/>
+          <w:lang w:val="en-US"/>
+        </w:rPr>
+        <w:t xml:space="preserve"> </w:t>
+      </w:r>
+      <w:proofErr w:type="spellStart"/>
+      <w:r>
+        <w:rPr>
+          <w:rFonts w:ascii="Calibri" w:eastAsiaTheme="majorEastAsia" w:hAnsi="Calibri" w:cs="Arial"/>
+          <w:bCs/>
+          <w:color w:val="000000" w:themeColor="text1"/>
+          <w:lang w:val="en-US"/>
+        </w:rPr>
+        <w:t>informaţii</w:t>
+      </w:r>
+      <w:proofErr w:type="spellEnd"/>
+      <w:r>
+        <w:rPr>
+          <w:rFonts w:ascii="Calibri" w:eastAsiaTheme="majorEastAsia" w:hAnsi="Calibri" w:cs="Arial"/>
+          <w:bCs/>
+          <w:color w:val="000000" w:themeColor="text1"/>
+          <w:lang w:val="en-US"/>
+        </w:rPr>
+        <w:t xml:space="preserve"> din </w:t>
+      </w:r>
+      <w:proofErr w:type="spellStart"/>
+      <w:r>
+        <w:rPr>
+          <w:rFonts w:ascii="Calibri" w:eastAsiaTheme="majorEastAsia" w:hAnsi="Calibri" w:cs="Arial"/>
+          <w:bCs/>
+          <w:color w:val="000000" w:themeColor="text1"/>
+          <w:lang w:val="en-US"/>
+        </w:rPr>
+        <w:t>alte</w:t>
+      </w:r>
+      <w:proofErr w:type="spellEnd"/>
+      <w:r>
+        <w:rPr>
+          <w:rFonts w:ascii="Calibri" w:eastAsiaTheme="majorEastAsia" w:hAnsi="Calibri" w:cs="Arial"/>
+          <w:bCs/>
+          <w:color w:val="000000" w:themeColor="text1"/>
+          <w:lang w:val="en-US"/>
+        </w:rPr>
+        <w:t xml:space="preserve"> </w:t>
+      </w:r>
+      <w:proofErr w:type="spellStart"/>
+      <w:r>
+        <w:rPr>
+          <w:rFonts w:ascii="Calibri" w:eastAsiaTheme="majorEastAsia" w:hAnsi="Calibri" w:cs="Arial"/>
+          <w:bCs/>
+          <w:color w:val="000000" w:themeColor="text1"/>
+          <w:lang w:val="en-US"/>
+        </w:rPr>
+        <w:t>resurse</w:t>
+      </w:r>
+      <w:proofErr w:type="spellEnd"/>
+      <w:r>
+        <w:rPr>
+          <w:rFonts w:ascii="Calibri" w:eastAsiaTheme="majorEastAsia" w:hAnsi="Calibri" w:cs="Arial"/>
+          <w:bCs/>
+          <w:color w:val="000000" w:themeColor="text1"/>
+          <w:lang w:val="en-US"/>
+        </w:rPr>
+        <w:t xml:space="preserve"> precum </w:t>
+      </w:r>
+      <w:proofErr w:type="spellStart"/>
+      <w:r>
+        <w:rPr>
+          <w:rFonts w:ascii="Calibri" w:eastAsiaTheme="majorEastAsia" w:hAnsi="Calibri" w:cs="Arial"/>
+          <w:bCs/>
+          <w:color w:val="000000" w:themeColor="text1"/>
+          <w:lang w:val="en-US"/>
+        </w:rPr>
+        <w:t>cărţi</w:t>
+      </w:r>
+      <w:proofErr w:type="spellEnd"/>
+      <w:r>
+        <w:rPr>
+          <w:rFonts w:ascii="Calibri" w:eastAsiaTheme="majorEastAsia" w:hAnsi="Calibri" w:cs="Arial"/>
+          <w:bCs/>
+          <w:color w:val="000000" w:themeColor="text1"/>
+          <w:lang w:val="en-US"/>
+        </w:rPr>
+        <w:t xml:space="preserve">, </w:t>
+      </w:r>
+      <w:proofErr w:type="spellStart"/>
+      <w:r>
+        <w:rPr>
+          <w:rFonts w:ascii="Calibri" w:eastAsiaTheme="majorEastAsia" w:hAnsi="Calibri" w:cs="Arial"/>
+          <w:bCs/>
+          <w:color w:val="000000" w:themeColor="text1"/>
+          <w:lang w:val="en-US"/>
+        </w:rPr>
+        <w:t>articole</w:t>
+      </w:r>
+      <w:proofErr w:type="spellEnd"/>
+      <w:r>
+        <w:rPr>
+          <w:rFonts w:ascii="Calibri" w:eastAsiaTheme="majorEastAsia" w:hAnsi="Calibri" w:cs="Arial"/>
+          <w:bCs/>
+          <w:color w:val="000000" w:themeColor="text1"/>
+          <w:lang w:val="en-US"/>
+        </w:rPr>
+        <w:t>, site-</w:t>
+      </w:r>
+      <w:proofErr w:type="spellStart"/>
+      <w:r>
+        <w:rPr>
+          <w:rFonts w:ascii="Calibri" w:eastAsiaTheme="majorEastAsia" w:hAnsi="Calibri" w:cs="Arial"/>
+          <w:bCs/>
+          <w:color w:val="000000" w:themeColor="text1"/>
+          <w:lang w:val="en-US"/>
+        </w:rPr>
+        <w:t>uri</w:t>
+      </w:r>
+      <w:proofErr w:type="spellEnd"/>
+      <w:r>
+        <w:rPr>
+          <w:rFonts w:ascii="Calibri" w:eastAsiaTheme="majorEastAsia" w:hAnsi="Calibri" w:cs="Arial"/>
+          <w:bCs/>
+          <w:color w:val="000000" w:themeColor="text1"/>
+          <w:lang w:val="en-US"/>
+        </w:rPr>
+        <w:t xml:space="preserve"> web, </w:t>
+      </w:r>
+      <w:proofErr w:type="spellStart"/>
+      <w:r>
+        <w:rPr>
+          <w:rFonts w:ascii="Calibri" w:eastAsiaTheme="majorEastAsia" w:hAnsi="Calibri" w:cs="Arial"/>
+          <w:bCs/>
+          <w:color w:val="000000" w:themeColor="text1"/>
+          <w:lang w:val="en-US"/>
+        </w:rPr>
+        <w:t>acesta</w:t>
+      </w:r>
+      <w:proofErr w:type="spellEnd"/>
+      <w:r>
+        <w:rPr>
+          <w:rFonts w:ascii="Calibri" w:eastAsiaTheme="majorEastAsia" w:hAnsi="Calibri" w:cs="Arial"/>
+          <w:bCs/>
+          <w:color w:val="000000" w:themeColor="text1"/>
+          <w:lang w:val="en-US"/>
+        </w:rPr>
+        <w:t xml:space="preserve"> </w:t>
+      </w:r>
+      <w:proofErr w:type="spellStart"/>
+      <w:r>
+        <w:rPr>
+          <w:rFonts w:ascii="Calibri" w:eastAsiaTheme="majorEastAsia" w:hAnsi="Calibri" w:cs="Arial"/>
+          <w:bCs/>
+          <w:color w:val="000000" w:themeColor="text1"/>
+          <w:lang w:val="en-US"/>
+        </w:rPr>
+        <w:t>este</w:t>
+      </w:r>
+      <w:proofErr w:type="spellEnd"/>
+      <w:r>
+        <w:rPr>
+          <w:rFonts w:ascii="Calibri" w:eastAsiaTheme="majorEastAsia" w:hAnsi="Calibri" w:cs="Arial"/>
+          <w:bCs/>
+          <w:color w:val="000000" w:themeColor="text1"/>
+          <w:lang w:val="en-US"/>
+        </w:rPr>
+        <w:t xml:space="preserve"> </w:t>
+      </w:r>
+      <w:proofErr w:type="spellStart"/>
+      <w:r>
+        <w:rPr>
+          <w:rFonts w:ascii="Calibri" w:eastAsiaTheme="majorEastAsia" w:hAnsi="Calibri" w:cs="Arial"/>
+          <w:bCs/>
+          <w:color w:val="000000" w:themeColor="text1"/>
+          <w:lang w:val="en-US"/>
+        </w:rPr>
+        <w:t>locul</w:t>
+      </w:r>
+      <w:proofErr w:type="spellEnd"/>
+      <w:r>
+        <w:rPr>
+          <w:rFonts w:ascii="Calibri" w:eastAsiaTheme="majorEastAsia" w:hAnsi="Calibri" w:cs="Arial"/>
+          <w:bCs/>
+          <w:color w:val="000000" w:themeColor="text1"/>
+          <w:lang w:val="en-US"/>
+        </w:rPr>
+        <w:t xml:space="preserve"> </w:t>
+      </w:r>
+      <w:proofErr w:type="spellStart"/>
+      <w:r>
+        <w:rPr>
+          <w:rFonts w:ascii="Calibri" w:eastAsiaTheme="majorEastAsia" w:hAnsi="Calibri" w:cs="Arial"/>
+          <w:bCs/>
+          <w:color w:val="000000" w:themeColor="text1"/>
+          <w:lang w:val="en-US"/>
+        </w:rPr>
+        <w:t>în</w:t>
+      </w:r>
+      <w:proofErr w:type="spellEnd"/>
+      <w:r>
+        <w:rPr>
+          <w:rFonts w:ascii="Calibri" w:eastAsiaTheme="majorEastAsia" w:hAnsi="Calibri" w:cs="Arial"/>
+          <w:bCs/>
+          <w:color w:val="000000" w:themeColor="text1"/>
+          <w:lang w:val="en-US"/>
+        </w:rPr>
+        <w:t xml:space="preserve"> care </w:t>
+      </w:r>
+      <w:proofErr w:type="spellStart"/>
+      <w:r>
+        <w:rPr>
+          <w:rFonts w:ascii="Calibri" w:eastAsiaTheme="majorEastAsia" w:hAnsi="Calibri" w:cs="Arial"/>
+          <w:bCs/>
+          <w:color w:val="000000" w:themeColor="text1"/>
+          <w:lang w:val="en-US"/>
+        </w:rPr>
+        <w:t>vor</w:t>
+      </w:r>
+      <w:proofErr w:type="spellEnd"/>
+      <w:r>
+        <w:rPr>
+          <w:rFonts w:ascii="Calibri" w:eastAsiaTheme="majorEastAsia" w:hAnsi="Calibri" w:cs="Arial"/>
+          <w:bCs/>
+          <w:color w:val="000000" w:themeColor="text1"/>
+          <w:lang w:val="en-US"/>
+        </w:rPr>
+        <w:t xml:space="preserve"> fi </w:t>
+      </w:r>
+      <w:proofErr w:type="spellStart"/>
+      <w:r>
+        <w:rPr>
+          <w:rFonts w:ascii="Calibri" w:eastAsiaTheme="majorEastAsia" w:hAnsi="Calibri" w:cs="Arial"/>
+          <w:bCs/>
+          <w:color w:val="000000" w:themeColor="text1"/>
+          <w:lang w:val="en-US"/>
+        </w:rPr>
+        <w:t>menţionate</w:t>
+      </w:r>
+      <w:proofErr w:type="spellEnd"/>
+      <w:r>
+        <w:rPr>
+          <w:rFonts w:ascii="Calibri" w:eastAsiaTheme="majorEastAsia" w:hAnsi="Calibri" w:cs="Arial"/>
+          <w:bCs/>
+          <w:color w:val="000000" w:themeColor="text1"/>
+          <w:lang w:val="en-US"/>
+        </w:rPr>
+        <w:t xml:space="preserve">, </w:t>
+      </w:r>
+      <w:proofErr w:type="spellStart"/>
+      <w:r>
+        <w:rPr>
+          <w:rFonts w:ascii="Calibri" w:eastAsiaTheme="majorEastAsia" w:hAnsi="Calibri" w:cs="Arial"/>
+          <w:bCs/>
+          <w:color w:val="000000" w:themeColor="text1"/>
+          <w:lang w:val="en-US"/>
+        </w:rPr>
+        <w:t>ordonate</w:t>
+      </w:r>
+      <w:proofErr w:type="spellEnd"/>
+      <w:r>
+        <w:rPr>
+          <w:rFonts w:ascii="Calibri" w:eastAsiaTheme="majorEastAsia" w:hAnsi="Calibri" w:cs="Arial"/>
+          <w:bCs/>
+          <w:color w:val="000000" w:themeColor="text1"/>
+          <w:lang w:val="en-US"/>
+        </w:rPr>
+        <w:t xml:space="preserve"> </w:t>
+      </w:r>
+      <w:proofErr w:type="spellStart"/>
+      <w:r>
+        <w:rPr>
+          <w:rFonts w:ascii="Calibri" w:eastAsiaTheme="majorEastAsia" w:hAnsi="Calibri" w:cs="Arial"/>
+          <w:bCs/>
+          <w:color w:val="000000" w:themeColor="text1"/>
+          <w:lang w:val="en-US"/>
+        </w:rPr>
+        <w:t>alfabetic</w:t>
+      </w:r>
+      <w:proofErr w:type="spellEnd"/>
+      <w:r>
+        <w:rPr>
+          <w:rFonts w:ascii="Calibri" w:eastAsiaTheme="majorEastAsia" w:hAnsi="Calibri" w:cs="Arial"/>
+          <w:bCs/>
+          <w:color w:val="000000" w:themeColor="text1"/>
+          <w:lang w:val="en-US"/>
+        </w:rPr>
+        <w:t xml:space="preserve"> </w:t>
+      </w:r>
+      <w:proofErr w:type="spellStart"/>
+      <w:r>
+        <w:rPr>
+          <w:rFonts w:ascii="Calibri" w:eastAsiaTheme="majorEastAsia" w:hAnsi="Calibri" w:cs="Arial"/>
+          <w:bCs/>
+          <w:color w:val="000000" w:themeColor="text1"/>
+          <w:lang w:val="en-US"/>
+        </w:rPr>
+        <w:t>si</w:t>
+      </w:r>
+      <w:proofErr w:type="spellEnd"/>
+      <w:r>
+        <w:rPr>
+          <w:rFonts w:ascii="Calibri" w:eastAsiaTheme="majorEastAsia" w:hAnsi="Calibri" w:cs="Arial"/>
+          <w:bCs/>
+          <w:color w:val="000000" w:themeColor="text1"/>
+          <w:lang w:val="en-US"/>
+        </w:rPr>
+        <w:t xml:space="preserve"> </w:t>
+      </w:r>
+      <w:proofErr w:type="spellStart"/>
+      <w:r>
+        <w:rPr>
+          <w:rFonts w:ascii="Calibri" w:eastAsiaTheme="majorEastAsia" w:hAnsi="Calibri" w:cs="Arial"/>
+          <w:bCs/>
+          <w:color w:val="000000" w:themeColor="text1"/>
+          <w:lang w:val="en-US"/>
+        </w:rPr>
+        <w:t>numerotate</w:t>
+      </w:r>
+      <w:proofErr w:type="spellEnd"/>
+      <w:r>
+        <w:rPr>
+          <w:rFonts w:ascii="Calibri" w:eastAsiaTheme="majorEastAsia" w:hAnsi="Calibri" w:cs="Arial"/>
+          <w:bCs/>
+          <w:color w:val="000000" w:themeColor="text1"/>
+          <w:lang w:val="en-US"/>
+        </w:rPr>
+        <w:t xml:space="preserve">. </w:t>
+      </w:r>
+      <w:proofErr w:type="spellStart"/>
+      <w:r>
+        <w:rPr>
+          <w:rFonts w:ascii="Calibri" w:eastAsiaTheme="majorEastAsia" w:hAnsi="Calibri" w:cs="Arial"/>
+          <w:bCs/>
+          <w:color w:val="000000" w:themeColor="text1"/>
+          <w:lang w:val="en-US"/>
+        </w:rPr>
+        <w:t>Referinţele</w:t>
+      </w:r>
+      <w:proofErr w:type="spellEnd"/>
+      <w:r>
+        <w:rPr>
+          <w:rFonts w:ascii="Calibri" w:eastAsiaTheme="majorEastAsia" w:hAnsi="Calibri" w:cs="Arial"/>
+          <w:bCs/>
+          <w:color w:val="000000" w:themeColor="text1"/>
+          <w:lang w:val="en-US"/>
+        </w:rPr>
+        <w:t xml:space="preserve"> care apar </w:t>
+      </w:r>
+      <w:proofErr w:type="spellStart"/>
+      <w:r>
+        <w:rPr>
+          <w:rFonts w:ascii="Calibri" w:eastAsiaTheme="majorEastAsia" w:hAnsi="Calibri" w:cs="Arial"/>
+          <w:bCs/>
+          <w:color w:val="000000" w:themeColor="text1"/>
+          <w:lang w:val="en-US"/>
+        </w:rPr>
+        <w:t>în</w:t>
+      </w:r>
+      <w:proofErr w:type="spellEnd"/>
+      <w:r>
+        <w:rPr>
+          <w:rFonts w:ascii="Calibri" w:eastAsiaTheme="majorEastAsia" w:hAnsi="Calibri" w:cs="Arial"/>
+          <w:bCs/>
+          <w:color w:val="000000" w:themeColor="text1"/>
+          <w:lang w:val="en-US"/>
+        </w:rPr>
+        <w:t xml:space="preserve"> </w:t>
+      </w:r>
+      <w:proofErr w:type="spellStart"/>
+      <w:r>
+        <w:rPr>
+          <w:rFonts w:ascii="Calibri" w:eastAsiaTheme="majorEastAsia" w:hAnsi="Calibri" w:cs="Arial"/>
+          <w:bCs/>
+          <w:color w:val="000000" w:themeColor="text1"/>
+          <w:lang w:val="en-US"/>
+        </w:rPr>
+        <w:t>această</w:t>
+      </w:r>
+      <w:proofErr w:type="spellEnd"/>
+      <w:r>
+        <w:rPr>
+          <w:rFonts w:ascii="Calibri" w:eastAsiaTheme="majorEastAsia" w:hAnsi="Calibri" w:cs="Arial"/>
+          <w:bCs/>
+          <w:color w:val="000000" w:themeColor="text1"/>
+          <w:lang w:val="en-US"/>
+        </w:rPr>
+        <w:t xml:space="preserve"> </w:t>
+      </w:r>
+      <w:proofErr w:type="spellStart"/>
+      <w:r>
+        <w:rPr>
+          <w:rFonts w:ascii="Calibri" w:eastAsiaTheme="majorEastAsia" w:hAnsi="Calibri" w:cs="Arial"/>
+          <w:bCs/>
+          <w:color w:val="000000" w:themeColor="text1"/>
+          <w:lang w:val="en-US"/>
+        </w:rPr>
+        <w:t>secţiune</w:t>
+      </w:r>
+      <w:proofErr w:type="spellEnd"/>
+      <w:r>
+        <w:rPr>
+          <w:rFonts w:ascii="Calibri" w:eastAsiaTheme="majorEastAsia" w:hAnsi="Calibri" w:cs="Arial"/>
+          <w:bCs/>
+          <w:color w:val="000000" w:themeColor="text1"/>
+          <w:lang w:val="en-US"/>
+        </w:rPr>
+        <w:t xml:space="preserve"> </w:t>
+      </w:r>
+      <w:proofErr w:type="spellStart"/>
+      <w:r>
+        <w:rPr>
+          <w:rFonts w:ascii="Calibri" w:eastAsiaTheme="majorEastAsia" w:hAnsi="Calibri" w:cs="Arial"/>
+          <w:bCs/>
+          <w:color w:val="000000" w:themeColor="text1"/>
+          <w:lang w:val="en-US"/>
+        </w:rPr>
+        <w:t>vor</w:t>
+      </w:r>
+      <w:proofErr w:type="spellEnd"/>
+      <w:r>
+        <w:rPr>
+          <w:rFonts w:ascii="Calibri" w:eastAsiaTheme="majorEastAsia" w:hAnsi="Calibri" w:cs="Arial"/>
+          <w:bCs/>
+          <w:color w:val="000000" w:themeColor="text1"/>
+          <w:lang w:val="en-US"/>
+        </w:rPr>
+        <w:t xml:space="preserve"> fi citate </w:t>
+      </w:r>
+      <w:proofErr w:type="spellStart"/>
+      <w:r>
+        <w:rPr>
+          <w:rFonts w:ascii="Calibri" w:eastAsiaTheme="majorEastAsia" w:hAnsi="Calibri" w:cs="Arial"/>
+          <w:bCs/>
+          <w:color w:val="000000" w:themeColor="text1"/>
+          <w:lang w:val="en-US"/>
+        </w:rPr>
+        <w:t>în</w:t>
+      </w:r>
+      <w:proofErr w:type="spellEnd"/>
+      <w:r>
+        <w:rPr>
+          <w:rFonts w:ascii="Calibri" w:eastAsiaTheme="majorEastAsia" w:hAnsi="Calibri" w:cs="Arial"/>
+          <w:bCs/>
+          <w:color w:val="000000" w:themeColor="text1"/>
+          <w:lang w:val="en-US"/>
+        </w:rPr>
+        <w:t xml:space="preserve"> </w:t>
+      </w:r>
+      <w:proofErr w:type="spellStart"/>
+      <w:r>
+        <w:rPr>
+          <w:rFonts w:ascii="Calibri" w:eastAsiaTheme="majorEastAsia" w:hAnsi="Calibri" w:cs="Arial"/>
+          <w:bCs/>
+          <w:color w:val="000000" w:themeColor="text1"/>
+          <w:lang w:val="en-US"/>
+        </w:rPr>
+        <w:t>cadrul</w:t>
+      </w:r>
+      <w:proofErr w:type="spellEnd"/>
+      <w:r>
+        <w:rPr>
+          <w:rFonts w:ascii="Calibri" w:eastAsiaTheme="majorEastAsia" w:hAnsi="Calibri" w:cs="Arial"/>
+          <w:bCs/>
+          <w:color w:val="000000" w:themeColor="text1"/>
+          <w:lang w:val="en-US"/>
+        </w:rPr>
+        <w:t xml:space="preserve"> </w:t>
+      </w:r>
+      <w:proofErr w:type="spellStart"/>
+      <w:r>
+        <w:rPr>
+          <w:rFonts w:ascii="Calibri" w:eastAsiaTheme="majorEastAsia" w:hAnsi="Calibri" w:cs="Arial"/>
+          <w:bCs/>
+          <w:color w:val="000000" w:themeColor="text1"/>
+          <w:lang w:val="en-US"/>
+        </w:rPr>
+        <w:t>textului</w:t>
+      </w:r>
+      <w:proofErr w:type="spellEnd"/>
+      <w:r>
+        <w:rPr>
+          <w:rFonts w:ascii="Calibri" w:eastAsiaTheme="majorEastAsia" w:hAnsi="Calibri" w:cs="Arial"/>
+          <w:bCs/>
+          <w:color w:val="000000" w:themeColor="text1"/>
+          <w:lang w:val="en-US"/>
+        </w:rPr>
+        <w:t xml:space="preserve">, </w:t>
+      </w:r>
+      <w:proofErr w:type="spellStart"/>
+      <w:r>
+        <w:rPr>
+          <w:rFonts w:ascii="Calibri" w:eastAsiaTheme="majorEastAsia" w:hAnsi="Calibri" w:cs="Arial"/>
+          <w:bCs/>
+          <w:color w:val="000000" w:themeColor="text1"/>
+          <w:lang w:val="en-US"/>
+        </w:rPr>
+        <w:t>folosind</w:t>
+      </w:r>
+      <w:proofErr w:type="spellEnd"/>
+      <w:r>
+        <w:rPr>
+          <w:rFonts w:ascii="Calibri" w:eastAsiaTheme="majorEastAsia" w:hAnsi="Calibri" w:cs="Arial"/>
+          <w:bCs/>
+          <w:color w:val="000000" w:themeColor="text1"/>
+          <w:lang w:val="en-US"/>
+        </w:rPr>
+        <w:t xml:space="preserve"> </w:t>
+      </w:r>
+      <w:proofErr w:type="spellStart"/>
+      <w:r>
+        <w:rPr>
+          <w:rFonts w:ascii="Calibri" w:eastAsiaTheme="majorEastAsia" w:hAnsi="Calibri" w:cs="Arial"/>
+          <w:bCs/>
+          <w:color w:val="000000" w:themeColor="text1"/>
+          <w:lang w:val="en-US"/>
+        </w:rPr>
+        <w:t>numărul</w:t>
+      </w:r>
+      <w:proofErr w:type="spellEnd"/>
+      <w:r>
+        <w:rPr>
+          <w:rFonts w:ascii="Calibri" w:eastAsiaTheme="majorEastAsia" w:hAnsi="Calibri" w:cs="Arial"/>
+          <w:bCs/>
+          <w:color w:val="000000" w:themeColor="text1"/>
+          <w:lang w:val="en-US"/>
+        </w:rPr>
+        <w:t xml:space="preserve"> lor de </w:t>
+      </w:r>
+      <w:proofErr w:type="spellStart"/>
+      <w:r>
+        <w:rPr>
+          <w:rFonts w:ascii="Calibri" w:eastAsiaTheme="majorEastAsia" w:hAnsi="Calibri" w:cs="Arial"/>
+          <w:bCs/>
+          <w:color w:val="000000" w:themeColor="text1"/>
+          <w:lang w:val="en-US"/>
+        </w:rPr>
+        <w:t>ordine</w:t>
+      </w:r>
+      <w:proofErr w:type="spellEnd"/>
+      <w:r>
+        <w:rPr>
+          <w:rFonts w:ascii="Calibri" w:eastAsiaTheme="majorEastAsia" w:hAnsi="Calibri" w:cs="Arial"/>
+          <w:bCs/>
+          <w:color w:val="000000" w:themeColor="text1"/>
+          <w:lang w:val="en-US"/>
+        </w:rPr>
+        <w:t xml:space="preserve"> (</w:t>
+      </w:r>
+      <w:proofErr w:type="spellStart"/>
+      <w:r>
+        <w:rPr>
+          <w:rFonts w:ascii="Calibri" w:eastAsiaTheme="majorEastAsia" w:hAnsi="Calibri" w:cs="Arial"/>
+          <w:bCs/>
+          <w:color w:val="000000" w:themeColor="text1"/>
+          <w:lang w:val="en-US"/>
+        </w:rPr>
+        <w:t>exempul</w:t>
+      </w:r>
+      <w:proofErr w:type="spellEnd"/>
+      <w:r>
+        <w:rPr>
+          <w:rFonts w:ascii="Calibri" w:eastAsiaTheme="majorEastAsia" w:hAnsi="Calibri" w:cs="Arial"/>
+          <w:bCs/>
+          <w:color w:val="000000" w:themeColor="text1"/>
+          <w:lang w:val="en-US"/>
+        </w:rPr>
+        <w:t xml:space="preserve"> [1])</w:t>
       </w:r>
       <w:r>
         <w:rPr>
@@ -3058,7 +8139,23 @@
           <w:color w:val="000000" w:themeColor="text1"/>
           <w:lang w:val="en-US"/>
         </w:rPr>
-        <w:t>Alan Dix,  Janet Finlay, Gregory Abowd, Russell Beale.  Human Computer Interaction, PRENTICE HALL, 2004;</w:t>
+        <w:t xml:space="preserve">Alan </w:t>
+      </w:r>
+      <w:proofErr w:type="gramStart"/>
+      <w:r>
+        <w:rPr>
+          <w:color w:val="000000" w:themeColor="text1"/>
+          <w:lang w:val="en-US"/>
+        </w:rPr>
+        <w:t>Dix,  Janet</w:t>
+      </w:r>
+      <w:proofErr w:type="gramEnd"/>
+      <w:r>
+        <w:rPr>
+          <w:color w:val="000000" w:themeColor="text1"/>
+          <w:lang w:val="en-US"/>
+        </w:rPr>
+        <w:t xml:space="preserve"> Finlay, Gregory Abowd, Russell Beale.  Human Computer Interaction, PRENTICE HALL, 2004;</w:t>
       </w:r>
     </w:p>
     <w:p>
@@ -3321,116 +8418,39 @@
       <w:tblLook w:val="04A0" w:firstRow="1" w:lastRow="0" w:firstColumn="1" w:lastColumn="0" w:noHBand="0" w:noVBand="1"/>
     </w:tblPr>
     <w:tblGrid>
-      <w:gridCol w:w="7927"/>
-      <w:gridCol w:w="1157"/>
+      <w:gridCol w:w="7917"/>
+      <w:gridCol w:w="1167"/>
     </w:tblGrid>
     <w:tr>
+      <w:tc>
+        <w:tcPr>
+          <w:tcW w:w="8118" w:type="dxa"/>
+        </w:tcPr>
+        <w:p>
+          <w:pPr>
+            <w:pStyle w:val="Header"/>
+            <w:tabs>
+              <w:tab w:val="left" w:pos="2580"/>
+              <w:tab w:val="left" w:pos="2985"/>
+            </w:tabs>
+            <w:spacing w:after="120" w:line="276" w:lineRule="auto"/>
+            <w:jc w:val="right"/>
+            <w:rPr>
+              <w:b/>
+              <w:bCs/>
+              <w:color w:val="1F497D" w:themeColor="text2"/>
+              <w:sz w:val="28"/>
+              <w:szCs w:val="28"/>
+            </w:rPr>
+          </w:pPr>
+        </w:p>
+      </w:tc>
       <w:sdt>
         <w:sdtPr>
           <w:rPr>
-            <w:b/>
-            <w:bCs/>
-            <w:color w:val="1F497D" w:themeColor="text2"/>
-            <w:sz w:val="28"/>
-            <w:szCs w:val="28"/>
-          </w:rPr>
-          <w:id w:val="-588155836"/>
-          <w:showingPlcHdr/>
-          <w:picture/>
-        </w:sdtPr>
-        <w:sdtContent>
-          <w:tc>
-            <w:tcPr>
-              <w:tcW w:w="8118" w:type="dxa"/>
-            </w:tcPr>
-            <w:p>
-              <w:pPr>
-                <w:pStyle w:val="Header"/>
-                <w:tabs>
-                  <w:tab w:val="left" w:pos="2580"/>
-                  <w:tab w:val="left" w:pos="2985"/>
-                </w:tabs>
-                <w:spacing w:after="120" w:line="276" w:lineRule="auto"/>
-                <w:jc w:val="right"/>
-                <w:rPr>
-                  <w:b/>
-                  <w:bCs/>
-                  <w:color w:val="1F497D" w:themeColor="text2"/>
-                  <w:sz w:val="28"/>
-                  <w:szCs w:val="28"/>
-                </w:rPr>
-              </w:pPr>
-              <w:r>
-                <w:rPr>
-                  <w:b/>
-                  <w:bCs/>
-                  <w:noProof/>
-                  <w:color w:val="1F497D" w:themeColor="text2"/>
-                  <w:sz w:val="28"/>
-                  <w:szCs w:val="28"/>
-                  <w:lang w:val="en-US"/>
-                </w:rPr>
-                <w:drawing>
-                  <wp:inline distT="0" distB="0" distL="0" distR="0" wp14:anchorId="2476FD7E" wp14:editId="03E78D3D">
-                    <wp:extent cx="228600" cy="228600"/>
-                    <wp:effectExtent l="0" t="0" r="0" b="0"/>
-                    <wp:docPr id="10" name="Picture 10"/>
-                    <wp:cNvGraphicFramePr>
-                      <a:graphicFrameLocks xmlns:a="http://schemas.openxmlformats.org/drawingml/2006/main" noChangeAspect="1"/>
-                    </wp:cNvGraphicFramePr>
-                    <a:graphic xmlns:a="http://schemas.openxmlformats.org/drawingml/2006/main">
-                      <a:graphicData uri="http://schemas.openxmlformats.org/drawingml/2006/picture">
-                        <pic:pic xmlns:pic="http://schemas.openxmlformats.org/drawingml/2006/picture">
-                          <pic:nvPicPr>
-                            <pic:cNvPr id="0" name="Picture 10"/>
-                            <pic:cNvPicPr>
-                              <a:picLocks noChangeAspect="1" noChangeArrowheads="1"/>
-                            </pic:cNvPicPr>
-                          </pic:nvPicPr>
-                          <pic:blipFill>
-                            <a:blip r:embed="rId1">
-                              <a:extLst>
-                                <a:ext uri="{28A0092B-C50C-407E-A947-70E740481C1C}">
-                                  <a14:useLocalDpi xmlns:a14="http://schemas.microsoft.com/office/drawing/2010/main" val="0"/>
-                                </a:ext>
-                              </a:extLst>
-                            </a:blip>
-                            <a:srcRect/>
-                            <a:stretch>
-                              <a:fillRect/>
-                            </a:stretch>
-                          </pic:blipFill>
-                          <pic:spPr bwMode="auto">
-                            <a:xfrm>
-                              <a:off x="0" y="0"/>
-                              <a:ext cx="228584" cy="228584"/>
-                            </a:xfrm>
-                            <a:prstGeom prst="rect">
-                              <a:avLst/>
-                            </a:prstGeom>
-                            <a:noFill/>
-                            <a:ln>
-                              <a:noFill/>
-                            </a:ln>
-                          </pic:spPr>
-                        </pic:pic>
-                      </a:graphicData>
-                    </a:graphic>
-                  </wp:inline>
-                </w:drawing>
-              </w:r>
-            </w:p>
-          </w:tc>
-        </w:sdtContent>
-      </w:sdt>
-      <w:sdt>
-        <w:sdtPr>
-          <w:rPr>
-            <w:b/>
-            <w:bCs/>
-            <w:color w:val="1F497D" w:themeColor="text2"/>
-            <w:sz w:val="16"/>
-            <w:szCs w:val="16"/>
+            <w:i/>
+            <w:iCs/>
+            <w:lang w:val="en-US"/>
           </w:rPr>
           <w:id w:val="-2032026426"/>
           <w:placeholder>
@@ -3461,16 +8481,30 @@
                   <w:szCs w:val="28"/>
                 </w:rPr>
               </w:pPr>
-              <w:r>
-                <w:rPr>
-                  <w:b/>
-                  <w:bCs/>
-                  <w:color w:val="1F497D" w:themeColor="text2"/>
-                  <w:sz w:val="16"/>
-                  <w:szCs w:val="16"/>
-                </w:rPr>
-                <w:t>Nume echipa</w:t>
-              </w:r>
+              <w:sdt>
+                <w:sdtPr>
+                  <w:rPr>
+                    <w:i/>
+                    <w:iCs/>
+                    <w:lang w:val="en-US"/>
+                  </w:rPr>
+                  <w:id w:val="1653251613"/>
+                  <w:placeholder>
+                    <w:docPart w:val="E258C3C841124D50894741623A1E552E"/>
+                  </w:placeholder>
+                  <w:text/>
+                </w:sdtPr>
+                <w:sdtContent>
+                  <w:r>
+                    <w:rPr>
+                      <w:i/>
+                      <w:iCs/>
+                      <w:lang w:val="en-US"/>
+                    </w:rPr>
+                    <w:t>EVOROM</w:t>
+                  </w:r>
+                </w:sdtContent>
+              </w:sdt>
             </w:p>
           </w:tc>
         </w:sdtContent>
@@ -4401,6 +9435,7 @@
   <w:style w:type="character" w:default="1" w:styleId="DefaultParagraphFont">
     <w:name w:val="Default Paragraph Font"/>
     <w:uiPriority w:val="1"/>
+    <w:semiHidden/>
     <w:unhideWhenUsed/>
   </w:style>
   <w:style w:type="table" w:default="1" w:styleId="TableNormal">
@@ -4732,6 +9767,35 @@
         </w:p>
       </w:docPartBody>
     </w:docPart>
+    <w:docPart>
+      <w:docPartPr>
+        <w:name w:val="E258C3C841124D50894741623A1E552E"/>
+        <w:category>
+          <w:name w:val="General"/>
+          <w:gallery w:val="placeholder"/>
+        </w:category>
+        <w:types>
+          <w:type w:val="bbPlcHdr"/>
+        </w:types>
+        <w:behaviors>
+          <w:behavior w:val="content"/>
+        </w:behaviors>
+        <w:guid w:val="{75FE26F3-863F-4FA2-90D9-408E3AA1A0C0}"/>
+      </w:docPartPr>
+      <w:docPartBody>
+        <w:p>
+          <w:pPr>
+            <w:pStyle w:val="E258C3C841124D50894741623A1E552E"/>
+          </w:pPr>
+          <w:r>
+            <w:rPr>
+              <w:rStyle w:val="PlaceholderText"/>
+            </w:rPr>
+            <w:t>Click here to enter text.</w:t>
+          </w:r>
+        </w:p>
+      </w:docPartBody>
+    </w:docPart>
   </w:docParts>
 </w:glossaryDocument>
 </file>
@@ -4750,7 +9814,7 @@
     <w:charset w:val="00"/>
     <w:family w:val="swiss"/>
     <w:pitch w:val="variable"/>
-    <w:sig w:usb0="E4002EFF" w:usb1="C000247B" w:usb2="00000009" w:usb3="00000000" w:csb0="000001FF" w:csb1="00000000"/>
+    <w:sig w:usb0="E4002EFF" w:usb1="C200247B" w:usb2="00000009" w:usb3="00000000" w:csb0="000001FF" w:csb1="00000000"/>
   </w:font>
   <w:font w:name="Arial">
     <w:panose1 w:val="020B0604020202020204"/>
@@ -4780,12 +9844,17 @@
     <w:pitch w:val="variable"/>
     <w:sig w:usb0="E00006FF" w:usb1="420024FF" w:usb2="02000000" w:usb3="00000000" w:csb0="0000019F" w:csb1="00000000"/>
   </w:font>
-  <w:font w:name="Calibri Light">
-    <w:panose1 w:val="020F0302020204030204"/>
+  <w:font w:name="Aptos">
     <w:charset w:val="00"/>
     <w:family w:val="swiss"/>
     <w:pitch w:val="variable"/>
-    <w:sig w:usb0="E4002EFF" w:usb1="C000247B" w:usb2="00000009" w:usb3="00000000" w:csb0="000001FF" w:csb1="00000000"/>
+    <w:sig w:usb0="20000287" w:usb1="00000003" w:usb2="00000000" w:usb3="00000000" w:csb0="0000019F" w:csb1="00000000"/>
+  </w:font>
+  <w:font w:name="Aptos Display">
+    <w:charset w:val="00"/>
+    <w:family w:val="swiss"/>
+    <w:pitch w:val="variable"/>
+    <w:sig w:usb0="20000287" w:usb1="00000003" w:usb2="00000000" w:usb3="00000000" w:csb0="0000019F" w:csb1="00000000"/>
   </w:font>
 </w:fonts>
 </file>
@@ -4809,12 +9878,15 @@
     <w:rsid w:val="00021AD8"/>
     <w:rsid w:val="0003273B"/>
     <w:rsid w:val="00051E5F"/>
+    <w:rsid w:val="00250F32"/>
     <w:rsid w:val="00285475"/>
+    <w:rsid w:val="00417D8B"/>
     <w:rsid w:val="00522433"/>
     <w:rsid w:val="007C7F24"/>
     <w:rsid w:val="00975915"/>
     <w:rsid w:val="00AF61BB"/>
     <w:rsid w:val="00DC3C96"/>
+    <w:rsid w:val="00DF7349"/>
     <w:rsid w:val="00E54AD2"/>
     <w:rsid w:val="00FB10EB"/>
   </w:rsids>
@@ -5270,7 +10342,7 @@
     <w:basedOn w:val="DefaultParagraphFont"/>
     <w:uiPriority w:val="99"/>
     <w:semiHidden/>
-    <w:rsid w:val="00285475"/>
+    <w:rsid w:val="00250F32"/>
     <w:rPr>
       <w:color w:val="808080"/>
     </w:rPr>
@@ -5278,9 +10350,9 @@
   <w:style w:type="paragraph" w:customStyle="1" w:styleId="06DDBF6F48EE453785677176D831F703">
     <w:name w:val="06DDBF6F48EE453785677176D831F703"/>
   </w:style>
-  <w:style w:type="paragraph" w:customStyle="1" w:styleId="1435DE6D08A6428F912C130A8CA92D33">
-    <w:name w:val="1435DE6D08A6428F912C130A8CA92D33"/>
-    <w:rsid w:val="00285475"/>
+  <w:style w:type="paragraph" w:customStyle="1" w:styleId="E258C3C841124D50894741623A1E552E">
+    <w:name w:val="E258C3C841124D50894741623A1E552E"/>
+    <w:rsid w:val="00250F32"/>
     <w:pPr>
       <w:spacing w:line="278" w:lineRule="auto"/>
     </w:pPr>
@@ -5294,76 +10366,6 @@
   </w:style>
   <w:style w:type="paragraph" w:customStyle="1" w:styleId="9F48805F5C874F9C88A051A8D1774C94">
     <w:name w:val="9F48805F5C874F9C88A051A8D1774C94"/>
-    <w:rsid w:val="00285475"/>
-    <w:pPr>
-      <w:spacing w:line="278" w:lineRule="auto"/>
-    </w:pPr>
-    <w:rPr>
-      <w:kern w:val="2"/>
-      <w:sz w:val="24"/>
-      <w:szCs w:val="24"/>
-      <w:lang w:val="en-GB" w:eastAsia="en-GB"/>
-      <w14:ligatures w14:val="standardContextual"/>
-    </w:rPr>
-  </w:style>
-  <w:style w:type="paragraph" w:customStyle="1" w:styleId="6143DBDB3FF84E11BDFDB5CDE8B356D3">
-    <w:name w:val="6143DBDB3FF84E11BDFDB5CDE8B356D3"/>
-    <w:rsid w:val="00285475"/>
-    <w:pPr>
-      <w:spacing w:line="278" w:lineRule="auto"/>
-    </w:pPr>
-    <w:rPr>
-      <w:kern w:val="2"/>
-      <w:sz w:val="24"/>
-      <w:szCs w:val="24"/>
-      <w:lang w:val="en-GB" w:eastAsia="en-GB"/>
-      <w14:ligatures w14:val="standardContextual"/>
-    </w:rPr>
-  </w:style>
-  <w:style w:type="paragraph" w:customStyle="1" w:styleId="5001F6C154DF47C4BE16984250E60586">
-    <w:name w:val="5001F6C154DF47C4BE16984250E60586"/>
-    <w:rsid w:val="00285475"/>
-    <w:pPr>
-      <w:spacing w:line="278" w:lineRule="auto"/>
-    </w:pPr>
-    <w:rPr>
-      <w:kern w:val="2"/>
-      <w:sz w:val="24"/>
-      <w:szCs w:val="24"/>
-      <w:lang w:val="en-GB" w:eastAsia="en-GB"/>
-      <w14:ligatures w14:val="standardContextual"/>
-    </w:rPr>
-  </w:style>
-  <w:style w:type="paragraph" w:customStyle="1" w:styleId="A304B66BEC1B42A8B02258366305435C">
-    <w:name w:val="A304B66BEC1B42A8B02258366305435C"/>
-    <w:rsid w:val="00285475"/>
-    <w:pPr>
-      <w:spacing w:line="278" w:lineRule="auto"/>
-    </w:pPr>
-    <w:rPr>
-      <w:kern w:val="2"/>
-      <w:sz w:val="24"/>
-      <w:szCs w:val="24"/>
-      <w:lang w:val="en-GB" w:eastAsia="en-GB"/>
-      <w14:ligatures w14:val="standardContextual"/>
-    </w:rPr>
-  </w:style>
-  <w:style w:type="paragraph" w:customStyle="1" w:styleId="7708130447AD4774989C39DADD1D1D6B">
-    <w:name w:val="7708130447AD4774989C39DADD1D1D6B"/>
-    <w:rsid w:val="00285475"/>
-    <w:pPr>
-      <w:spacing w:line="278" w:lineRule="auto"/>
-    </w:pPr>
-    <w:rPr>
-      <w:kern w:val="2"/>
-      <w:sz w:val="24"/>
-      <w:szCs w:val="24"/>
-      <w:lang w:val="en-GB" w:eastAsia="en-GB"/>
-      <w14:ligatures w14:val="standardContextual"/>
-    </w:rPr>
-  </w:style>
-  <w:style w:type="paragraph" w:customStyle="1" w:styleId="8E18BB18EB1F4C70975C77B46181C4CB">
-    <w:name w:val="8E18BB18EB1F4C70975C77B46181C4CB"/>
     <w:rsid w:val="00285475"/>
     <w:pPr>
       <w:spacing w:line="278" w:lineRule="auto"/>
@@ -5676,17 +10678,6 @@
 </file>
 
 <file path=customXml/item2.xml><?xml version="1.0" encoding="utf-8"?>
-<p:properties xmlns:p="http://schemas.microsoft.com/office/2006/metadata/properties" xmlns:xsi="http://www.w3.org/2001/XMLSchema-instance" xmlns:pc="http://schemas.microsoft.com/office/infopath/2007/PartnerControls">
-  <documentManagement>
-    <TaxCatchAll xmlns="21bc1e87-379c-41ae-8ee1-74437bce1b42" xsi:nil="true"/>
-    <lcf76f155ced4ddcb4097134ff3c332f xmlns="ba3eebc5-e5f5-43e9-a494-88aa9ec698b9">
-      <Terms xmlns="http://schemas.microsoft.com/office/infopath/2007/PartnerControls"/>
-    </lcf76f155ced4ddcb4097134ff3c332f>
-  </documentManagement>
-</p:properties>
-</file>
-
-<file path=customXml/item3.xml><?xml version="1.0" encoding="utf-8"?>
 <?mso-contentType ?>
 <FormTemplates xmlns="http://schemas.microsoft.com/sharepoint/v3/contenttype/forms">
   <Display>DocumentLibraryForm</Display>
@@ -5695,28 +10686,37 @@
 </FormTemplates>
 </file>
 
+<file path=customXml/item3.xml><?xml version="1.0" encoding="utf-8"?>
+<p:properties xmlns:p="http://schemas.microsoft.com/office/2006/metadata/properties" xmlns:xsi="http://www.w3.org/2001/XMLSchema-instance" xmlns:pc="http://schemas.microsoft.com/office/infopath/2007/PartnerControls">
+  <documentManagement>
+    <_activity xmlns="3c621349-07bb-4f69-bb8c-ca817af798a6" xsi:nil="true"/>
+  </documentManagement>
+</p:properties>
+</file>
+
 <file path=customXml/item4.xml><?xml version="1.0" encoding="utf-8"?>
-<ct:contentTypeSchema xmlns:ct="http://schemas.microsoft.com/office/2006/metadata/contentType" xmlns:ma="http://schemas.microsoft.com/office/2006/metadata/properties/metaAttributes" ct:_="" ma:_="" ma:contentTypeName="Document" ma:contentTypeID="0x01010047B52132DD23934FAB4E0843A5EA8DC1" ma:contentTypeVersion="12" ma:contentTypeDescription="Create a new document." ma:contentTypeScope="" ma:versionID="3dca70891f595b13fed111390f2aea12">
-  <xsd:schema xmlns:xsd="http://www.w3.org/2001/XMLSchema" xmlns:xs="http://www.w3.org/2001/XMLSchema" xmlns:p="http://schemas.microsoft.com/office/2006/metadata/properties" xmlns:ns2="ba3eebc5-e5f5-43e9-a494-88aa9ec698b9" xmlns:ns3="21bc1e87-379c-41ae-8ee1-74437bce1b42" targetNamespace="http://schemas.microsoft.com/office/2006/metadata/properties" ma:root="true" ma:fieldsID="198f0b2213d00db9ba75df3349d195c5" ns2:_="" ns3:_="">
-    <xsd:import namespace="ba3eebc5-e5f5-43e9-a494-88aa9ec698b9"/>
-    <xsd:import namespace="21bc1e87-379c-41ae-8ee1-74437bce1b42"/>
+<ct:contentTypeSchema xmlns:ct="http://schemas.microsoft.com/office/2006/metadata/contentType" xmlns:ma="http://schemas.microsoft.com/office/2006/metadata/properties/metaAttributes" ct:_="" ma:_="" ma:contentTypeName="Document" ma:contentTypeID="0x010100D80DCAE733D3F841B4052C53207B64B5" ma:contentTypeVersion="12" ma:contentTypeDescription="Create a new document." ma:contentTypeScope="" ma:versionID="3121d034bb817d63477d77382b71c536">
+  <xsd:schema xmlns:xsd="http://www.w3.org/2001/XMLSchema" xmlns:xs="http://www.w3.org/2001/XMLSchema" xmlns:p="http://schemas.microsoft.com/office/2006/metadata/properties" xmlns:ns3="3c621349-07bb-4f69-bb8c-ca817af798a6" xmlns:ns4="cb3df994-17ae-497d-bc9c-e030f194ba7e" targetNamespace="http://schemas.microsoft.com/office/2006/metadata/properties" ma:root="true" ma:fieldsID="0690d9d93f1306e2f4206b4787c33dae" ns3:_="" ns4:_="">
+    <xsd:import namespace="3c621349-07bb-4f69-bb8c-ca817af798a6"/>
+    <xsd:import namespace="cb3df994-17ae-497d-bc9c-e030f194ba7e"/>
     <xsd:element name="properties">
       <xsd:complexType>
         <xsd:sequence>
           <xsd:element name="documentManagement">
             <xsd:complexType>
               <xsd:all>
-                <xsd:element ref="ns2:MediaServiceMetadata" minOccurs="0"/>
-                <xsd:element ref="ns2:MediaServiceFastMetadata" minOccurs="0"/>
-                <xsd:element ref="ns2:MediaServiceSearchProperties" minOccurs="0"/>
-                <xsd:element ref="ns2:MediaServiceObjectDetectorVersions" minOccurs="0"/>
-                <xsd:element ref="ns2:MediaServiceDateTaken" minOccurs="0"/>
-                <xsd:element ref="ns2:lcf76f155ced4ddcb4097134ff3c332f" minOccurs="0"/>
-                <xsd:element ref="ns3:TaxCatchAll" minOccurs="0"/>
-                <xsd:element ref="ns2:MediaServiceOCR" minOccurs="0"/>
-                <xsd:element ref="ns2:MediaServiceGenerationTime" minOccurs="0"/>
-                <xsd:element ref="ns2:MediaServiceEventHashCode" minOccurs="0"/>
-                <xsd:element ref="ns2:MediaLengthInSeconds" minOccurs="0"/>
+                <xsd:element ref="ns3:_activity" minOccurs="0"/>
+                <xsd:element ref="ns4:SharedWithUsers" minOccurs="0"/>
+                <xsd:element ref="ns4:SharedWithDetails" minOccurs="0"/>
+                <xsd:element ref="ns4:SharingHintHash" minOccurs="0"/>
+                <xsd:element ref="ns3:MediaServiceMetadata" minOccurs="0"/>
+                <xsd:element ref="ns3:MediaServiceFastMetadata" minOccurs="0"/>
+                <xsd:element ref="ns3:MediaServiceSearchProperties" minOccurs="0"/>
+                <xsd:element ref="ns3:MediaServiceDateTaken" minOccurs="0"/>
+                <xsd:element ref="ns3:MediaServiceObjectDetectorVersions" minOccurs="0"/>
+                <xsd:element ref="ns3:MediaServiceSystemTags" minOccurs="0"/>
+                <xsd:element ref="ns3:MediaServiceGenerationTime" minOccurs="0"/>
+                <xsd:element ref="ns3:MediaServiceEventHashCode" minOccurs="0"/>
               </xsd:all>
             </xsd:complexType>
           </xsd:element>
@@ -5724,77 +10724,88 @@
       </xsd:complexType>
     </xsd:element>
   </xsd:schema>
-  <xsd:schema xmlns:xsd="http://www.w3.org/2001/XMLSchema" xmlns:xs="http://www.w3.org/2001/XMLSchema" xmlns:dms="http://schemas.microsoft.com/office/2006/documentManagement/types" xmlns:pc="http://schemas.microsoft.com/office/infopath/2007/PartnerControls" targetNamespace="ba3eebc5-e5f5-43e9-a494-88aa9ec698b9" elementFormDefault="qualified">
+  <xsd:schema xmlns:xsd="http://www.w3.org/2001/XMLSchema" xmlns:xs="http://www.w3.org/2001/XMLSchema" xmlns:dms="http://schemas.microsoft.com/office/2006/documentManagement/types" xmlns:pc="http://schemas.microsoft.com/office/infopath/2007/PartnerControls" targetNamespace="3c621349-07bb-4f69-bb8c-ca817af798a6" elementFormDefault="qualified">
     <xsd:import namespace="http://schemas.microsoft.com/office/2006/documentManagement/types"/>
     <xsd:import namespace="http://schemas.microsoft.com/office/infopath/2007/PartnerControls"/>
-    <xsd:element name="MediaServiceMetadata" ma:index="8" nillable="true" ma:displayName="MediaServiceMetadata" ma:hidden="true" ma:internalName="MediaServiceMetadata" ma:readOnly="true">
+    <xsd:element name="_activity" ma:index="8" nillable="true" ma:displayName="_activity" ma:hidden="true" ma:internalName="_activity">
       <xsd:simpleType>
         <xsd:restriction base="dms:Note"/>
       </xsd:simpleType>
     </xsd:element>
-    <xsd:element name="MediaServiceFastMetadata" ma:index="9" nillable="true" ma:displayName="MediaServiceFastMetadata" ma:hidden="true" ma:internalName="MediaServiceFastMetadata" ma:readOnly="true">
+    <xsd:element name="MediaServiceMetadata" ma:index="12" nillable="true" ma:displayName="MediaServiceMetadata" ma:hidden="true" ma:internalName="MediaServiceMetadata" ma:readOnly="true">
       <xsd:simpleType>
         <xsd:restriction base="dms:Note"/>
       </xsd:simpleType>
     </xsd:element>
-    <xsd:element name="MediaServiceSearchProperties" ma:index="10" nillable="true" ma:displayName="MediaServiceSearchProperties" ma:hidden="true" ma:internalName="MediaServiceSearchProperties" ma:readOnly="true">
+    <xsd:element name="MediaServiceFastMetadata" ma:index="13" nillable="true" ma:displayName="MediaServiceFastMetadata" ma:hidden="true" ma:internalName="MediaServiceFastMetadata" ma:readOnly="true">
       <xsd:simpleType>
         <xsd:restriction base="dms:Note"/>
       </xsd:simpleType>
     </xsd:element>
-    <xsd:element name="MediaServiceObjectDetectorVersions" ma:index="11" nillable="true" ma:displayName="MediaServiceObjectDetectorVersions" ma:hidden="true" ma:indexed="true" ma:internalName="MediaServiceObjectDetectorVersions" ma:readOnly="true">
+    <xsd:element name="MediaServiceSearchProperties" ma:index="14" nillable="true" ma:displayName="MediaServiceSearchProperties" ma:hidden="true" ma:internalName="MediaServiceSearchProperties" ma:readOnly="true">
+      <xsd:simpleType>
+        <xsd:restriction base="dms:Note"/>
+      </xsd:simpleType>
+    </xsd:element>
+    <xsd:element name="MediaServiceDateTaken" ma:index="15" nillable="true" ma:displayName="MediaServiceDateTaken" ma:hidden="true" ma:indexed="true" ma:internalName="MediaServiceDateTaken" ma:readOnly="true">
       <xsd:simpleType>
         <xsd:restriction base="dms:Text"/>
       </xsd:simpleType>
     </xsd:element>
-    <xsd:element name="MediaServiceDateTaken" ma:index="12" nillable="true" ma:displayName="MediaServiceDateTaken" ma:hidden="true" ma:indexed="true" ma:internalName="MediaServiceDateTaken" ma:readOnly="true">
+    <xsd:element name="MediaServiceObjectDetectorVersions" ma:index="16" nillable="true" ma:displayName="MediaServiceObjectDetectorVersions" ma:hidden="true" ma:indexed="true" ma:internalName="MediaServiceObjectDetectorVersions" ma:readOnly="true">
       <xsd:simpleType>
         <xsd:restriction base="dms:Text"/>
       </xsd:simpleType>
     </xsd:element>
-    <xsd:element name="lcf76f155ced4ddcb4097134ff3c332f" ma:index="14" nillable="true" ma:taxonomy="true" ma:internalName="lcf76f155ced4ddcb4097134ff3c332f" ma:taxonomyFieldName="MediaServiceImageTags" ma:displayName="Image Tags" ma:readOnly="false" ma:fieldId="{5cf76f15-5ced-4ddc-b409-7134ff3c332f}" ma:taxonomyMulti="true" ma:sspId="ef85decb-1301-438d-8b3f-81c7864c2a9b" ma:termSetId="09814cd3-568e-fe90-9814-8d621ff8fb84" ma:anchorId="fba54fb3-c3e1-fe81-a776-ca4b69148c4d" ma:open="true" ma:isKeyword="false">
+    <xsd:element name="MediaServiceSystemTags" ma:index="17" nillable="true" ma:displayName="MediaServiceSystemTags" ma:hidden="true" ma:internalName="MediaServiceSystemTags" ma:readOnly="true">
+      <xsd:simpleType>
+        <xsd:restriction base="dms:Note"/>
+      </xsd:simpleType>
+    </xsd:element>
+    <xsd:element name="MediaServiceGenerationTime" ma:index="18" nillable="true" ma:displayName="MediaServiceGenerationTime" ma:hidden="true" ma:internalName="MediaServiceGenerationTime" ma:readOnly="true">
+      <xsd:simpleType>
+        <xsd:restriction base="dms:Text"/>
+      </xsd:simpleType>
+    </xsd:element>
+    <xsd:element name="MediaServiceEventHashCode" ma:index="19" nillable="true" ma:displayName="MediaServiceEventHashCode" ma:hidden="true" ma:internalName="MediaServiceEventHashCode" ma:readOnly="true">
+      <xsd:simpleType>
+        <xsd:restriction base="dms:Text"/>
+      </xsd:simpleType>
+    </xsd:element>
+  </xsd:schema>
+  <xsd:schema xmlns:xsd="http://www.w3.org/2001/XMLSchema" xmlns:xs="http://www.w3.org/2001/XMLSchema" xmlns:dms="http://schemas.microsoft.com/office/2006/documentManagement/types" xmlns:pc="http://schemas.microsoft.com/office/infopath/2007/PartnerControls" targetNamespace="cb3df994-17ae-497d-bc9c-e030f194ba7e" elementFormDefault="qualified">
+    <xsd:import namespace="http://schemas.microsoft.com/office/2006/documentManagement/types"/>
+    <xsd:import namespace="http://schemas.microsoft.com/office/infopath/2007/PartnerControls"/>
+    <xsd:element name="SharedWithUsers" ma:index="9" nillable="true" ma:displayName="Shared With" ma:internalName="SharedWithUsers" ma:readOnly="true">
       <xsd:complexType>
-        <xsd:sequence>
-          <xsd:element ref="pc:Terms" minOccurs="0" maxOccurs="1"/>
-        </xsd:sequence>
+        <xsd:complexContent>
+          <xsd:extension base="dms:UserMulti">
+            <xsd:sequence>
+              <xsd:element name="UserInfo" minOccurs="0" maxOccurs="unbounded">
+                <xsd:complexType>
+                  <xsd:sequence>
+                    <xsd:element name="DisplayName" type="xsd:string" minOccurs="0"/>
+                    <xsd:element name="AccountId" type="dms:UserId" minOccurs="0" nillable="true"/>
+                    <xsd:element name="AccountType" type="xsd:string" minOccurs="0"/>
+                  </xsd:sequence>
+                </xsd:complexType>
+              </xsd:element>
+            </xsd:sequence>
+          </xsd:extension>
+        </xsd:complexContent>
       </xsd:complexType>
     </xsd:element>
-    <xsd:element name="MediaServiceOCR" ma:index="16" nillable="true" ma:displayName="Extracted Text" ma:internalName="MediaServiceOCR" ma:readOnly="true">
+    <xsd:element name="SharedWithDetails" ma:index="10" nillable="true" ma:displayName="Shared With Details" ma:internalName="SharedWithDetails" ma:readOnly="true">
       <xsd:simpleType>
         <xsd:restriction base="dms:Note">
           <xsd:maxLength value="255"/>
         </xsd:restriction>
       </xsd:simpleType>
     </xsd:element>
-    <xsd:element name="MediaServiceGenerationTime" ma:index="17" nillable="true" ma:displayName="MediaServiceGenerationTime" ma:hidden="true" ma:internalName="MediaServiceGenerationTime" ma:readOnly="true">
+    <xsd:element name="SharingHintHash" ma:index="11" nillable="true" ma:displayName="Sharing Hint Hash" ma:hidden="true" ma:internalName="SharingHintHash" ma:readOnly="true">
       <xsd:simpleType>
         <xsd:restriction base="dms:Text"/>
       </xsd:simpleType>
-    </xsd:element>
-    <xsd:element name="MediaServiceEventHashCode" ma:index="18" nillable="true" ma:displayName="MediaServiceEventHashCode" ma:hidden="true" ma:internalName="MediaServiceEventHashCode" ma:readOnly="true">
-      <xsd:simpleType>
-        <xsd:restriction base="dms:Text"/>
-      </xsd:simpleType>
-    </xsd:element>
-    <xsd:element name="MediaLengthInSeconds" ma:index="19" nillable="true" ma:displayName="MediaLengthInSeconds" ma:hidden="true" ma:internalName="MediaLengthInSeconds" ma:readOnly="true">
-      <xsd:simpleType>
-        <xsd:restriction base="dms:Unknown"/>
-      </xsd:simpleType>
-    </xsd:element>
-  </xsd:schema>
-  <xsd:schema xmlns:xsd="http://www.w3.org/2001/XMLSchema" xmlns:xs="http://www.w3.org/2001/XMLSchema" xmlns:dms="http://schemas.microsoft.com/office/2006/documentManagement/types" xmlns:pc="http://schemas.microsoft.com/office/infopath/2007/PartnerControls" targetNamespace="21bc1e87-379c-41ae-8ee1-74437bce1b42" elementFormDefault="qualified">
-    <xsd:import namespace="http://schemas.microsoft.com/office/2006/documentManagement/types"/>
-    <xsd:import namespace="http://schemas.microsoft.com/office/infopath/2007/PartnerControls"/>
-    <xsd:element name="TaxCatchAll" ma:index="15" nillable="true" ma:displayName="Taxonomy Catch All Column" ma:hidden="true" ma:list="{c18aa03c-6177-44fa-9d0b-36c27a242aa2}" ma:internalName="TaxCatchAll" ma:showField="CatchAllData" ma:web="21bc1e87-379c-41ae-8ee1-74437bce1b42">
-      <xsd:complexType>
-        <xsd:complexContent>
-          <xsd:extension base="dms:MultiChoiceLookup">
-            <xsd:sequence>
-              <xsd:element name="Value" type="dms:Lookup" maxOccurs="unbounded" minOccurs="0" nillable="true"/>
-            </xsd:sequence>
-          </xsd:extension>
-        </xsd:complexContent>
-      </xsd:complexType>
     </xsd:element>
   </xsd:schema>
   <xsd:schema xmlns="http://schemas.openxmlformats.org/package/2006/metadata/core-properties" xmlns:xsd="http://www.w3.org/2001/XMLSchema" xmlns:xsi="http://www.w3.org/2001/XMLSchema-instance" xmlns:dc="http://purl.org/dc/elements/1.1/" xmlns:dcterms="http://purl.org/dc/terms/" xmlns:odoc="http://schemas.microsoft.com/internal/obd" targetNamespace="http://schemas.openxmlformats.org/package/2006/metadata/core-properties" elementFormDefault="qualified" attributeFormDefault="unqualified" blockDefault="#all">
@@ -5905,17 +10916,6 @@
 </file>
 
 <file path=customXml/itemProps2.xml><?xml version="1.0" encoding="utf-8"?>
-<ds:datastoreItem xmlns:ds="http://schemas.openxmlformats.org/officeDocument/2006/customXml" ds:itemID="{AEE2AF5B-EED7-4B7D-B719-B4DF8C47E9E5}">
-  <ds:schemaRefs>
-    <ds:schemaRef ds:uri="http://schemas.microsoft.com/office/2006/metadata/properties"/>
-    <ds:schemaRef ds:uri="http://schemas.microsoft.com/office/infopath/2007/PartnerControls"/>
-    <ds:schemaRef ds:uri="21bc1e87-379c-41ae-8ee1-74437bce1b42"/>
-    <ds:schemaRef ds:uri="ba3eebc5-e5f5-43e9-a494-88aa9ec698b9"/>
-  </ds:schemaRefs>
-</ds:datastoreItem>
-</file>
-
-<file path=customXml/itemProps3.xml><?xml version="1.0" encoding="utf-8"?>
 <ds:datastoreItem xmlns:ds="http://schemas.openxmlformats.org/officeDocument/2006/customXml" ds:itemID="{83B10399-0E4E-4178-B64D-B6EED4DF55F8}">
   <ds:schemaRefs>
     <ds:schemaRef ds:uri="http://schemas.microsoft.com/sharepoint/v3/contenttype/forms"/>
@@ -5923,15 +10923,25 @@
 </ds:datastoreItem>
 </file>
 
+<file path=customXml/itemProps3.xml><?xml version="1.0" encoding="utf-8"?>
+<ds:datastoreItem xmlns:ds="http://schemas.openxmlformats.org/officeDocument/2006/customXml" ds:itemID="{AEE2AF5B-EED7-4B7D-B719-B4DF8C47E9E5}">
+  <ds:schemaRefs>
+    <ds:schemaRef ds:uri="http://schemas.microsoft.com/office/2006/metadata/properties"/>
+    <ds:schemaRef ds:uri="http://schemas.microsoft.com/office/infopath/2007/PartnerControls"/>
+    <ds:schemaRef ds:uri="3c621349-07bb-4f69-bb8c-ca817af798a6"/>
+  </ds:schemaRefs>
+</ds:datastoreItem>
+</file>
+
 <file path=customXml/itemProps4.xml><?xml version="1.0" encoding="utf-8"?>
-<ds:datastoreItem xmlns:ds="http://schemas.openxmlformats.org/officeDocument/2006/customXml" ds:itemID="{735C815F-F96C-47CE-83DE-70B010E00493}">
+<ds:datastoreItem xmlns:ds="http://schemas.openxmlformats.org/officeDocument/2006/customXml" ds:itemID="{0DCB2E84-8BE5-4958-BC4D-9DAE83C94E9B}">
   <ds:schemaRefs>
     <ds:schemaRef ds:uri="http://schemas.microsoft.com/office/2006/metadata/contentType"/>
     <ds:schemaRef ds:uri="http://schemas.microsoft.com/office/2006/metadata/properties/metaAttributes"/>
     <ds:schemaRef ds:uri="http://www.w3.org/2001/XMLSchema"/>
     <ds:schemaRef ds:uri="http://schemas.microsoft.com/office/2006/metadata/properties"/>
-    <ds:schemaRef ds:uri="ba3eebc5-e5f5-43e9-a494-88aa9ec698b9"/>
-    <ds:schemaRef ds:uri="21bc1e87-379c-41ae-8ee1-74437bce1b42"/>
+    <ds:schemaRef ds:uri="3c621349-07bb-4f69-bb8c-ca817af798a6"/>
+    <ds:schemaRef ds:uri="cb3df994-17ae-497d-bc9c-e030f194ba7e"/>
     <ds:schemaRef ds:uri="http://schemas.microsoft.com/office/2006/documentManagement/types"/>
     <ds:schemaRef ds:uri="http://schemas.microsoft.com/office/infopath/2007/PartnerControls"/>
     <ds:schemaRef ds:uri="http://schemas.openxmlformats.org/package/2006/metadata/core-properties"/>
